--- a/מסמכים/הגשה/ביקורת/מסמך-עיצוב-פתרון-עם-הערות-של-אופק.docx
+++ b/מסמכים/הגשה/ביקורת/מסמך-עיצוב-פתרון-עם-הערות-של-אופק.docx
@@ -21604,7 +21604,6 @@
             <w:pPr>
               <w:pStyle w:val="Compact"/>
               <w:rPr>
-                <w:rFonts w:hint="cs"/>
                 <w:rtl/>
               </w:rPr>
             </w:pPr>
@@ -21620,7 +21619,6 @@
             <w:r>
               <w:rPr>
                 <w:rStyle w:val="af0"/>
-                <w:rFonts w:hint="cs"/>
                 <w:sz w:val="24"/>
                 <w:szCs w:val="24"/>
                 <w:rtl/>
@@ -21802,7 +21800,6 @@
       <w:pPr>
         <w:spacing w:before="240"/>
         <w:rPr>
-          <w:rFonts w:hint="cs"/>
           <w:rtl/>
         </w:rPr>
       </w:pPr>
@@ -21844,7 +21841,6 @@
       <w:r>
         <w:rPr>
           <w:rStyle w:val="af0"/>
-          <w:rFonts w:hint="cs"/>
           <w:sz w:val="24"/>
           <w:szCs w:val="24"/>
           <w:rtl/>
@@ -24428,7 +24424,6 @@
             <w:pPr>
               <w:pStyle w:val="Compact"/>
               <w:rPr>
-                <w:rFonts w:hint="cs"/>
                 <w:rtl/>
               </w:rPr>
             </w:pPr>
@@ -26086,7 +26081,6 @@
     <w:p>
       <w:pPr>
         <w:rPr>
-          <w:rFonts w:hint="cs"/>
           <w:rtl/>
         </w:rPr>
       </w:pPr>
@@ -26109,7 +26103,6 @@
       <w:r>
         <w:rPr>
           <w:rStyle w:val="af0"/>
-          <w:rFonts w:hint="cs"/>
           <w:sz w:val="24"/>
           <w:szCs w:val="24"/>
           <w:rtl/>
@@ -28227,9 +28220,26 @@
           <w:lang w:val="he"/>
         </w:rPr>
         <w:lastRenderedPageBreak/>
-        <w:t>7. דפוסי עיצוב</w:t>
+        <w:t xml:space="preserve">7. </w:t>
+      </w:r>
+      <w:commentRangeStart w:id="215"/>
+      <w:r>
+        <w:rPr>
+          <w:rtl/>
+          <w:lang w:val="he"/>
+        </w:rPr>
+        <w:t>דפוסי עיצוב</w:t>
       </w:r>
       <w:bookmarkEnd w:id="213"/>
+      <w:commentRangeEnd w:id="215"/>
+      <w:r>
+        <w:rPr>
+          <w:rStyle w:val="af0"/>
+          <w:sz w:val="40"/>
+          <w:szCs w:val="40"/>
+        </w:rPr>
+        <w:commentReference w:id="215"/>
+      </w:r>
     </w:p>
     <w:p>
       <w:r>
@@ -28237,24 +28247,51 @@
           <w:rtl/>
           <w:lang w:val="he"/>
         </w:rPr>
-        <w:t>פרק זה מציג את דפוסי העיצוב המיושמים במערכת. לכל דפוס מצוין מהו הדפוס, איזו בעיה קונקרטית הוא פתר כאן, והיכן בדיוק הוא ממומש.</w:t>
+        <w:t xml:space="preserve">פרק זה מציג את דפוסי העיצוב המיושמים במערכת. </w:t>
+      </w:r>
+      <w:commentRangeStart w:id="216"/>
+      <w:r>
+        <w:rPr>
+          <w:rtl/>
+          <w:lang w:val="he"/>
+        </w:rPr>
+        <w:t>לכל דפוס מצוין מהו הדפוס, איזו בעיה קונקרטית הוא פתר כאן, והיכן בדיוק הוא ממומש.</w:t>
+      </w:r>
+      <w:commentRangeEnd w:id="216"/>
+      <w:r>
+        <w:rPr>
+          <w:rStyle w:val="af0"/>
+          <w:sz w:val="24"/>
+          <w:szCs w:val="24"/>
+        </w:rPr>
+        <w:commentReference w:id="216"/>
       </w:r>
     </w:p>
     <w:p>
+      <w:commentRangeStart w:id="217"/>
       <w:r>
         <w:rPr>
           <w:rtl/>
           <w:lang w:val="he"/>
         </w:rPr>
         <w:t>חלק מן הדפוסים ממומשים במלוא צורתם הקלאסית, וחלקם ממומשים בצורה פונקציונלית או מבנית ולא כהיררכיית מחלקות. הפרק מבחין בין השניים במפורש, ובמקום שבו דפוס מקובל לא מומש, מצוין מה ממלא את מקומו ומדוע.</w:t>
+      </w:r>
+      <w:commentRangeEnd w:id="217"/>
+      <w:r>
+        <w:rPr>
+          <w:rStyle w:val="af0"/>
+          <w:sz w:val="24"/>
+          <w:szCs w:val="24"/>
+        </w:rPr>
+        <w:commentReference w:id="217"/>
       </w:r>
     </w:p>
     <w:p>
       <w:pPr>
         <w:pStyle w:val="2"/>
       </w:pPr>
-      <w:bookmarkStart w:id="215" w:name="_Toc239280992"/>
-      <w:bookmarkStart w:id="216" w:name="הזרקת-תלויות-והיפוך-שליטה"/>
+      <w:bookmarkStart w:id="218" w:name="_Toc239280992"/>
+      <w:bookmarkStart w:id="219" w:name="הזרקת-תלויות-והיפוך-שליטה"/>
       <w:r>
         <w:rPr>
           <w:rtl/>
@@ -28262,7 +28299,7 @@
         </w:rPr>
         <w:t>7.1 הזרקת תלויות והיפוך שליטה</w:t>
       </w:r>
-      <w:bookmarkEnd w:id="215"/>
+      <w:bookmarkEnd w:id="218"/>
     </w:p>
     <w:p>
       <w:r>
@@ -28288,7 +28325,24 @@
           <w:rtl/>
           <w:lang w:val="he"/>
         </w:rPr>
-        <w:t>מזריק תלויות מרכזי אחד מגדיר את כל הרכיבים ואת מה שמוזרק לכל אחד מהם. כל שירות מצהיר על תלויותיו בבנאי בלבד, ואף שירות אינו יוצר תלות בעצמו. אין במערכת משתנה גלובלי ואין מופע יחיד הנוצר בצד בתוך מודול.</w:t>
+        <w:t xml:space="preserve">מזריק תלויות מרכזי אחד מגדיר את כל הרכיבים ואת מה שמוזרק לכל אחד מהם. כל שירות מצהיר על תלויותיו בבנאי בלבד, ואף שירות אינו יוצר תלות בעצמו. </w:t>
+      </w:r>
+      <w:commentRangeStart w:id="220"/>
+      <w:r>
+        <w:rPr>
+          <w:rtl/>
+          <w:lang w:val="he"/>
+        </w:rPr>
+        <w:t>אין במערכת משתנה גלובלי ואין מופע יחיד הנוצר בצד בתוך מודול.</w:t>
+      </w:r>
+      <w:commentRangeEnd w:id="220"/>
+      <w:r>
+        <w:rPr>
+          <w:rStyle w:val="af0"/>
+          <w:sz w:val="24"/>
+          <w:szCs w:val="24"/>
+        </w:rPr>
+        <w:commentReference w:id="220"/>
       </w:r>
     </w:p>
     <w:p>
@@ -28297,16 +28351,42 @@
           <w:rtl/>
           <w:lang w:val="he"/>
         </w:rPr>
-        <w:t>הערה: זהו הדפוס המרכזי במערכת, וכל שאר הדפוסים בפרק זה נשענים על כך שההרכבה מרוכזת במקום אחד.</w:t>
+        <w:t xml:space="preserve">הערה: זהו הדפוס המרכזי במערכת, וכל שאר הדפוסים בפרק זה נשענים על כך </w:t>
+      </w:r>
+      <w:commentRangeStart w:id="221"/>
+      <w:r>
+        <w:rPr>
+          <w:rtl/>
+          <w:lang w:val="he"/>
+        </w:rPr>
+        <w:t xml:space="preserve">שההרכבה </w:t>
+      </w:r>
+      <w:commentRangeEnd w:id="221"/>
+      <w:r>
+        <w:rPr>
+          <w:rStyle w:val="af0"/>
+          <w:sz w:val="24"/>
+          <w:szCs w:val="24"/>
+          <w:rtl/>
+          <w:lang w:val="he"/>
+        </w:rPr>
+        <w:commentReference w:id="221"/>
+      </w:r>
+      <w:r>
+        <w:rPr>
+          <w:rtl/>
+          <w:lang w:val="he"/>
+        </w:rPr>
+        <w:t>מרוכזת במקום אחד.</w:t>
       </w:r>
     </w:p>
     <w:p>
       <w:pPr>
         <w:pStyle w:val="2"/>
       </w:pPr>
-      <w:bookmarkStart w:id="217" w:name="_Toc239280993"/>
-      <w:bookmarkStart w:id="218" w:name="factory"/>
-      <w:bookmarkEnd w:id="216"/>
+      <w:bookmarkStart w:id="222" w:name="_Toc239280993"/>
+      <w:bookmarkStart w:id="223" w:name="factory"/>
+      <w:bookmarkEnd w:id="219"/>
       <w:r>
         <w:rPr>
           <w:rtl/>
@@ -28314,15 +28394,25 @@
         </w:rPr>
         <w:t>7.2 Factory</w:t>
       </w:r>
-      <w:bookmarkEnd w:id="217"/>
+      <w:bookmarkEnd w:id="222"/>
     </w:p>
     <w:p>
+      <w:commentRangeStart w:id="224"/>
       <w:r>
         <w:rPr>
           <w:rtl/>
           <w:lang w:val="he"/>
         </w:rPr>
         <w:t>אובייקט אינו נוצר ישירות, אלא על ידי גורם האחראי על בנייתו והיכול להחליט כיצד לבנות אותו. הדפוס מיושם במערכת בשלוש צורות שונות:</w:t>
+      </w:r>
+      <w:commentRangeEnd w:id="224"/>
+      <w:r>
+        <w:rPr>
+          <w:rStyle w:val="af0"/>
+          <w:sz w:val="24"/>
+          <w:szCs w:val="24"/>
+        </w:rPr>
+        <w:commentReference w:id="224"/>
       </w:r>
     </w:p>
     <w:p>
@@ -28372,7 +28462,99 @@
           <w:rtl/>
           <w:lang w:val="he"/>
         </w:rPr>
-        <w:t xml:space="preserve"> - זוהי הצורה המעניינת יותר. במקום לכתוב בודק לכל צירוף תפקידים, קיימת פונקציה המקבלת רשימת תפקידים ומחזירה בודק מותאם, וכל נתיב מצהיר על הבודק שלו. כך נתיב המיועד למנהל בלבד מקבל בודק שנבנה עבור מנהל, ונתיב המיועד לטבח ולמנהל מקבל בודק שנבנה עבור שניהם. הבודק הנוצר בנוי מעל בדיקת הזהות ואינו חוזר עליה, ולפיכך כל נתיב מוגן הוא בהכרח גם מאומת ולא ניתן להגן על נתיב ולשכוח לאמת אותו. אלמלא צורה זו, כל נתיב היה בודק תפקידים בעצמו, וכל נתיב חדש היה הזדמנות לשכוח בדיקה או לכתוב אותה מעט אחרת.</w:t>
+        <w:t xml:space="preserve"> - </w:t>
+      </w:r>
+      <w:commentRangeStart w:id="225"/>
+      <w:r>
+        <w:rPr>
+          <w:rtl/>
+          <w:lang w:val="he"/>
+        </w:rPr>
+        <w:t>זוהי הצורה המעניינת יותר</w:t>
+      </w:r>
+      <w:commentRangeEnd w:id="225"/>
+      <w:r>
+        <w:rPr>
+          <w:rStyle w:val="af0"/>
+          <w:sz w:val="24"/>
+          <w:szCs w:val="24"/>
+          <w:rtl/>
+          <w:lang w:val="he"/>
+        </w:rPr>
+        <w:commentReference w:id="225"/>
+      </w:r>
+      <w:r>
+        <w:rPr>
+          <w:rtl/>
+          <w:lang w:val="he"/>
+        </w:rPr>
+        <w:t xml:space="preserve">. במקום לכתוב בודק לכל צירוף תפקידים, קיימת פונקציה המקבלת רשימת תפקידים ומחזירה בודק מותאם, וכל נתיב מצהיר על הבודק שלו. כך נתיב המיועד למנהל בלבד מקבל בודק שנבנה עבור מנהל, ונתיב המיועד לטבח ולמנהל מקבל בודק שנבנה עבור שניהם. הבודק הנוצר בנוי מעל בדיקת הזהות ואינו חוזר עליה, </w:t>
+      </w:r>
+      <w:commentRangeStart w:id="226"/>
+      <w:r>
+        <w:rPr>
+          <w:rtl/>
+          <w:lang w:val="he"/>
+        </w:rPr>
+        <w:t>ולפיכך כל נתיב מוגן הוא בהכרח גם מאומת ולא ניתן להגן על נתיב ולשכוח לאמת אותו</w:t>
+      </w:r>
+      <w:commentRangeEnd w:id="226"/>
+      <w:r>
+        <w:rPr>
+          <w:rStyle w:val="af0"/>
+          <w:sz w:val="24"/>
+          <w:szCs w:val="24"/>
+          <w:rtl/>
+          <w:lang w:val="he"/>
+        </w:rPr>
+        <w:commentReference w:id="226"/>
+      </w:r>
+      <w:r>
+        <w:rPr>
+          <w:rtl/>
+          <w:lang w:val="he"/>
+        </w:rPr>
+        <w:t xml:space="preserve">. אלמלא צורה זו, כל נתיב היה בודק תפקידים בעצמו, וכל נתיב חדש היה </w:t>
+      </w:r>
+      <w:r>
+        <w:rPr>
+          <w:rFonts w:hint="cs"/>
+          <w:color w:val="4EA72E" w:themeColor="accent6"/>
+          <w:rtl/>
+          <w:lang w:val="he"/>
+        </w:rPr>
+        <w:t>עלול תיאורטית</w:t>
+      </w:r>
+      <w:r>
+        <w:rPr>
+          <w:rtl/>
+          <w:lang w:val="he"/>
+        </w:rPr>
+        <w:t xml:space="preserve"> לשכוח </w:t>
+      </w:r>
+      <w:r>
+        <w:rPr>
+          <w:rFonts w:hint="cs"/>
+          <w:color w:val="4EA72E" w:themeColor="accent6"/>
+          <w:rtl/>
+          <w:lang w:val="he"/>
+        </w:rPr>
+        <w:t>לבצע</w:t>
+      </w:r>
+      <w:r>
+        <w:rPr>
+          <w:rFonts w:hint="cs"/>
+          <w:rtl/>
+          <w:lang w:val="he"/>
+        </w:rPr>
+        <w:t xml:space="preserve"> </w:t>
+      </w:r>
+      <w:r>
+        <w:rPr>
+          <w:rtl/>
+          <w:lang w:val="he"/>
+        </w:rPr>
+        <w:t>בדיקה או לכתוב אותה מעט אחרת.</w:t>
       </w:r>
     </w:p>
     <w:p>
@@ -28404,9 +28586,9 @@
       <w:pPr>
         <w:pStyle w:val="2"/>
       </w:pPr>
-      <w:bookmarkStart w:id="219" w:name="_Toc239280994"/>
-      <w:bookmarkStart w:id="220" w:name="singleton"/>
-      <w:bookmarkEnd w:id="218"/>
+      <w:bookmarkStart w:id="227" w:name="_Toc239280994"/>
+      <w:bookmarkStart w:id="228" w:name="singleton"/>
+      <w:bookmarkEnd w:id="223"/>
       <w:r>
         <w:rPr>
           <w:rtl/>
@@ -28414,7 +28596,7 @@
         </w:rPr>
         <w:t>7.3 Singleton</w:t>
       </w:r>
-      <w:bookmarkEnd w:id="219"/>
+      <w:bookmarkEnd w:id="227"/>
     </w:p>
     <w:p>
       <w:r>
@@ -28422,7 +28604,24 @@
           <w:rtl/>
           <w:lang w:val="he"/>
         </w:rPr>
-        <w:t>הדפוס מגדיר מחלקה שקיים ממנה מופע אחד בלבד בכל המערכת, וזהו החריג המודע היחיד לכלל שלפיו כל שירות נבנה מחדש בכל הזרקה.</w:t>
+        <w:t xml:space="preserve">הדפוס מגדיר מחלקה שקיים ממנה מופע אחד בלבד בכל המערכת, </w:t>
+      </w:r>
+      <w:commentRangeStart w:id="229"/>
+      <w:r>
+        <w:rPr>
+          <w:rtl/>
+          <w:lang w:val="he"/>
+        </w:rPr>
+        <w:t>וזהו החריג המודע היחיד לכלל שלפיו כל שירות נבנה מחדש בכל הזרקה.</w:t>
+      </w:r>
+      <w:commentRangeEnd w:id="229"/>
+      <w:r>
+        <w:rPr>
+          <w:rStyle w:val="af0"/>
+          <w:sz w:val="24"/>
+          <w:szCs w:val="24"/>
+        </w:rPr>
+        <w:commentReference w:id="229"/>
       </w:r>
     </w:p>
     <w:p>
@@ -28431,7 +28630,109 @@
           <w:rtl/>
           <w:lang w:val="he"/>
         </w:rPr>
-        <w:t xml:space="preserve">שירות השף החכם מחזיק שלוש רשימות מגבלה בזיכרון: בקשה אחת לכל טבח, הודעה אחת לכל שיחה, ועדכון אחד לכל הצעה. אילו כל בקשה הייתה מקבלת עותק חדש של השירות, כל אחת מהן הייתה מקבלת רשימות ריקות והמגבלות היו מפסיקות לעבוד בשקט, ללא שגיאה, ללא התרעה, ורק בהתנהגות שגויה תחת עומס. המתאם לשירות </w:t>
+        <w:t xml:space="preserve">שירות השף החכם מחזיק שלוש </w:t>
+      </w:r>
+      <w:commentRangeStart w:id="230"/>
+      <w:r>
+        <w:rPr>
+          <w:rtl/>
+          <w:lang w:val="he"/>
+        </w:rPr>
+        <w:t xml:space="preserve">רשימות מגבלה </w:t>
+      </w:r>
+      <w:commentRangeEnd w:id="230"/>
+      <w:r>
+        <w:rPr>
+          <w:rStyle w:val="af0"/>
+          <w:sz w:val="24"/>
+          <w:szCs w:val="24"/>
+          <w:rtl/>
+          <w:lang w:val="he"/>
+        </w:rPr>
+        <w:commentReference w:id="230"/>
+      </w:r>
+      <w:r>
+        <w:rPr>
+          <w:rtl/>
+          <w:lang w:val="he"/>
+        </w:rPr>
+        <w:t xml:space="preserve">בזיכרון: בקשה אחת לכל טבח, </w:t>
+      </w:r>
+      <w:commentRangeStart w:id="231"/>
+      <w:r>
+        <w:rPr>
+          <w:rtl/>
+          <w:lang w:val="he"/>
+        </w:rPr>
+        <w:t xml:space="preserve">הודעה </w:t>
+      </w:r>
+      <w:commentRangeEnd w:id="231"/>
+      <w:r>
+        <w:rPr>
+          <w:rStyle w:val="af0"/>
+          <w:sz w:val="24"/>
+          <w:szCs w:val="24"/>
+          <w:rtl/>
+          <w:lang w:val="he"/>
+        </w:rPr>
+        <w:commentReference w:id="231"/>
+      </w:r>
+      <w:r>
+        <w:rPr>
+          <w:rtl/>
+          <w:lang w:val="he"/>
+        </w:rPr>
+        <w:t xml:space="preserve">אחת לכל שיחה, ועדכון אחד לכל הצעה. </w:t>
+      </w:r>
+      <w:commentRangeStart w:id="232"/>
+      <w:r>
+        <w:rPr>
+          <w:rtl/>
+          <w:lang w:val="he"/>
+        </w:rPr>
+        <w:t>אילו כל בקשה הייתה מקבלת עותק חדש של השירות, כל אחת מהן הייתה מקבלת רשימות ריקות והמגבלות היו מפסיקות לעבוד בשקט, ללא שגיאה, ללא התרעה, ורק בהתנהגות שגויה תחת עומס</w:t>
+      </w:r>
+      <w:commentRangeEnd w:id="232"/>
+      <w:r>
+        <w:rPr>
+          <w:rStyle w:val="af0"/>
+          <w:sz w:val="24"/>
+          <w:szCs w:val="24"/>
+          <w:rtl/>
+          <w:lang w:val="he"/>
+        </w:rPr>
+        <w:commentReference w:id="232"/>
+      </w:r>
+      <w:r>
+        <w:rPr>
+          <w:rtl/>
+          <w:lang w:val="he"/>
+        </w:rPr>
+        <w:t xml:space="preserve">. </w:t>
+      </w:r>
+      <w:r>
+        <w:rPr>
+          <w:rFonts w:hint="cs"/>
+          <w:color w:val="4EA72E" w:themeColor="accent6"/>
+          <w:rtl/>
+          <w:lang w:val="he"/>
+        </w:rPr>
+        <w:t>גם</w:t>
+      </w:r>
+      <w:r>
+        <w:rPr>
+          <w:rFonts w:hint="cs"/>
+          <w:rtl/>
+          <w:lang w:val="he"/>
+        </w:rPr>
+        <w:t xml:space="preserve"> </w:t>
+      </w:r>
+      <w:r>
+        <w:rPr>
+          <w:rtl/>
+          <w:lang w:val="he"/>
+        </w:rPr>
+        <w:t xml:space="preserve">המתאם לשירות </w:t>
       </w:r>
       <w:r>
         <w:rPr>
@@ -28439,25 +28740,109 @@
           <w:lang w:val="he"/>
         </w:rPr>
         <w:lastRenderedPageBreak/>
-        <w:t>החיצוני הוא מופע יחיד מסיבה אחרת ופשוטה יותר, שכן החיבור שהוא עוטף בטוח לשימוש חוזר ואין טעם לבנות אותו מחדש בכל בקשה.</w:t>
+        <w:t>החיצוני הוא</w:t>
+      </w:r>
+      <w:r>
+        <w:rPr>
+          <w:rFonts w:hint="cs"/>
+          <w:rtl/>
+          <w:lang w:val="he"/>
+        </w:rPr>
+        <w:t xml:space="preserve"> </w:t>
+      </w:r>
+      <w:r>
+        <w:rPr>
+          <w:rFonts w:hint="cs"/>
+          <w:color w:val="4EA72E" w:themeColor="accent6"/>
+          <w:rtl/>
+          <w:lang w:val="he"/>
+        </w:rPr>
+        <w:t>בעל</w:t>
+      </w:r>
+      <w:r>
+        <w:rPr>
+          <w:rtl/>
+          <w:lang w:val="he"/>
+        </w:rPr>
+        <w:t xml:space="preserve"> מופע יחיד מסיבה אחרת ופשוטה יותר, </w:t>
+      </w:r>
+      <w:r>
+        <w:rPr>
+          <w:rFonts w:hint="cs"/>
+          <w:color w:val="4EA72E" w:themeColor="accent6"/>
+          <w:rtl/>
+          <w:lang w:val="he"/>
+        </w:rPr>
+        <w:t>והיא ש</w:t>
+      </w:r>
+      <w:r>
+        <w:rPr>
+          <w:color w:val="4EA72E" w:themeColor="accent6"/>
+          <w:rtl/>
+          <w:lang w:val="he"/>
+        </w:rPr>
+        <w:t>החיבור</w:t>
+      </w:r>
+      <w:r>
+        <w:rPr>
+          <w:rtl/>
+          <w:lang w:val="he"/>
+        </w:rPr>
+        <w:t xml:space="preserve"> שהוא עוטף בטוח לשימוש חוזר ואין טעם לבנות אותו מחדש בכל בקשה.</w:t>
       </w:r>
     </w:p>
     <w:p>
-      <w:r>
-        <w:rPr>
-          <w:rtl/>
-          <w:lang w:val="he"/>
-        </w:rPr>
-        <w:t>שירות העדכונים החיים מהווה השוואה מלמדת, מכיוון שגם הוא זקוק למצב משותף, כלומר לרשימת החיבורים הפתוחים, אך הוא אינו מוגדר כמופע יחיד. תחת זאת המצב המשותף מוזרק אליו כמשאב מנוהל נפרד, והשירות עצמו נבנה מחדש בכל הזרקה. זוהי הצורה המועדפת, שבה המצב משותף מבלי שהשירות עצמו יהיה משותף. שירות השף החכם לא הלך בדרך זו רק מפני שאין לו מצב אחר הצריך להישאר נפרד, ולפיכך הפיכת השירות כולו למופע יחיד הייתה שקולה ופשוטה יותר.</w:t>
+      <w:commentRangeStart w:id="233"/>
+      <w:r>
+        <w:rPr>
+          <w:rtl/>
+          <w:lang w:val="he"/>
+        </w:rPr>
+        <w:t xml:space="preserve">שירות העדכונים החיים מהווה </w:t>
+      </w:r>
+      <w:commentRangeStart w:id="234"/>
+      <w:r>
+        <w:rPr>
+          <w:rtl/>
+          <w:lang w:val="he"/>
+        </w:rPr>
+        <w:t>השוואה מלמדת</w:t>
+      </w:r>
+      <w:commentRangeEnd w:id="234"/>
+      <w:r>
+        <w:rPr>
+          <w:rStyle w:val="af0"/>
+          <w:sz w:val="24"/>
+          <w:szCs w:val="24"/>
+          <w:rtl/>
+          <w:lang w:val="he"/>
+        </w:rPr>
+        <w:commentReference w:id="234"/>
+      </w:r>
+      <w:r>
+        <w:rPr>
+          <w:rtl/>
+          <w:lang w:val="he"/>
+        </w:rPr>
+        <w:t>, מכיוון שגם הוא זקוק למצב משותף, כלומר לרשימת החיבורים הפתוחים, אך הוא אינו מוגדר כמופע יחיד. תחת זאת המצב המשותף מוזרק אליו כמשאב מנוהל נפרד, והשירות עצמו נבנה מחדש בכל הזרקה. זוהי הצורה המועדפת, שבה המצב משותף מבלי שהשירות עצמו יהיה משותף. שירות השף החכם לא הלך בדרך זו רק מפני שאין לו מצב אחר הצריך להישאר נפרד, ולפיכך הפיכת השירות כולו למופע יחיד הייתה שקולה ופשוטה יותר.</w:t>
+      </w:r>
+      <w:commentRangeEnd w:id="233"/>
+      <w:r>
+        <w:rPr>
+          <w:rStyle w:val="af0"/>
+          <w:sz w:val="24"/>
+          <w:szCs w:val="24"/>
+        </w:rPr>
+        <w:commentReference w:id="233"/>
       </w:r>
     </w:p>
     <w:p>
       <w:pPr>
         <w:pStyle w:val="2"/>
       </w:pPr>
-      <w:bookmarkStart w:id="221" w:name="_Toc239280995"/>
-      <w:bookmarkStart w:id="222" w:name="adapter"/>
-      <w:bookmarkEnd w:id="220"/>
+      <w:bookmarkStart w:id="235" w:name="_Toc239280995"/>
+      <w:bookmarkStart w:id="236" w:name="adapter"/>
+      <w:bookmarkEnd w:id="228"/>
       <w:r>
         <w:rPr>
           <w:rtl/>
@@ -28465,7 +28850,7 @@
         </w:rPr>
         <w:t>7.4 Adapter</w:t>
       </w:r>
-      <w:bookmarkEnd w:id="221"/>
+      <w:bookmarkEnd w:id="235"/>
     </w:p>
     <w:p>
       <w:r>
@@ -28473,7 +28858,48 @@
           <w:rtl/>
           <w:lang w:val="he"/>
         </w:rPr>
-        <w:t>הדפוס מגדיר מחלקה העוטפת ממשק חיצוני ומציגה כלפי פנים ממשק הנוח למערכת. במערכת מיושמים שני מתאמים:</w:t>
+        <w:t xml:space="preserve">הדפוס מגדיר מחלקה העוטפת ממשק חיצוני ומציגה כלפי פנים ממשק </w:t>
+      </w:r>
+      <w:r>
+        <w:rPr>
+          <w:rFonts w:hint="cs"/>
+          <w:color w:val="4EA72E" w:themeColor="accent6"/>
+          <w:rtl/>
+          <w:lang w:val="he"/>
+        </w:rPr>
+        <w:t>פשוט ונוח לשימוש</w:t>
+      </w:r>
+      <w:r>
+        <w:rPr>
+          <w:color w:val="4EA72E" w:themeColor="accent6"/>
+          <w:rtl/>
+          <w:lang w:val="he"/>
+        </w:rPr>
+        <w:t xml:space="preserve"> </w:t>
+      </w:r>
+      <w:r>
+        <w:rPr>
+          <w:rFonts w:hint="cs"/>
+          <w:color w:val="4EA72E" w:themeColor="accent6"/>
+          <w:rtl/>
+          <w:lang w:val="he"/>
+        </w:rPr>
+        <w:t>ה</w:t>
+      </w:r>
+      <w:r>
+        <w:rPr>
+          <w:color w:val="4EA72E" w:themeColor="accent6"/>
+          <w:rtl/>
+          <w:lang w:val="he"/>
+        </w:rPr>
+        <w:t>מערכת</w:t>
+      </w:r>
+      <w:r>
+        <w:rPr>
+          <w:rtl/>
+          <w:lang w:val="he"/>
+        </w:rPr>
+        <w:t>. במערכת מיושמים שני מתאמים:</w:t>
       </w:r>
     </w:p>
     <w:p>
@@ -28484,6 +28910,7 @@
           <w:numId w:val="14"/>
         </w:numPr>
       </w:pPr>
+      <w:commentRangeStart w:id="237"/>
       <w:r>
         <w:rPr>
           <w:b/>
@@ -28498,7 +28925,51 @@
           <w:rtl/>
           <w:lang w:val="he"/>
         </w:rPr>
-        <w:t xml:space="preserve"> - ספריית הספק מיובאת בקובץ אחד בלבד בכל המערכת, ושירות השף החכם מכיר שלוש מתודות מבלי לדעת איזה ספק עומד מאחוריהן. שלוש המתודות נבדלות בצורת התשובה ולא בכוונה: אחת מחזירה מסמך מובנה, אחת טקסט חופשי, ואחת מסמך המכיל גם תשובה וגם מתכון מעודכן. הן מוגדרות כמתודות נפרדות ולא כהסתעפות בתוך מתודה אחת, כדי שלכל אחת מהן תהיה צורת תשובה אחת בלבד ולא יידרש מן הקורא לנחש מה חזר.</w:t>
+        <w:t xml:space="preserve"> - ספריית הספק </w:t>
+      </w:r>
+      <w:commentRangeEnd w:id="237"/>
+      <w:r>
+        <w:rPr>
+          <w:rStyle w:val="af0"/>
+          <w:sz w:val="24"/>
+          <w:szCs w:val="24"/>
+          <w:rtl/>
+          <w:lang w:val="he"/>
+        </w:rPr>
+        <w:commentReference w:id="237"/>
+      </w:r>
+      <w:r>
+        <w:rPr>
+          <w:rtl/>
+          <w:lang w:val="he"/>
+        </w:rPr>
+        <w:t xml:space="preserve">מיובאת בקובץ אחד בלבד בכל המערכת, ושירות השף החכם מכיר שלוש מתודות מבלי לדעת איזה ספק עומד מאחוריהן. שלוש המתודות נבדלות </w:t>
+      </w:r>
+      <w:commentRangeStart w:id="238"/>
+      <w:r>
+        <w:rPr>
+          <w:rtl/>
+          <w:lang w:val="he"/>
+        </w:rPr>
+        <w:t>בצורת התשובה ולא בכוונה</w:t>
+      </w:r>
+      <w:commentRangeEnd w:id="238"/>
+      <w:r>
+        <w:rPr>
+          <w:rStyle w:val="af0"/>
+          <w:sz w:val="24"/>
+          <w:szCs w:val="24"/>
+          <w:rtl/>
+          <w:lang w:val="he"/>
+        </w:rPr>
+        <w:commentReference w:id="238"/>
+      </w:r>
+      <w:r>
+        <w:rPr>
+          <w:rtl/>
+          <w:lang w:val="he"/>
+        </w:rPr>
+        <w:t>: אחת מחזירה מסמך מובנה, אחת טקסט חופשי, ואחת מסמך המכיל גם תשובה וגם מתכון מעודכן. הן מוגדרות כמתודות נפרדות ולא כהסתעפות בתוך מתודה אחת, כדי שלכל אחת מהן תהיה צורת תשובה אחת בלבד ולא יידרש מן הקורא לנחש מה חזר.</w:t>
       </w:r>
     </w:p>
     <w:p>
@@ -28529,18 +29000,41 @@
     <w:p>
       <w:pPr>
         <w:pStyle w:val="2"/>
+        <w:rPr>
+          <w:rFonts w:hint="cs"/>
+          <w:rtl/>
+        </w:rPr>
       </w:pPr>
-      <w:bookmarkStart w:id="223" w:name="_Toc239280996"/>
-      <w:bookmarkStart w:id="224" w:name="observer-בצורת-publish-subscribe"/>
-      <w:bookmarkEnd w:id="222"/>
-      <w:r>
-        <w:rPr>
-          <w:rtl/>
-          <w:lang w:val="he"/>
-        </w:rPr>
-        <w:t>7.5 Observer, בצורת Publish-Subscribe</w:t>
-      </w:r>
-      <w:bookmarkEnd w:id="223"/>
+      <w:bookmarkStart w:id="239" w:name="_Toc239280996"/>
+      <w:bookmarkStart w:id="240" w:name="observer-בצורת-publish-subscribe"/>
+      <w:bookmarkEnd w:id="236"/>
+      <w:r>
+        <w:rPr>
+          <w:rtl/>
+          <w:lang w:val="he"/>
+        </w:rPr>
+        <w:t xml:space="preserve">7.5 Observer, בצורת </w:t>
+      </w:r>
+      <w:commentRangeStart w:id="241"/>
+      <w:r>
+        <w:rPr>
+          <w:rtl/>
+          <w:lang w:val="he"/>
+        </w:rPr>
+        <w:t>Publish-Subscribe</w:t>
+      </w:r>
+      <w:bookmarkEnd w:id="239"/>
+      <w:commentRangeEnd w:id="241"/>
+      <w:r>
+        <w:rPr>
+          <w:rStyle w:val="af0"/>
+          <w:rFonts w:hint="cs"/>
+          <w:sz w:val="32"/>
+          <w:szCs w:val="32"/>
+          <w:rtl/>
+        </w:rPr>
+        <w:commentReference w:id="241"/>
+      </w:r>
     </w:p>
     <w:p>
       <w:r>
@@ -28557,7 +29051,49 @@
           <w:rtl/>
           <w:lang w:val="he"/>
         </w:rPr>
-        <w:t>כאשר טבח לוקח מנה להכנה, נדרשים להתעדכן מסך המלצר של אותה הזמנה, מסכי כל שאר המלצרים, לוח המטבח של כל טבח אחר, ולעיתים גם מסך ההתרעות של המחסנאי. שירות ההזמנות אינו יכול להכיר את הרשימה הזו, המשתנה בכל רגע לפי מי מחובר.</w:t>
+        <w:t xml:space="preserve">כאשר טבח לוקח מנה להכנה, נדרשים להתעדכן </w:t>
+      </w:r>
+      <w:commentRangeStart w:id="242"/>
+      <w:r>
+        <w:rPr>
+          <w:rtl/>
+          <w:lang w:val="he"/>
+        </w:rPr>
+        <w:t>מסך המלצר של אותה הזמנה, מסכי כל שאר המלצרים</w:t>
+      </w:r>
+      <w:commentRangeEnd w:id="242"/>
+      <w:r>
+        <w:rPr>
+          <w:rStyle w:val="af0"/>
+          <w:sz w:val="24"/>
+          <w:szCs w:val="24"/>
+          <w:rtl/>
+          <w:lang w:val="he"/>
+        </w:rPr>
+        <w:commentReference w:id="242"/>
+      </w:r>
+      <w:r>
+        <w:rPr>
+          <w:rtl/>
+          <w:lang w:val="he"/>
+        </w:rPr>
+        <w:t xml:space="preserve">, לוח המטבח של כל טבח אחר, ולעיתים גם מסך ההתרעות של המחסנאי. שירות ההזמנות אינו יכול להכיר את הרשימה הזו, </w:t>
+      </w:r>
+      <w:r>
+        <w:rPr>
+          <w:rFonts w:hint="cs"/>
+          <w:color w:val="4EA72E" w:themeColor="accent6"/>
+          <w:rtl/>
+          <w:lang w:val="he"/>
+        </w:rPr>
+        <w:t>אשר עשויה להשתנות כל הזמן בהתאם לקבוצת המשתמשים שמחוברים לרשת ברגע נתון</w:t>
+      </w:r>
+      <w:r>
+        <w:rPr>
+          <w:rtl/>
+          <w:lang w:val="he"/>
+        </w:rPr>
+        <w:t>.</w:t>
       </w:r>
     </w:p>
     <w:p>
@@ -28566,7 +29102,83 @@
           <w:rtl/>
           <w:lang w:val="he"/>
         </w:rPr>
-        <w:t>בצד השרת, השירות המבצע את השינוי מפרסם אירוע בשם קבוע ובלשון עבר, יחד עם קבוצת התפקידים האמורים לקבל אותו, והוא אינו יודע כמה מסכים פתוחים ומי הם. בצד הלקוח, ספק אחד מחזיק את החיבור היחיד ומאפשר למסכים להירשם לאירוע לפי שמו, כך שמספר מסכים יכולים להאזין לאותו אירוע מבלי לשכפל תשתית. אלמלא דפוס זה, כל מסך היה נאלץ לשאול את השרת שוב ושוב אם משהו השתנה, דבר המבזבז משאבים וגם מגיע מאוחר.</w:t>
+        <w:t xml:space="preserve">בצד השרת, השירות </w:t>
+      </w:r>
+      <w:r>
+        <w:rPr>
+          <w:rFonts w:hint="cs"/>
+          <w:color w:val="4EA72E" w:themeColor="accent6"/>
+          <w:rtl/>
+          <w:lang w:val="he"/>
+        </w:rPr>
+        <w:t>ש</w:t>
+      </w:r>
+      <w:r>
+        <w:rPr>
+          <w:color w:val="4EA72E" w:themeColor="accent6"/>
+          <w:rtl/>
+          <w:lang w:val="he"/>
+        </w:rPr>
+        <w:t>מבצע</w:t>
+      </w:r>
+      <w:r>
+        <w:rPr>
+          <w:rtl/>
+          <w:lang w:val="he"/>
+        </w:rPr>
+        <w:t xml:space="preserve"> את השינוי מפרסם אירוע בשם קבוע ובלשון עבר, יחד עם קבוצת התפקידים האמורים לקבל אותו, והוא אינו יודע </w:t>
+      </w:r>
+      <w:commentRangeStart w:id="243"/>
+      <w:r>
+        <w:rPr>
+          <w:rtl/>
+          <w:lang w:val="he"/>
+        </w:rPr>
+        <w:t>כמה מסכים פתוחים ומי הם</w:t>
+      </w:r>
+      <w:commentRangeEnd w:id="243"/>
+      <w:r>
+        <w:rPr>
+          <w:rStyle w:val="af0"/>
+          <w:sz w:val="24"/>
+          <w:szCs w:val="24"/>
+          <w:rtl/>
+          <w:lang w:val="he"/>
+        </w:rPr>
+        <w:commentReference w:id="243"/>
+      </w:r>
+      <w:r>
+        <w:rPr>
+          <w:rtl/>
+          <w:lang w:val="he"/>
+        </w:rPr>
+        <w:t xml:space="preserve">. בצד הלקוח, ספק אחד מחזיק את החיבור היחיד ומאפשר למסכים להירשם לאירוע לפי שמו, כך שמספר מסכים יכולים להאזין לאותו אירוע מבלי לשכפל תשתית. אלמלא דפוס זה, כל מסך היה נאלץ לשאול את השרת שוב ושוב אם משהו השתנה, דבר המבזבז משאבים וגם </w:t>
+      </w:r>
+      <w:commentRangeStart w:id="244"/>
+      <w:r>
+        <w:rPr>
+          <w:rtl/>
+          <w:lang w:val="he"/>
+        </w:rPr>
+        <w:t>מגיע מאוחר</w:t>
+      </w:r>
+      <w:commentRangeEnd w:id="244"/>
+      <w:r>
+        <w:rPr>
+          <w:rStyle w:val="af0"/>
+          <w:sz w:val="24"/>
+          <w:szCs w:val="24"/>
+          <w:rtl/>
+          <w:lang w:val="he"/>
+        </w:rPr>
+        <w:commentReference w:id="244"/>
+      </w:r>
+      <w:r>
+        <w:rPr>
+          <w:rtl/>
+          <w:lang w:val="he"/>
+        </w:rPr>
+        <w:t>.</w:t>
       </w:r>
     </w:p>
     <w:p>
@@ -28579,29 +29191,40 @@
       </w:r>
     </w:p>
     <w:p>
+      <w:commentRangeStart w:id="245"/>
       <w:r>
         <w:rPr>
           <w:rtl/>
           <w:lang w:val="he"/>
         </w:rPr>
         <w:t>הערה: נמען האירוע מצומצם לפי תפקיד. התרעות מלאי משודרות למחסנאי בלבד, ואין מדובר באופטימיזציה אלא בהרשאה, מפני שאין סיבה שמלצר יקבל הודעה על תחום שאינו רואה.</w:t>
+      </w:r>
+      <w:commentRangeEnd w:id="245"/>
+      <w:r>
+        <w:rPr>
+          <w:rStyle w:val="af0"/>
+          <w:sz w:val="24"/>
+          <w:szCs w:val="24"/>
+        </w:rPr>
+        <w:commentReference w:id="245"/>
       </w:r>
     </w:p>
     <w:p>
       <w:pPr>
         <w:pStyle w:val="2"/>
       </w:pPr>
-      <w:bookmarkStart w:id="225" w:name="_Toc239280997"/>
-      <w:bookmarkStart w:id="226" w:name="state-בצורת-מכונת-מצבים-נאכפת"/>
-      <w:bookmarkEnd w:id="224"/>
-      <w:r>
-        <w:rPr>
-          <w:rtl/>
-          <w:lang w:val="he"/>
-        </w:rPr>
+      <w:bookmarkStart w:id="246" w:name="_Toc239280997"/>
+      <w:bookmarkStart w:id="247" w:name="state-בצורת-מכונת-מצבים-נאכפת"/>
+      <w:bookmarkEnd w:id="240"/>
+      <w:r>
+        <w:rPr>
+          <w:rtl/>
+          <w:lang w:val="he"/>
+        </w:rPr>
+        <w:lastRenderedPageBreak/>
         <w:t>7.6 State, בצורת מכונת מצבים נאכפת</w:t>
       </w:r>
-      <w:bookmarkEnd w:id="225"/>
+      <w:bookmarkEnd w:id="246"/>
     </w:p>
     <w:p>
       <w:r>
@@ -28618,7 +29241,6 @@
           <w:rtl/>
           <w:lang w:val="he"/>
         </w:rPr>
-        <w:lastRenderedPageBreak/>
         <w:t>לפריט הזמנה חמישה מצבים: ממתין, בהכנה, מוכן, בוטל ונדחה. כל מעבר מבוצע כעדכון המצהיר מאיזה מצב הוא מצפה לצאת, ולאחריו נבדק כי אכן תפס שורה:</w:t>
       </w:r>
     </w:p>
@@ -28871,7 +29493,59 @@
           <w:rtl/>
           <w:lang w:val="he"/>
         </w:rPr>
-        <w:t>מצב ההזמנה בשלביה הפעילים אינו מעבר מותנה אלא חישוב מחדש. הוא נגזר ממצבי הפריטים שבהזמנה, נכתב לשדה, ואין לו מצב קודם צפוי לבדוק מולו, אלא הוא נדרס בכל פעם בערך שהמצב הנוכחי של הפריטים מכתיב. מה שמגן עליו מפני מקביליות אינו עדכון מותנה אלא נעילת שורת ההזמנה לפני קריאת הפריטים שלה, כדי ששתי עסקאות המסיימות פריטים שונים של אותה הזמנה לא יקראו שתיהן מצב חלקי ויגיעו שתיהן למסקנה שאין שינוי. שני המצבים האחרונים, הוגשה ונסגרה, אינם מחושבים כלל אלא נקבעים במפורש, ודווקא הם כן מוגדרים כעדכונים מותנים.</w:t>
+        <w:t xml:space="preserve">מצב ההזמנה בשלביה הפעילים אינו מעבר מותנה אלא חישוב מחדש. הוא נגזר ממצבי הפריטים שבהזמנה, </w:t>
+      </w:r>
+      <w:commentRangeStart w:id="248"/>
+      <w:r>
+        <w:rPr>
+          <w:rtl/>
+          <w:lang w:val="he"/>
+        </w:rPr>
+        <w:t>נכתב לשדה, ואין לו מצב קודם צפוי לבדוק מולו, אלא הוא נדרס בכל פעם בערך שהמצב הנוכחי של הפריטים מכתיב</w:t>
+      </w:r>
+      <w:commentRangeEnd w:id="248"/>
+      <w:r>
+        <w:rPr>
+          <w:rStyle w:val="af0"/>
+          <w:sz w:val="24"/>
+          <w:szCs w:val="24"/>
+          <w:rtl/>
+          <w:lang w:val="he"/>
+        </w:rPr>
+        <w:commentReference w:id="248"/>
+      </w:r>
+      <w:r>
+        <w:rPr>
+          <w:rtl/>
+          <w:lang w:val="he"/>
+        </w:rPr>
+        <w:t xml:space="preserve">. </w:t>
+      </w:r>
+      <w:commentRangeStart w:id="249"/>
+      <w:r>
+        <w:rPr>
+          <w:rtl/>
+          <w:lang w:val="he"/>
+        </w:rPr>
+        <w:t>מה שמגן עליו מפני מקביליות אינו עדכון מותנה אלא נעילת שורת ההזמנה לפני קריאת הפריטים שלה, כדי ששתי עסקאות המסיימות פריטים שונים של אותה הזמנה לא יקראו שתיהן מצב חלקי ויגיעו שתיהן למסקנה שאין שינוי</w:t>
+      </w:r>
+      <w:commentRangeEnd w:id="249"/>
+      <w:r>
+        <w:rPr>
+          <w:rStyle w:val="af0"/>
+          <w:sz w:val="24"/>
+          <w:szCs w:val="24"/>
+          <w:rtl/>
+          <w:lang w:val="he"/>
+        </w:rPr>
+        <w:commentReference w:id="249"/>
+      </w:r>
+      <w:r>
+        <w:rPr>
+          <w:rtl/>
+          <w:lang w:val="he"/>
+        </w:rPr>
+        <w:t>. שני המצבים האחרונים, הוגשה ונסגרה, אינם מחושבים כלל אלא נקבעים במפורש, ודווקא הם כן מוגדרים כעדכונים מותנים.</w:t>
       </w:r>
     </w:p>
     <w:p>
@@ -28889,7 +29563,22 @@
           <w:rtl/>
           <w:lang w:val="he"/>
         </w:rPr>
-        <w:t>הבחירה שלא לייצג את המצבים כהיררכיית מחלקות נשענת על שלושה נימוקים, לפי סדר חשיבותם:</w:t>
+        <w:t xml:space="preserve">הבחירה שלא לייצג את המצבים כהיררכיית מחלקות נשענת על שלושה </w:t>
+      </w:r>
+      <w:r>
+        <w:rPr>
+          <w:color w:val="4EA72E" w:themeColor="accent6"/>
+          <w:rtl/>
+          <w:lang w:val="he"/>
+        </w:rPr>
+        <w:t>נימוקים</w:t>
+      </w:r>
+      <w:r>
+        <w:rPr>
+          <w:rtl/>
+          <w:lang w:val="he"/>
+        </w:rPr>
+        <w:t>:</w:t>
       </w:r>
     </w:p>
     <w:p>
@@ -28964,16 +29653,42 @@
           <w:rtl/>
           <w:lang w:val="he"/>
         </w:rPr>
-        <w:t xml:space="preserve"> - ובדיקת הטיפוסים כבר תופסת פיצול תנאים שאינו ממצה.</w:t>
+        <w:t xml:space="preserve"> - </w:t>
+      </w:r>
+      <w:commentRangeStart w:id="250"/>
+      <w:r>
+        <w:rPr>
+          <w:rtl/>
+          <w:lang w:val="he"/>
+        </w:rPr>
+        <w:t>ובדיקת הטיפוסים כבר תופסת פיצול תנאים שאינו ממצה</w:t>
+      </w:r>
+      <w:commentRangeEnd w:id="250"/>
+      <w:r>
+        <w:rPr>
+          <w:rStyle w:val="af0"/>
+          <w:sz w:val="24"/>
+          <w:szCs w:val="24"/>
+          <w:rtl/>
+          <w:lang w:val="he"/>
+        </w:rPr>
+        <w:commentReference w:id="250"/>
+      </w:r>
+      <w:r>
+        <w:rPr>
+          <w:rtl/>
+          <w:lang w:val="he"/>
+        </w:rPr>
+        <w:t>.</w:t>
       </w:r>
     </w:p>
     <w:p>
       <w:pPr>
         <w:pStyle w:val="2"/>
       </w:pPr>
-      <w:bookmarkStart w:id="227" w:name="_Toc239280998"/>
-      <w:bookmarkStart w:id="228" w:name="strategy-בצורה-פונקציונלית"/>
-      <w:bookmarkEnd w:id="226"/>
+      <w:bookmarkStart w:id="251" w:name="_Toc239280998"/>
+      <w:bookmarkStart w:id="252" w:name="strategy-בצורה-פונקציונלית"/>
+      <w:bookmarkEnd w:id="247"/>
       <w:r>
         <w:rPr>
           <w:rtl/>
@@ -28981,7 +29696,7 @@
         </w:rPr>
         <w:t>7.7 Strategy, בצורה פונקציונלית</w:t>
       </w:r>
-      <w:bookmarkEnd w:id="227"/>
+      <w:bookmarkEnd w:id="251"/>
     </w:p>
     <w:p>
       <w:r>
@@ -28998,7 +29713,41 @@
           <w:rtl/>
           <w:lang w:val="he"/>
         </w:rPr>
-        <w:t>הדפוס מיושם בשני מקומות. הראשון הוא בודקי ההרשאה, שבהם כל נתיב מקבל בודק שנבנה עבור צירוף התפקידים שלו, ולפיכך הנתיב אינו מסתעף בעצמו לפי תפקיד אלא מקבל את ההתנהגות מבחוץ. מקום זה מהווה גם Factory, הבונה את הבודק, וגם Strategy, שכן הבודק הוא התנהגות מתחלפת. המקום השני הוא דירוג הסיכון לבזבוז: בבניית הפנייה לשירות החיצוני, המרכיבים ממוינים לפי פונקציית דירוג המעדיפה מרכיבים שכמותם גבוהה ביחס לרף שלהם. הפונקציה מבודדת ונקייה, ולכן שינוי המדיניות הוא החלפת פונקציה אחת ולא עריכה של בניית הפנייה. הכיוון החופשי של הטבח ובחירת התעדוף הם למעשה בחירת אסטרטגיה בזמן ריצה, על ידי המשתמש.</w:t>
+        <w:t xml:space="preserve">הדפוס מיושם בשני מקומות. הראשון הוא בודקי ההרשאה, שבהם כל נתיב מקבל בודק שנבנה עבור צירוף התפקידים שלו, ולפיכך הנתיב אינו מסתעף בעצמו לפי תפקיד אלא מקבל את ההתנהגות מבחוץ. מקום זה מהווה גם Factory, הבונה את הבודק, וגם Strategy, שכן הבודק הוא התנהגות מתחלפת. </w:t>
+      </w:r>
+      <w:commentRangeStart w:id="253"/>
+      <w:r>
+        <w:rPr>
+          <w:rtl/>
+          <w:lang w:val="he"/>
+        </w:rPr>
+        <w:t xml:space="preserve">המקום השני הוא דירוג הסיכון לבזבוז: בבניית </w:t>
+      </w:r>
+      <w:r>
+        <w:rPr>
+          <w:rtl/>
+          <w:lang w:val="he"/>
+        </w:rPr>
+        <w:lastRenderedPageBreak/>
+        <w:t xml:space="preserve">הפנייה לשירות החיצוני, המרכיבים ממוינים לפי פונקציית דירוג המעדיפה מרכיבים שכמותם גבוהה ביחס לרף שלהם. </w:t>
+      </w:r>
+      <w:commentRangeEnd w:id="253"/>
+      <w:r>
+        <w:rPr>
+          <w:rStyle w:val="af0"/>
+          <w:sz w:val="24"/>
+          <w:szCs w:val="24"/>
+          <w:rtl/>
+          <w:lang w:val="he"/>
+        </w:rPr>
+        <w:commentReference w:id="253"/>
+      </w:r>
+      <w:r>
+        <w:rPr>
+          <w:rtl/>
+          <w:lang w:val="he"/>
+        </w:rPr>
+        <w:t>הפונקציה מבודדת ונקייה, ולכן שינוי המדיניות הוא החלפת פונקציה אחת ולא עריכה של בניית הפנייה. הכיוון החופשי של הטבח ובחירת התעדוף הם למעשה בחירת אסטרטגיה בזמן ריצה, על ידי המשתמש.</w:t>
       </w:r>
     </w:p>
     <w:p>
@@ -29007,24 +29756,73 @@
           <w:rtl/>
           <w:lang w:val="he"/>
         </w:rPr>
-        <w:t xml:space="preserve">לעומת זאת, סוגי תנועת המלאי אינם אסטרטגיות. קנייה, פחת והתאמה נבדלים בסימן המוחל על הכמות, וזה נקבע בהסתעפות פשוטה ולא במחלקה לכל סוג, שכן שלוש מחלקות שכל אחת מהן קובעת סימן היו מבנה מנופח סביב הבדל </w:t>
-      </w:r>
-      <w:r>
-        <w:rPr>
-          <w:rtl/>
-          <w:lang w:val="he"/>
-        </w:rPr>
-        <w:lastRenderedPageBreak/>
-        <w:t>של תו אחד. ההבחנה הנאכפת מבנית בהקשר זה היא אחרת: תנועת צריכה איננה ניתנת לרישום ידני כלל, והיא נחסמת בשכבת האימות עוד לפני שהיא מגיעה ללוגיקה. מדובר בהפרדת נתיבים ולא בבחירת אסטרטגיה.</w:t>
+        <w:t xml:space="preserve">לעומת זאת, סוגי תנועת המלאי אינם אסטרטגיות. קנייה, פחת והתאמה נבדלים בסימן המוחל על הכמות, וזה נקבע בהסתעפות פשוטה ולא במחלקה לכל סוג, </w:t>
+      </w:r>
+      <w:commentRangeStart w:id="254"/>
+      <w:r>
+        <w:rPr>
+          <w:rtl/>
+          <w:lang w:val="he"/>
+        </w:rPr>
+        <w:t xml:space="preserve">שכן שלוש מחלקות שכל אחת מהן קובעת סימן היו מבנה מנופח סביב הבדל של תו אחד. </w:t>
+      </w:r>
+      <w:commentRangeEnd w:id="254"/>
+      <w:r>
+        <w:rPr>
+          <w:rStyle w:val="af0"/>
+          <w:sz w:val="24"/>
+          <w:szCs w:val="24"/>
+          <w:rtl/>
+          <w:lang w:val="he"/>
+        </w:rPr>
+        <w:commentReference w:id="254"/>
+      </w:r>
+      <w:r>
+        <w:rPr>
+          <w:rtl/>
+          <w:lang w:val="he"/>
+        </w:rPr>
+        <w:t xml:space="preserve">ההבחנה הנאכפת מבנית בהקשר זה היא אחרת: </w:t>
+      </w:r>
+      <w:commentRangeStart w:id="255"/>
+      <w:r>
+        <w:rPr>
+          <w:rtl/>
+          <w:lang w:val="he"/>
+        </w:rPr>
+        <w:t xml:space="preserve">תנועת צריכה </w:t>
+      </w:r>
+      <w:commentRangeEnd w:id="255"/>
+      <w:r>
+        <w:rPr>
+          <w:rStyle w:val="af0"/>
+          <w:sz w:val="24"/>
+          <w:szCs w:val="24"/>
+          <w:rtl/>
+          <w:lang w:val="he"/>
+        </w:rPr>
+        <w:commentReference w:id="255"/>
+      </w:r>
+      <w:r>
+        <w:rPr>
+          <w:rtl/>
+          <w:lang w:val="he"/>
+        </w:rPr>
+        <w:t>איננה ניתנת לרישום ידני כלל, והיא נחסמת בשכבת האימות עוד לפני שהיא מגיעה ללוגיקה. מדובר בהפרדת נתיבים ולא בבחירת אסטרטגיה.</w:t>
       </w:r>
     </w:p>
     <w:p>
       <w:pPr>
         <w:pStyle w:val="2"/>
+        <w:rPr>
+          <w:rFonts w:hint="cs"/>
+          <w:rtl/>
+        </w:rPr>
       </w:pPr>
-      <w:bookmarkStart w:id="229" w:name="_Toc239280999"/>
-      <w:bookmarkStart w:id="230" w:name="Xaf3165e61f7f7c57a1265cf8f0167da2ee50e2e"/>
-      <w:bookmarkEnd w:id="228"/>
+      <w:bookmarkStart w:id="256" w:name="_Toc239280999"/>
+      <w:bookmarkStart w:id="257" w:name="Xaf3165e61f7f7c57a1265cf8f0167da2ee50e2e"/>
+      <w:bookmarkEnd w:id="252"/>
+      <w:commentRangeStart w:id="258"/>
       <w:r>
         <w:rPr>
           <w:rtl/>
@@ -29032,7 +29830,18 @@
         </w:rPr>
         <w:t>7.8 גישה לנתונים: Data Mapper ו-Unit of Work, ללא Repository</w:t>
       </w:r>
-      <w:bookmarkEnd w:id="229"/>
+      <w:bookmarkEnd w:id="256"/>
+      <w:commentRangeEnd w:id="258"/>
+      <w:r>
+        <w:rPr>
+          <w:rStyle w:val="af0"/>
+          <w:rFonts w:hint="cs"/>
+          <w:sz w:val="32"/>
+          <w:szCs w:val="32"/>
+          <w:rtl/>
+        </w:rPr>
+        <w:commentReference w:id="258"/>
+      </w:r>
     </w:p>
     <w:p>
       <w:r>
@@ -29246,9 +30055,9 @@
       <w:pPr>
         <w:pStyle w:val="2"/>
       </w:pPr>
-      <w:bookmarkStart w:id="231" w:name="_Toc239281000"/>
-      <w:bookmarkStart w:id="232" w:name="סיכום-היכן-כל-דפוס-יושב"/>
-      <w:bookmarkEnd w:id="230"/>
+      <w:bookmarkStart w:id="259" w:name="_Toc239281000"/>
+      <w:bookmarkStart w:id="260" w:name="סיכום-היכן-כל-דפוס-יושב"/>
+      <w:bookmarkEnd w:id="257"/>
       <w:r>
         <w:rPr>
           <w:rtl/>
@@ -29256,7 +30065,7 @@
         </w:rPr>
         <w:t>7.9 סיכום: היכן כל דפוס יושב</w:t>
       </w:r>
-      <w:bookmarkEnd w:id="231"/>
+      <w:bookmarkEnd w:id="259"/>
     </w:p>
     <w:tbl>
       <w:tblPr>
@@ -29562,6 +30371,7 @@
                 <w:rtl/>
                 <w:lang w:val="he"/>
               </w:rPr>
+              <w:lastRenderedPageBreak/>
               <w:t>Observer / Pub-Sub</w:t>
             </w:r>
           </w:p>
@@ -29668,7 +30478,6 @@
                 <w:rtl/>
                 <w:lang w:val="he"/>
               </w:rPr>
-              <w:lastRenderedPageBreak/>
               <w:t>Strategy</w:t>
             </w:r>
           </w:p>
@@ -29823,6 +30632,7 @@
             <w:pPr>
               <w:pStyle w:val="Compact"/>
             </w:pPr>
+            <w:commentRangeStart w:id="261"/>
             <w:r>
               <w:rPr>
                 <w:rtl/>
@@ -29863,6 +30673,15 @@
                 <w:lang w:val="he"/>
               </w:rPr>
               <w:t>ראו 7.8</w:t>
+            </w:r>
+            <w:commentRangeEnd w:id="261"/>
+            <w:r>
+              <w:rPr>
+                <w:rStyle w:val="af0"/>
+                <w:sz w:val="24"/>
+                <w:szCs w:val="24"/>
+              </w:rPr>
+              <w:commentReference w:id="261"/>
             </w:r>
           </w:p>
         </w:tc>
@@ -29874,10 +30693,62 @@
       </w:pPr>
       <w:r>
         <w:rPr>
-          <w:rtl/>
-          <w:lang w:val="he"/>
-        </w:rPr>
-        <w:t>החוט המשותף לכל הדפוסים שבטבלה הוא שכולם משרתים אותה מטרה, והיא לאפשר לשנות חלק אחד מבלי לגעת בשאר. ההזרקה מאפשרת להחליף מימוש, המתאם מאפשר להחליף ספק, המנויים מאפשרים להוסיף מסך שמאזין, והמצב הנאכף מאפשר להוסיף מעבר מבלי לסכן את הקיימים. פרק 8 מציג כל אחת מן ההחלפות הללו בפועל.</w:t>
+          <w:rFonts w:hint="cs"/>
+          <w:color w:val="4EA72E" w:themeColor="accent6"/>
+          <w:rtl/>
+          <w:lang w:val="he"/>
+        </w:rPr>
+        <w:t xml:space="preserve">החוט המקשר בין דפוסי העיצוב </w:t>
+      </w:r>
+      <w:r>
+        <w:rPr>
+          <w:rFonts w:hint="cs"/>
+          <w:color w:val="4EA72E" w:themeColor="accent6"/>
+          <w:rtl/>
+          <w:lang w:val="he"/>
+        </w:rPr>
+        <w:t>השונים</w:t>
+      </w:r>
+      <w:r>
+        <w:rPr>
+          <w:color w:val="4EA72E" w:themeColor="accent6"/>
+          <w:rtl/>
+          <w:lang w:val="he"/>
+        </w:rPr>
+        <w:t xml:space="preserve"> בטבלה הוא שכולם </w:t>
+      </w:r>
+      <w:r>
+        <w:rPr>
+          <w:rFonts w:hint="cs"/>
+          <w:color w:val="4EA72E" w:themeColor="accent6"/>
+          <w:rtl/>
+          <w:lang w:val="he"/>
+        </w:rPr>
+        <w:t>באים לשרת מטרת-על עיצובית משותפת</w:t>
+      </w:r>
+      <w:r>
+        <w:rPr>
+          <w:rtl/>
+          <w:lang w:val="he"/>
+        </w:rPr>
+        <w:t xml:space="preserve">, והיא לאפשר לשנות חלק אחד מבלי לגעת בשאר. ההזרקה מאפשרת להחליף מימוש, המתאם מאפשר להחליף ספק, המנויים מאפשרים להוסיף מסך שמאזין, והמצב הנאכף מאפשר להוסיף מעבר מבלי לסכן את הקיימים. </w:t>
+      </w:r>
+      <w:commentRangeStart w:id="262"/>
+      <w:r>
+        <w:rPr>
+          <w:rtl/>
+          <w:lang w:val="he"/>
+        </w:rPr>
+        <w:t>פרק 8 מציג כל אחת מן ההחלפות הללו בפועל.</w:t>
+      </w:r>
+      <w:commentRangeEnd w:id="262"/>
+      <w:r>
+        <w:rPr>
+          <w:rStyle w:val="af0"/>
+          <w:sz w:val="24"/>
+          <w:szCs w:val="24"/>
+        </w:rPr>
+        <w:commentReference w:id="262"/>
       </w:r>
     </w:p>
     <w:p>
@@ -29889,10 +30760,10 @@
       <w:pPr>
         <w:pStyle w:val="1"/>
       </w:pPr>
-      <w:bookmarkStart w:id="233" w:name="_Toc239281001"/>
-      <w:bookmarkStart w:id="234" w:name="שינויים-עתידיים-אפשריים"/>
+      <w:bookmarkStart w:id="263" w:name="_Toc239281001"/>
+      <w:bookmarkStart w:id="264" w:name="שינויים-עתידיים-אפשריים"/>
       <w:bookmarkEnd w:id="214"/>
-      <w:bookmarkEnd w:id="232"/>
+      <w:bookmarkEnd w:id="260"/>
       <w:r>
         <w:rPr>
           <w:rtl/>
@@ -29901,7 +30772,7 @@
         <w:lastRenderedPageBreak/>
         <w:t>8. שינויים עתידיים אפשריים</w:t>
       </w:r>
-      <w:bookmarkEnd w:id="233"/>
+      <w:bookmarkEnd w:id="263"/>
     </w:p>
     <w:p>
       <w:r>
@@ -29916,8 +30787,8 @@
       <w:pPr>
         <w:pStyle w:val="2"/>
       </w:pPr>
-      <w:bookmarkStart w:id="235" w:name="_Toc239281002"/>
-      <w:bookmarkStart w:id="236" w:name="מערכת-קבלת-תשלום"/>
+      <w:bookmarkStart w:id="265" w:name="_Toc239281002"/>
+      <w:bookmarkStart w:id="266" w:name="מערכת-קבלת-תשלום"/>
       <w:r>
         <w:rPr>
           <w:rtl/>
@@ -29925,7 +30796,7 @@
         </w:rPr>
         <w:t>8.1 מערכת קבלת תשלום</w:t>
       </w:r>
-      <w:bookmarkEnd w:id="235"/>
+      <w:bookmarkEnd w:id="265"/>
     </w:p>
     <w:p>
       <w:r>
@@ -30102,9 +30973,9 @@
       <w:pPr>
         <w:pStyle w:val="2"/>
       </w:pPr>
-      <w:bookmarkStart w:id="237" w:name="_Toc239281003"/>
-      <w:bookmarkStart w:id="238" w:name="תפקיד-משתמש-חדש"/>
-      <w:bookmarkEnd w:id="236"/>
+      <w:bookmarkStart w:id="267" w:name="_Toc239281003"/>
+      <w:bookmarkStart w:id="268" w:name="תפקיד-משתמש-חדש"/>
+      <w:bookmarkEnd w:id="266"/>
       <w:r>
         <w:rPr>
           <w:rtl/>
@@ -30112,7 +30983,7 @@
         </w:rPr>
         <w:t>8.2 תפקיד משתמש חדש</w:t>
       </w:r>
-      <w:bookmarkEnd w:id="237"/>
+      <w:bookmarkEnd w:id="267"/>
     </w:p>
     <w:p>
       <w:r>
@@ -30127,9 +30998,9 @@
       <w:pPr>
         <w:pStyle w:val="2"/>
       </w:pPr>
-      <w:bookmarkStart w:id="239" w:name="_Toc239281004"/>
-      <w:bookmarkStart w:id="240" w:name="ערוץ-התרעה-נוסף"/>
-      <w:bookmarkEnd w:id="238"/>
+      <w:bookmarkStart w:id="269" w:name="_Toc239281004"/>
+      <w:bookmarkStart w:id="270" w:name="ערוץ-התרעה-נוסף"/>
+      <w:bookmarkEnd w:id="268"/>
       <w:r>
         <w:rPr>
           <w:rtl/>
@@ -30137,7 +31008,7 @@
         </w:rPr>
         <w:t>8.3 ערוץ התרעה נוסף</w:t>
       </w:r>
-      <w:bookmarkEnd w:id="239"/>
+      <w:bookmarkEnd w:id="269"/>
     </w:p>
     <w:p>
       <w:r>
@@ -30152,9 +31023,9 @@
       <w:pPr>
         <w:pStyle w:val="2"/>
       </w:pPr>
-      <w:bookmarkStart w:id="241" w:name="_Toc239281005"/>
-      <w:bookmarkStart w:id="242" w:name="ספק-בינה-מלאכותית-חלופי"/>
-      <w:bookmarkEnd w:id="240"/>
+      <w:bookmarkStart w:id="271" w:name="_Toc239281005"/>
+      <w:bookmarkStart w:id="272" w:name="ספק-בינה-מלאכותית-חלופי"/>
+      <w:bookmarkEnd w:id="270"/>
       <w:r>
         <w:rPr>
           <w:rtl/>
@@ -30162,7 +31033,7 @@
         </w:rPr>
         <w:t>8.4 ספק בינה מלאכותית חלופי</w:t>
       </w:r>
-      <w:bookmarkEnd w:id="241"/>
+      <w:bookmarkEnd w:id="271"/>
     </w:p>
     <w:p>
       <w:r>
@@ -30177,9 +31048,9 @@
       <w:pPr>
         <w:pStyle w:val="2"/>
       </w:pPr>
-      <w:bookmarkStart w:id="243" w:name="_Toc239281006"/>
-      <w:bookmarkStart w:id="244" w:name="החלפת-בסיס-הנתונים"/>
-      <w:bookmarkEnd w:id="242"/>
+      <w:bookmarkStart w:id="273" w:name="_Toc239281006"/>
+      <w:bookmarkStart w:id="274" w:name="החלפת-בסיס-הנתונים"/>
+      <w:bookmarkEnd w:id="272"/>
       <w:r>
         <w:rPr>
           <w:rtl/>
@@ -30187,7 +31058,7 @@
         </w:rPr>
         <w:t>8.5 החלפת בסיס הנתונים</w:t>
       </w:r>
-      <w:bookmarkEnd w:id="243"/>
+      <w:bookmarkEnd w:id="273"/>
     </w:p>
     <w:p>
       <w:r>
@@ -30229,9 +31100,9 @@
       <w:pPr>
         <w:pStyle w:val="2"/>
       </w:pPr>
-      <w:bookmarkStart w:id="245" w:name="_Toc239281007"/>
-      <w:bookmarkStart w:id="246" w:name="החלפת-ממשק-המשתמש"/>
-      <w:bookmarkEnd w:id="244"/>
+      <w:bookmarkStart w:id="275" w:name="_Toc239281007"/>
+      <w:bookmarkStart w:id="276" w:name="החלפת-ממשק-המשתמש"/>
+      <w:bookmarkEnd w:id="274"/>
       <w:r>
         <w:rPr>
           <w:rtl/>
@@ -30239,7 +31110,7 @@
         </w:rPr>
         <w:t>8.6 החלפת ממשק המשתמש</w:t>
       </w:r>
-      <w:bookmarkEnd w:id="245"/>
+      <w:bookmarkEnd w:id="275"/>
     </w:p>
     <w:p>
       <w:r>
@@ -30294,10 +31165,10 @@
       <w:pPr>
         <w:pStyle w:val="1"/>
       </w:pPr>
-      <w:bookmarkStart w:id="247" w:name="_Toc239281008"/>
-      <w:bookmarkStart w:id="248" w:name="דיאגרמות-רצף"/>
-      <w:bookmarkEnd w:id="234"/>
-      <w:bookmarkEnd w:id="246"/>
+      <w:bookmarkStart w:id="277" w:name="_Toc239281008"/>
+      <w:bookmarkStart w:id="278" w:name="דיאגרמות-רצף"/>
+      <w:bookmarkEnd w:id="264"/>
+      <w:bookmarkEnd w:id="276"/>
       <w:r>
         <w:rPr>
           <w:rtl/>
@@ -30306,7 +31177,7 @@
         <w:lastRenderedPageBreak/>
         <w:t>9. דיאגרמות רצף</w:t>
       </w:r>
-      <w:bookmarkEnd w:id="247"/>
+      <w:bookmarkEnd w:id="277"/>
     </w:p>
     <w:p>
       <w:r>
@@ -30943,8 +31814,8 @@
       <w:pPr>
         <w:pStyle w:val="2"/>
       </w:pPr>
-      <w:bookmarkStart w:id="249" w:name="_Toc239281009"/>
-      <w:bookmarkStart w:id="250" w:name="לקיחת-פריט-להכנה-עם-ניכוי-מלאי-אטומי"/>
+      <w:bookmarkStart w:id="279" w:name="_Toc239281009"/>
+      <w:bookmarkStart w:id="280" w:name="לקיחת-פריט-להכנה-עם-ניכוי-מלאי-אטומי"/>
       <w:r>
         <w:rPr>
           <w:rtl/>
@@ -30953,7 +31824,7 @@
         <w:lastRenderedPageBreak/>
         <w:t>9.1 לקיחת פריט להכנה, עם ניכוי מלאי אטומי</w:t>
       </w:r>
-      <w:bookmarkEnd w:id="249"/>
+      <w:bookmarkEnd w:id="279"/>
     </w:p>
     <w:p>
       <w:pPr>
@@ -31021,9 +31892,9 @@
       <w:pPr>
         <w:pStyle w:val="2"/>
       </w:pPr>
-      <w:bookmarkStart w:id="251" w:name="_Toc239281010"/>
-      <w:bookmarkStart w:id="252" w:name="דחיית-פריט-מחוסר-מלאי"/>
-      <w:bookmarkEnd w:id="250"/>
+      <w:bookmarkStart w:id="281" w:name="_Toc239281010"/>
+      <w:bookmarkStart w:id="282" w:name="דחיית-פריט-מחוסר-מלאי"/>
+      <w:bookmarkEnd w:id="280"/>
       <w:r>
         <w:rPr>
           <w:rtl/>
@@ -31032,7 +31903,7 @@
         <w:lastRenderedPageBreak/>
         <w:t>9.2 דחיית פריט מחוסר מלאי</w:t>
       </w:r>
-      <w:bookmarkEnd w:id="251"/>
+      <w:bookmarkEnd w:id="281"/>
     </w:p>
     <w:p>
       <w:pPr>
@@ -31100,9 +31971,9 @@
       <w:pPr>
         <w:pStyle w:val="2"/>
       </w:pPr>
-      <w:bookmarkStart w:id="253" w:name="_Toc239281011"/>
-      <w:bookmarkStart w:id="254" w:name="שידור-עדכון-בזמן-אמת"/>
-      <w:bookmarkEnd w:id="252"/>
+      <w:bookmarkStart w:id="283" w:name="_Toc239281011"/>
+      <w:bookmarkStart w:id="284" w:name="שידור-עדכון-בזמן-אמת"/>
+      <w:bookmarkEnd w:id="282"/>
       <w:r>
         <w:rPr>
           <w:rtl/>
@@ -31110,7 +31981,7 @@
         </w:rPr>
         <w:t>9.3 שידור עדכון בזמן אמת</w:t>
       </w:r>
-      <w:bookmarkEnd w:id="253"/>
+      <w:bookmarkEnd w:id="283"/>
     </w:p>
     <w:p>
       <w:pPr>
@@ -31187,9 +32058,9 @@
       <w:pPr>
         <w:pStyle w:val="2"/>
       </w:pPr>
-      <w:bookmarkStart w:id="255" w:name="_Toc239281012"/>
-      <w:bookmarkStart w:id="256" w:name="הצעת-מתכון-מהשף-החכם"/>
-      <w:bookmarkEnd w:id="254"/>
+      <w:bookmarkStart w:id="285" w:name="_Toc239281012"/>
+      <w:bookmarkStart w:id="286" w:name="הצעת-מתכון-מהשף-החכם"/>
+      <w:bookmarkEnd w:id="284"/>
       <w:r>
         <w:rPr>
           <w:rtl/>
@@ -31198,7 +32069,7 @@
         <w:lastRenderedPageBreak/>
         <w:t>9.4 הצעת מתכון מהשף החכם</w:t>
       </w:r>
-      <w:bookmarkEnd w:id="255"/>
+      <w:bookmarkEnd w:id="285"/>
     </w:p>
     <w:p>
       <w:pPr>
@@ -31266,8 +32137,8 @@
       <w:r>
         <w:br w:type="page"/>
       </w:r>
-      <w:bookmarkEnd w:id="248"/>
-      <w:bookmarkEnd w:id="256"/>
+      <w:bookmarkEnd w:id="278"/>
+      <w:bookmarkEnd w:id="286"/>
     </w:p>
     <w:sectPr>
       <w:footnotePr>
@@ -52985,7 +53856,6 @@
         <w:pStyle w:val="af1"/>
         <w:jc w:val="right"/>
         <w:rPr>
-          <w:rFonts w:hint="cs"/>
           <w:rtl/>
         </w:rPr>
       </w:pPr>
@@ -59766,6 +60636,7285 @@
           <w:rtl/>
         </w:rPr>
         <w:t>.</w:t>
+      </w:r>
+    </w:p>
+  </w:comment>
+  <w:comment w:id="215" w:author="Ofek Rotem" w:date="2026-09-05T19:06:00Z" w:initials="OR">
+    <w:p>
+      <w:pPr>
+        <w:pStyle w:val="af1"/>
+        <w:jc w:val="right"/>
+      </w:pPr>
+      <w:r>
+        <w:rPr>
+          <w:rStyle w:val="af0"/>
+        </w:rPr>
+        <w:annotationRef/>
+      </w:r>
+      <w:r>
+        <w:rPr>
+          <w:rFonts w:hint="eastAsia"/>
+          <w:rtl/>
+        </w:rPr>
+        <w:t>הערה</w:t>
+      </w:r>
+      <w:r>
+        <w:rPr>
+          <w:rtl/>
+        </w:rPr>
+        <w:t xml:space="preserve">: </w:t>
+      </w:r>
+      <w:r>
+        <w:rPr>
+          <w:rFonts w:hint="eastAsia"/>
+          <w:rtl/>
+        </w:rPr>
+        <w:t>האם</w:t>
+      </w:r>
+      <w:r>
+        <w:rPr>
+          <w:rtl/>
+        </w:rPr>
+        <w:t xml:space="preserve"> </w:t>
+      </w:r>
+      <w:r>
+        <w:rPr>
+          <w:rFonts w:hint="eastAsia"/>
+          <w:rtl/>
+        </w:rPr>
+        <w:t>במסמכי</w:t>
+      </w:r>
+      <w:r>
+        <w:rPr>
+          <w:rtl/>
+        </w:rPr>
+        <w:t xml:space="preserve"> </w:t>
+      </w:r>
+      <w:r>
+        <w:rPr>
+          <w:rFonts w:hint="eastAsia"/>
+          <w:rtl/>
+        </w:rPr>
+        <w:t>הקורס</w:t>
+      </w:r>
+      <w:r>
+        <w:rPr>
+          <w:rtl/>
+        </w:rPr>
+        <w:t xml:space="preserve"> </w:t>
+      </w:r>
+      <w:r>
+        <w:rPr>
+          <w:rFonts w:hint="eastAsia"/>
+          <w:rtl/>
+        </w:rPr>
+        <w:t>מופיע</w:t>
+      </w:r>
+      <w:r>
+        <w:rPr>
+          <w:rtl/>
+        </w:rPr>
+        <w:t xml:space="preserve"> </w:t>
+      </w:r>
+      <w:r>
+        <w:rPr>
+          <w:rFonts w:hint="eastAsia"/>
+          <w:rtl/>
+        </w:rPr>
+        <w:t>המונח</w:t>
+      </w:r>
+      <w:r>
+        <w:rPr>
+          <w:rtl/>
+        </w:rPr>
+        <w:t xml:space="preserve"> "</w:t>
+      </w:r>
+      <w:r>
+        <w:rPr>
+          <w:rFonts w:hint="eastAsia"/>
+          <w:rtl/>
+        </w:rPr>
+        <w:t>דפוסי</w:t>
+      </w:r>
+      <w:r>
+        <w:rPr>
+          <w:rtl/>
+        </w:rPr>
+        <w:t xml:space="preserve"> </w:t>
+      </w:r>
+      <w:r>
+        <w:rPr>
+          <w:rFonts w:hint="eastAsia"/>
+          <w:rtl/>
+        </w:rPr>
+        <w:t>עיצוב</w:t>
+      </w:r>
+      <w:r>
+        <w:rPr>
+          <w:rtl/>
+        </w:rPr>
+        <w:t xml:space="preserve">"? </w:t>
+      </w:r>
+      <w:r>
+        <w:rPr>
+          <w:rFonts w:hint="eastAsia"/>
+          <w:rtl/>
+        </w:rPr>
+        <w:t>כי</w:t>
+      </w:r>
+      <w:r>
+        <w:rPr>
+          <w:rtl/>
+        </w:rPr>
+        <w:t xml:space="preserve"> </w:t>
+      </w:r>
+      <w:r>
+        <w:rPr>
+          <w:rFonts w:hint="eastAsia"/>
+          <w:rtl/>
+        </w:rPr>
+        <w:t>ביום</w:t>
+      </w:r>
+      <w:r>
+        <w:rPr>
+          <w:rtl/>
+        </w:rPr>
+        <w:t xml:space="preserve"> </w:t>
+      </w:r>
+      <w:r>
+        <w:rPr>
+          <w:rFonts w:hint="eastAsia"/>
+          <w:rtl/>
+        </w:rPr>
+        <w:t>יום</w:t>
+      </w:r>
+      <w:r>
+        <w:rPr>
+          <w:rtl/>
+        </w:rPr>
+        <w:t xml:space="preserve"> </w:t>
+      </w:r>
+      <w:r>
+        <w:rPr>
+          <w:rFonts w:hint="eastAsia"/>
+          <w:rtl/>
+        </w:rPr>
+        <w:t>אני</w:t>
+      </w:r>
+      <w:r>
+        <w:rPr>
+          <w:rtl/>
+        </w:rPr>
+        <w:t xml:space="preserve"> </w:t>
+      </w:r>
+      <w:r>
+        <w:rPr>
+          <w:rFonts w:hint="eastAsia"/>
+          <w:rtl/>
+        </w:rPr>
+        <w:t>משתמש</w:t>
+      </w:r>
+      <w:r>
+        <w:rPr>
+          <w:rtl/>
+        </w:rPr>
+        <w:t xml:space="preserve"> </w:t>
+      </w:r>
+      <w:r>
+        <w:rPr>
+          <w:rFonts w:hint="eastAsia"/>
+          <w:rtl/>
+        </w:rPr>
+        <w:t>במונח</w:t>
+      </w:r>
+      <w:r>
+        <w:rPr>
+          <w:rtl/>
+        </w:rPr>
+        <w:t xml:space="preserve"> "</w:t>
+      </w:r>
+      <w:r>
+        <w:rPr>
+          <w:rFonts w:hint="eastAsia"/>
+          <w:rtl/>
+        </w:rPr>
+        <w:t>תבניות</w:t>
+      </w:r>
+      <w:r>
+        <w:rPr>
+          <w:rtl/>
+        </w:rPr>
+        <w:t xml:space="preserve"> </w:t>
+      </w:r>
+      <w:r>
+        <w:rPr>
+          <w:rFonts w:hint="eastAsia"/>
+          <w:rtl/>
+        </w:rPr>
+        <w:t>עיצוב</w:t>
+      </w:r>
+      <w:r>
+        <w:rPr>
+          <w:rtl/>
+        </w:rPr>
+        <w:t xml:space="preserve">". </w:t>
+      </w:r>
+      <w:r>
+        <w:rPr>
+          <w:rFonts w:hint="eastAsia"/>
+          <w:rtl/>
+        </w:rPr>
+        <w:t>אם</w:t>
+      </w:r>
+      <w:r>
+        <w:rPr>
+          <w:rtl/>
+        </w:rPr>
+        <w:t xml:space="preserve"> </w:t>
+      </w:r>
+      <w:r>
+        <w:rPr>
+          <w:rFonts w:hint="eastAsia"/>
+          <w:rtl/>
+        </w:rPr>
+        <w:t>זה</w:t>
+      </w:r>
+      <w:r>
+        <w:rPr>
+          <w:rtl/>
+        </w:rPr>
+        <w:t xml:space="preserve"> </w:t>
+      </w:r>
+      <w:r>
+        <w:rPr>
+          <w:rFonts w:hint="eastAsia"/>
+          <w:rtl/>
+        </w:rPr>
+        <w:t>מופיע</w:t>
+      </w:r>
+      <w:r>
+        <w:rPr>
+          <w:rtl/>
+        </w:rPr>
+        <w:t xml:space="preserve"> </w:t>
+      </w:r>
+      <w:r>
+        <w:rPr>
+          <w:rFonts w:hint="eastAsia"/>
+          <w:rtl/>
+        </w:rPr>
+        <w:t>במסמכי</w:t>
+      </w:r>
+      <w:r>
+        <w:rPr>
+          <w:rtl/>
+        </w:rPr>
+        <w:t xml:space="preserve"> </w:t>
+      </w:r>
+      <w:r>
+        <w:rPr>
+          <w:rFonts w:hint="eastAsia"/>
+          <w:rtl/>
+        </w:rPr>
+        <w:t>תיאור</w:t>
+      </w:r>
+      <w:r>
+        <w:rPr>
+          <w:rtl/>
+        </w:rPr>
+        <w:t xml:space="preserve"> </w:t>
+      </w:r>
+      <w:r>
+        <w:rPr>
+          <w:rFonts w:hint="eastAsia"/>
+          <w:rtl/>
+        </w:rPr>
+        <w:t>הפרויקט</w:t>
+      </w:r>
+      <w:r>
+        <w:rPr>
+          <w:rtl/>
+        </w:rPr>
+        <w:t xml:space="preserve"> </w:t>
+      </w:r>
+      <w:r>
+        <w:rPr>
+          <w:rFonts w:hint="eastAsia"/>
+          <w:rtl/>
+        </w:rPr>
+        <w:t>והמטלות</w:t>
+      </w:r>
+      <w:r>
+        <w:rPr>
+          <w:rtl/>
+        </w:rPr>
+        <w:t xml:space="preserve"> </w:t>
+      </w:r>
+      <w:r>
+        <w:rPr>
+          <w:rFonts w:hint="eastAsia"/>
+          <w:rtl/>
+        </w:rPr>
+        <w:t>נישאר</w:t>
+      </w:r>
+      <w:r>
+        <w:rPr>
+          <w:rtl/>
+        </w:rPr>
+        <w:t xml:space="preserve"> </w:t>
+      </w:r>
+      <w:r>
+        <w:rPr>
+          <w:rFonts w:hint="eastAsia"/>
+          <w:rtl/>
+        </w:rPr>
+        <w:t>איתו</w:t>
+      </w:r>
+      <w:r>
+        <w:rPr>
+          <w:rtl/>
+        </w:rPr>
+        <w:t>.</w:t>
+      </w:r>
+    </w:p>
+  </w:comment>
+  <w:comment w:id="216" w:author="Ofek Rotem" w:date="2026-09-05T19:06:00Z" w:initials="OR">
+    <w:p>
+      <w:pPr>
+        <w:pStyle w:val="af1"/>
+        <w:jc w:val="right"/>
+      </w:pPr>
+      <w:r>
+        <w:rPr>
+          <w:rStyle w:val="af0"/>
+        </w:rPr>
+        <w:annotationRef/>
+      </w:r>
+      <w:r>
+        <w:rPr>
+          <w:rFonts w:hint="eastAsia"/>
+          <w:rtl/>
+        </w:rPr>
+        <w:t>שיפור</w:t>
+      </w:r>
+      <w:r>
+        <w:rPr>
+          <w:rtl/>
+        </w:rPr>
+        <w:t>: "</w:t>
+      </w:r>
+      <w:r>
+        <w:rPr>
+          <w:rFonts w:hint="eastAsia"/>
+          <w:rtl/>
+        </w:rPr>
+        <w:t>הפרק</w:t>
+      </w:r>
+      <w:r>
+        <w:rPr>
+          <w:rtl/>
+        </w:rPr>
+        <w:t xml:space="preserve"> </w:t>
+      </w:r>
+      <w:r>
+        <w:rPr>
+          <w:rFonts w:hint="eastAsia"/>
+          <w:rtl/>
+        </w:rPr>
+        <w:t>סוקר</w:t>
+      </w:r>
+      <w:r>
+        <w:rPr>
+          <w:rtl/>
+        </w:rPr>
+        <w:t xml:space="preserve"> </w:t>
+      </w:r>
+      <w:r>
+        <w:rPr>
+          <w:rFonts w:hint="eastAsia"/>
+          <w:rtl/>
+        </w:rPr>
+        <w:t>מהו</w:t>
+      </w:r>
+      <w:r>
+        <w:rPr>
+          <w:rtl/>
+        </w:rPr>
+        <w:t xml:space="preserve"> </w:t>
+      </w:r>
+      <w:r>
+        <w:rPr>
+          <w:rFonts w:hint="eastAsia"/>
+          <w:rtl/>
+        </w:rPr>
+        <w:t>כל</w:t>
+      </w:r>
+      <w:r>
+        <w:rPr>
+          <w:rtl/>
+        </w:rPr>
+        <w:t xml:space="preserve"> </w:t>
+      </w:r>
+      <w:r>
+        <w:rPr>
+          <w:rFonts w:hint="eastAsia"/>
+          <w:rtl/>
+        </w:rPr>
+        <w:t>דפוס</w:t>
+      </w:r>
+      <w:r>
+        <w:rPr>
+          <w:rtl/>
+        </w:rPr>
+        <w:t xml:space="preserve"> ...".</w:t>
+      </w:r>
+    </w:p>
+  </w:comment>
+  <w:comment w:id="217" w:author="Ofek Rotem" w:date="2026-09-05T19:08:00Z" w:initials="OR">
+    <w:p>
+      <w:pPr>
+        <w:pStyle w:val="af1"/>
+        <w:jc w:val="right"/>
+      </w:pPr>
+      <w:r>
+        <w:rPr>
+          <w:rStyle w:val="af0"/>
+        </w:rPr>
+        <w:annotationRef/>
+      </w:r>
+      <w:r>
+        <w:rPr>
+          <w:rFonts w:hint="eastAsia"/>
+          <w:rtl/>
+        </w:rPr>
+        <w:t>הערה</w:t>
+      </w:r>
+      <w:r>
+        <w:rPr>
+          <w:rtl/>
+        </w:rPr>
+        <w:t xml:space="preserve">: </w:t>
+      </w:r>
+      <w:r>
+        <w:rPr>
+          <w:rFonts w:hint="eastAsia"/>
+          <w:rtl/>
+        </w:rPr>
+        <w:t>אני</w:t>
+      </w:r>
+      <w:r>
+        <w:rPr>
+          <w:rtl/>
+        </w:rPr>
+        <w:t xml:space="preserve"> </w:t>
+      </w:r>
+      <w:r>
+        <w:rPr>
+          <w:rFonts w:hint="eastAsia"/>
+          <w:rtl/>
+        </w:rPr>
+        <w:t>מבין</w:t>
+      </w:r>
+      <w:r>
+        <w:rPr>
+          <w:rtl/>
+        </w:rPr>
+        <w:t xml:space="preserve"> </w:t>
+      </w:r>
+      <w:r>
+        <w:rPr>
+          <w:rFonts w:hint="eastAsia"/>
+          <w:rtl/>
+        </w:rPr>
+        <w:t>את</w:t>
+      </w:r>
+      <w:r>
+        <w:rPr>
+          <w:rtl/>
+        </w:rPr>
+        <w:t xml:space="preserve"> </w:t>
+      </w:r>
+      <w:r>
+        <w:rPr>
+          <w:rFonts w:hint="eastAsia"/>
+          <w:rtl/>
+        </w:rPr>
+        <w:t>הכוונה</w:t>
+      </w:r>
+      <w:r>
+        <w:rPr>
+          <w:rtl/>
+        </w:rPr>
+        <w:t xml:space="preserve">, </w:t>
+      </w:r>
+      <w:r>
+        <w:rPr>
+          <w:rFonts w:hint="eastAsia"/>
+          <w:rtl/>
+        </w:rPr>
+        <w:t>אבל</w:t>
+      </w:r>
+      <w:r>
+        <w:rPr>
+          <w:rtl/>
+        </w:rPr>
+        <w:t xml:space="preserve"> </w:t>
+      </w:r>
+      <w:r>
+        <w:rPr>
+          <w:rFonts w:hint="eastAsia"/>
+          <w:rtl/>
+        </w:rPr>
+        <w:t>לדעתי</w:t>
+      </w:r>
+      <w:r>
+        <w:rPr>
+          <w:rtl/>
+        </w:rPr>
+        <w:t xml:space="preserve"> </w:t>
+      </w:r>
+      <w:r>
+        <w:rPr>
+          <w:rFonts w:hint="eastAsia"/>
+          <w:rtl/>
+        </w:rPr>
+        <w:t>מובן</w:t>
+      </w:r>
+      <w:r>
+        <w:rPr>
+          <w:rtl/>
+        </w:rPr>
+        <w:t xml:space="preserve"> </w:t>
+      </w:r>
+      <w:r>
+        <w:rPr>
+          <w:rFonts w:hint="eastAsia"/>
+          <w:rtl/>
+        </w:rPr>
+        <w:t>מאליו</w:t>
+      </w:r>
+      <w:r>
+        <w:rPr>
+          <w:rtl/>
+        </w:rPr>
+        <w:t xml:space="preserve"> </w:t>
+      </w:r>
+      <w:r>
+        <w:rPr>
+          <w:rFonts w:hint="eastAsia"/>
+          <w:rtl/>
+        </w:rPr>
+        <w:t>שמימוש</w:t>
+      </w:r>
+      <w:r>
+        <w:rPr>
+          <w:rtl/>
+        </w:rPr>
+        <w:t xml:space="preserve"> </w:t>
+      </w:r>
+      <w:r>
+        <w:rPr>
+          <w:rFonts w:hint="eastAsia"/>
+          <w:rtl/>
+        </w:rPr>
+        <w:t>של</w:t>
+      </w:r>
+      <w:r>
+        <w:rPr>
+          <w:rtl/>
+        </w:rPr>
+        <w:t xml:space="preserve"> </w:t>
+      </w:r>
+      <w:r>
+        <w:rPr>
+          <w:rFonts w:hint="eastAsia"/>
+          <w:rtl/>
+        </w:rPr>
+        <w:t>דפוס</w:t>
+      </w:r>
+      <w:r>
+        <w:rPr>
+          <w:rtl/>
+        </w:rPr>
+        <w:t xml:space="preserve"> </w:t>
+      </w:r>
+      <w:r>
+        <w:rPr>
+          <w:rFonts w:hint="eastAsia"/>
+          <w:rtl/>
+        </w:rPr>
+        <w:t>עיצוב</w:t>
+      </w:r>
+      <w:r>
+        <w:rPr>
+          <w:rtl/>
+        </w:rPr>
+        <w:t xml:space="preserve"> </w:t>
+      </w:r>
+      <w:r>
+        <w:rPr>
+          <w:rFonts w:hint="eastAsia"/>
+          <w:rtl/>
+        </w:rPr>
+        <w:t>יכול</w:t>
+      </w:r>
+      <w:r>
+        <w:rPr>
+          <w:rtl/>
+        </w:rPr>
+        <w:t xml:space="preserve"> </w:t>
+      </w:r>
+      <w:r>
+        <w:rPr>
+          <w:rFonts w:hint="eastAsia"/>
+          <w:rtl/>
+        </w:rPr>
+        <w:t>להיות</w:t>
+      </w:r>
+      <w:r>
+        <w:rPr>
+          <w:rtl/>
+        </w:rPr>
+        <w:t xml:space="preserve"> </w:t>
+      </w:r>
+      <w:r>
+        <w:rPr>
+          <w:rFonts w:hint="eastAsia"/>
+          <w:rtl/>
+        </w:rPr>
+        <w:t>חלקי</w:t>
+      </w:r>
+      <w:r>
+        <w:rPr>
+          <w:rtl/>
+        </w:rPr>
+        <w:t xml:space="preserve"> - </w:t>
+      </w:r>
+      <w:r>
+        <w:rPr>
+          <w:rFonts w:hint="eastAsia"/>
+          <w:rtl/>
+        </w:rPr>
+        <w:t>הוא</w:t>
+      </w:r>
+      <w:r>
+        <w:rPr>
+          <w:rtl/>
+        </w:rPr>
+        <w:t xml:space="preserve"> </w:t>
+      </w:r>
+      <w:r>
+        <w:rPr>
+          <w:rFonts w:hint="eastAsia"/>
+          <w:rtl/>
+        </w:rPr>
+        <w:t>כולל</w:t>
+      </w:r>
+      <w:r>
+        <w:rPr>
+          <w:rtl/>
+        </w:rPr>
+        <w:t xml:space="preserve"> </w:t>
+      </w:r>
+      <w:r>
+        <w:rPr>
+          <w:rFonts w:hint="eastAsia"/>
+          <w:rtl/>
+        </w:rPr>
+        <w:t>את</w:t>
+      </w:r>
+      <w:r>
+        <w:rPr>
+          <w:rtl/>
+        </w:rPr>
+        <w:t xml:space="preserve"> </w:t>
+      </w:r>
+      <w:r>
+        <w:rPr>
+          <w:rFonts w:hint="eastAsia"/>
+          <w:rtl/>
+        </w:rPr>
+        <w:t>ההתנהגות</w:t>
+      </w:r>
+      <w:r>
+        <w:rPr>
+          <w:rtl/>
+        </w:rPr>
+        <w:t xml:space="preserve"> </w:t>
+      </w:r>
+      <w:r>
+        <w:rPr>
+          <w:rFonts w:hint="eastAsia"/>
+          <w:rtl/>
+        </w:rPr>
+        <w:t>הרצויה</w:t>
+      </w:r>
+      <w:r>
+        <w:rPr>
+          <w:rtl/>
+        </w:rPr>
+        <w:t xml:space="preserve">, </w:t>
+      </w:r>
+      <w:r>
+        <w:rPr>
+          <w:rFonts w:hint="eastAsia"/>
+          <w:rtl/>
+        </w:rPr>
+        <w:t>ולאו</w:t>
+      </w:r>
+      <w:r>
+        <w:rPr>
+          <w:rtl/>
+        </w:rPr>
+        <w:t xml:space="preserve"> </w:t>
+      </w:r>
+      <w:r>
+        <w:rPr>
+          <w:rFonts w:hint="eastAsia"/>
+          <w:rtl/>
+        </w:rPr>
+        <w:t>דווקא</w:t>
+      </w:r>
+      <w:r>
+        <w:rPr>
+          <w:rtl/>
+        </w:rPr>
+        <w:t xml:space="preserve"> </w:t>
+      </w:r>
+      <w:r>
+        <w:rPr>
+          <w:rFonts w:hint="eastAsia"/>
+          <w:rtl/>
+        </w:rPr>
+        <w:t>את</w:t>
+      </w:r>
+      <w:r>
+        <w:rPr>
+          <w:rtl/>
+        </w:rPr>
+        <w:t xml:space="preserve"> </w:t>
+      </w:r>
+      <w:r>
+        <w:rPr>
+          <w:rFonts w:hint="eastAsia"/>
+          <w:rtl/>
+        </w:rPr>
+        <w:t>המבנה</w:t>
+      </w:r>
+      <w:r>
+        <w:rPr>
+          <w:rtl/>
+        </w:rPr>
+        <w:t xml:space="preserve"> </w:t>
+      </w:r>
+      <w:r>
+        <w:rPr>
+          <w:rFonts w:hint="eastAsia"/>
+          <w:rtl/>
+        </w:rPr>
+        <w:t>הקלאסי</w:t>
+      </w:r>
+      <w:r>
+        <w:rPr>
+          <w:rtl/>
+        </w:rPr>
+        <w:t xml:space="preserve"> </w:t>
+      </w:r>
+      <w:r>
+        <w:rPr>
+          <w:rFonts w:hint="eastAsia"/>
+          <w:rtl/>
+        </w:rPr>
+        <w:t>המוצע</w:t>
+      </w:r>
+      <w:r>
+        <w:rPr>
+          <w:rtl/>
+        </w:rPr>
+        <w:t xml:space="preserve">. </w:t>
+      </w:r>
+      <w:r>
+        <w:rPr>
+          <w:rFonts w:hint="eastAsia"/>
+          <w:rtl/>
+        </w:rPr>
+        <w:t>מצד</w:t>
+      </w:r>
+      <w:r>
+        <w:rPr>
+          <w:rtl/>
+        </w:rPr>
+        <w:t xml:space="preserve"> </w:t>
+      </w:r>
+      <w:r>
+        <w:rPr>
+          <w:rFonts w:hint="eastAsia"/>
+          <w:rtl/>
+        </w:rPr>
+        <w:t>שני</w:t>
+      </w:r>
+      <w:r>
+        <w:rPr>
+          <w:rtl/>
+        </w:rPr>
+        <w:t xml:space="preserve">, </w:t>
+      </w:r>
+      <w:r>
+        <w:rPr>
+          <w:rFonts w:hint="eastAsia"/>
+          <w:rtl/>
+        </w:rPr>
+        <w:t>מדובר</w:t>
+      </w:r>
+      <w:r>
+        <w:rPr>
+          <w:rtl/>
+        </w:rPr>
+        <w:t xml:space="preserve"> </w:t>
+      </w:r>
+      <w:r>
+        <w:rPr>
+          <w:rFonts w:hint="eastAsia"/>
+          <w:rtl/>
+        </w:rPr>
+        <w:t>בפרויקט</w:t>
+      </w:r>
+      <w:r>
+        <w:rPr>
+          <w:rtl/>
+        </w:rPr>
+        <w:t xml:space="preserve"> </w:t>
+      </w:r>
+      <w:r>
+        <w:rPr>
+          <w:rFonts w:hint="eastAsia"/>
+          <w:rtl/>
+        </w:rPr>
+        <w:t>אקדמי</w:t>
+      </w:r>
+      <w:r>
+        <w:rPr>
+          <w:rtl/>
+        </w:rPr>
+        <w:t xml:space="preserve">, </w:t>
+      </w:r>
+      <w:r>
+        <w:rPr>
+          <w:rFonts w:hint="eastAsia"/>
+          <w:rtl/>
+        </w:rPr>
+        <w:t>אז</w:t>
+      </w:r>
+      <w:r>
+        <w:rPr>
+          <w:rtl/>
+        </w:rPr>
+        <w:t xml:space="preserve"> </w:t>
+      </w:r>
+      <w:r>
+        <w:rPr>
+          <w:rFonts w:hint="eastAsia"/>
+          <w:rtl/>
+        </w:rPr>
+        <w:t>אולי</w:t>
+      </w:r>
+      <w:r>
+        <w:rPr>
+          <w:rtl/>
+        </w:rPr>
+        <w:t xml:space="preserve"> </w:t>
+      </w:r>
+      <w:r>
+        <w:rPr>
+          <w:rFonts w:hint="eastAsia"/>
+          <w:rtl/>
+        </w:rPr>
+        <w:t>יש</w:t>
+      </w:r>
+      <w:r>
+        <w:rPr>
+          <w:rtl/>
+        </w:rPr>
+        <w:t xml:space="preserve"> </w:t>
+      </w:r>
+      <w:r>
+        <w:rPr>
+          <w:rFonts w:hint="eastAsia"/>
+          <w:rtl/>
+        </w:rPr>
+        <w:t>מקום</w:t>
+      </w:r>
+      <w:r>
+        <w:rPr>
+          <w:rtl/>
+        </w:rPr>
+        <w:t xml:space="preserve"> </w:t>
+      </w:r>
+      <w:r>
+        <w:rPr>
+          <w:rFonts w:hint="eastAsia"/>
+          <w:rtl/>
+        </w:rPr>
+        <w:t>לדקויות</w:t>
+      </w:r>
+      <w:r>
+        <w:rPr>
+          <w:rtl/>
+        </w:rPr>
+        <w:t xml:space="preserve"> </w:t>
+      </w:r>
+      <w:r>
+        <w:rPr>
+          <w:rFonts w:hint="eastAsia"/>
+          <w:rtl/>
+        </w:rPr>
+        <w:t>כאלו</w:t>
+      </w:r>
+      <w:r>
+        <w:rPr>
+          <w:rtl/>
+        </w:rPr>
+        <w:t xml:space="preserve">. </w:t>
+      </w:r>
+      <w:r>
+        <w:rPr>
+          <w:rFonts w:hint="eastAsia"/>
+          <w:rtl/>
+        </w:rPr>
+        <w:t>האם</w:t>
+      </w:r>
+      <w:r>
+        <w:rPr>
+          <w:rtl/>
+        </w:rPr>
+        <w:t xml:space="preserve"> </w:t>
+      </w:r>
+      <w:r>
+        <w:rPr>
+          <w:rFonts w:hint="eastAsia"/>
+          <w:rtl/>
+        </w:rPr>
+        <w:t>הפסקה</w:t>
+      </w:r>
+      <w:r>
+        <w:rPr>
+          <w:rtl/>
+        </w:rPr>
+        <w:t xml:space="preserve"> </w:t>
+      </w:r>
+      <w:r>
+        <w:rPr>
+          <w:rFonts w:hint="eastAsia"/>
+          <w:rtl/>
+        </w:rPr>
+        <w:t>הזו</w:t>
+      </w:r>
+      <w:r>
+        <w:rPr>
+          <w:rtl/>
+        </w:rPr>
+        <w:t xml:space="preserve"> </w:t>
+      </w:r>
+      <w:r>
+        <w:rPr>
+          <w:rFonts w:hint="eastAsia"/>
+          <w:rtl/>
+        </w:rPr>
+        <w:t>חשובה</w:t>
+      </w:r>
+      <w:r>
+        <w:rPr>
+          <w:rtl/>
+        </w:rPr>
+        <w:t>?</w:t>
+      </w:r>
+    </w:p>
+  </w:comment>
+  <w:comment w:id="220" w:author="Ofek Rotem" w:date="2026-09-05T19:09:00Z" w:initials="OR">
+    <w:p>
+      <w:pPr>
+        <w:pStyle w:val="af1"/>
+        <w:jc w:val="right"/>
+      </w:pPr>
+      <w:r>
+        <w:rPr>
+          <w:rStyle w:val="af0"/>
+        </w:rPr>
+        <w:annotationRef/>
+      </w:r>
+      <w:r>
+        <w:rPr>
+          <w:rFonts w:hint="eastAsia"/>
+          <w:rtl/>
+        </w:rPr>
+        <w:t>הערה</w:t>
+      </w:r>
+      <w:r>
+        <w:rPr>
+          <w:rtl/>
+        </w:rPr>
+        <w:t xml:space="preserve">: </w:t>
+      </w:r>
+      <w:r>
+        <w:rPr>
+          <w:rFonts w:hint="eastAsia"/>
+          <w:rtl/>
+        </w:rPr>
+        <w:t>לדעתי</w:t>
+      </w:r>
+      <w:r>
+        <w:rPr>
+          <w:rtl/>
+        </w:rPr>
+        <w:t xml:space="preserve"> </w:t>
+      </w:r>
+      <w:r>
+        <w:rPr>
+          <w:rFonts w:hint="eastAsia"/>
+          <w:rtl/>
+        </w:rPr>
+        <w:t>פגשתי</w:t>
+      </w:r>
+      <w:r>
+        <w:rPr>
+          <w:rtl/>
+        </w:rPr>
+        <w:t xml:space="preserve"> </w:t>
+      </w:r>
+      <w:r>
+        <w:rPr>
+          <w:rFonts w:hint="eastAsia"/>
+          <w:rtl/>
+        </w:rPr>
+        <w:t>את</w:t>
+      </w:r>
+      <w:r>
+        <w:rPr>
+          <w:rtl/>
+        </w:rPr>
+        <w:t xml:space="preserve"> </w:t>
+      </w:r>
+      <w:r>
+        <w:rPr>
+          <w:rFonts w:hint="eastAsia"/>
+          <w:rtl/>
+        </w:rPr>
+        <w:t>המשפט</w:t>
+      </w:r>
+      <w:r>
+        <w:rPr>
+          <w:rtl/>
+        </w:rPr>
+        <w:t xml:space="preserve"> </w:t>
+      </w:r>
+      <w:r>
+        <w:rPr>
+          <w:rFonts w:hint="eastAsia"/>
+          <w:rtl/>
+        </w:rPr>
+        <w:t>הזה</w:t>
+      </w:r>
+      <w:r>
+        <w:rPr>
+          <w:rtl/>
+        </w:rPr>
+        <w:t xml:space="preserve"> </w:t>
+      </w:r>
+      <w:r>
+        <w:rPr>
+          <w:rFonts w:hint="eastAsia"/>
+          <w:rtl/>
+        </w:rPr>
+        <w:t>בעבר</w:t>
+      </w:r>
+      <w:r>
+        <w:rPr>
+          <w:rtl/>
+        </w:rPr>
+        <w:t xml:space="preserve">, </w:t>
+      </w:r>
+      <w:r>
+        <w:rPr>
+          <w:rFonts w:hint="eastAsia"/>
+          <w:rtl/>
+        </w:rPr>
+        <w:t>ושאלתי</w:t>
+      </w:r>
+      <w:r>
+        <w:rPr>
+          <w:rtl/>
+        </w:rPr>
+        <w:t xml:space="preserve"> </w:t>
+      </w:r>
+      <w:r>
+        <w:rPr>
+          <w:rFonts w:hint="eastAsia"/>
+          <w:rtl/>
+        </w:rPr>
+        <w:t>אם</w:t>
+      </w:r>
+      <w:r>
+        <w:rPr>
+          <w:rtl/>
+        </w:rPr>
+        <w:t xml:space="preserve"> </w:t>
+      </w:r>
+      <w:r>
+        <w:rPr>
+          <w:rFonts w:hint="eastAsia"/>
+          <w:rtl/>
+        </w:rPr>
+        <w:t>הוא</w:t>
+      </w:r>
+      <w:r>
+        <w:rPr>
+          <w:rtl/>
+        </w:rPr>
+        <w:t xml:space="preserve"> </w:t>
+      </w:r>
+      <w:r>
+        <w:rPr>
+          <w:rFonts w:hint="eastAsia"/>
+          <w:rtl/>
+        </w:rPr>
+        <w:t>מדויק</w:t>
+      </w:r>
+      <w:r>
+        <w:rPr>
+          <w:rtl/>
+        </w:rPr>
+        <w:t xml:space="preserve">. </w:t>
+      </w:r>
+      <w:r>
+        <w:rPr>
+          <w:rFonts w:hint="eastAsia"/>
+          <w:rtl/>
+        </w:rPr>
+        <w:t>לא</w:t>
+      </w:r>
+      <w:r>
+        <w:rPr>
+          <w:rtl/>
+        </w:rPr>
+        <w:t xml:space="preserve"> </w:t>
+      </w:r>
+      <w:r>
+        <w:rPr>
+          <w:rFonts w:hint="eastAsia"/>
+          <w:rtl/>
+        </w:rPr>
+        <w:t>זוכר</w:t>
+      </w:r>
+      <w:r>
+        <w:rPr>
+          <w:rtl/>
+        </w:rPr>
+        <w:t xml:space="preserve"> </w:t>
+      </w:r>
+      <w:r>
+        <w:rPr>
+          <w:rFonts w:hint="eastAsia"/>
+          <w:rtl/>
+        </w:rPr>
+        <w:t>מה</w:t>
+      </w:r>
+      <w:r>
+        <w:rPr>
+          <w:rtl/>
+        </w:rPr>
+        <w:t xml:space="preserve"> </w:t>
+      </w:r>
+      <w:r>
+        <w:rPr>
+          <w:rFonts w:hint="eastAsia"/>
+          <w:rtl/>
+        </w:rPr>
+        <w:t>הייתה</w:t>
+      </w:r>
+      <w:r>
+        <w:rPr>
+          <w:rtl/>
+        </w:rPr>
+        <w:t xml:space="preserve"> </w:t>
+      </w:r>
+      <w:r>
+        <w:rPr>
+          <w:rFonts w:hint="eastAsia"/>
+          <w:rtl/>
+        </w:rPr>
+        <w:t>התשובה</w:t>
+      </w:r>
+      <w:r>
+        <w:rPr>
+          <w:rtl/>
+        </w:rPr>
+        <w:t>.</w:t>
+      </w:r>
+    </w:p>
+  </w:comment>
+  <w:comment w:id="221" w:author="Ofek Rotem" w:date="2026-09-05T19:11:00Z" w:initials="OR">
+    <w:p>
+      <w:pPr>
+        <w:pStyle w:val="af1"/>
+        <w:jc w:val="right"/>
+      </w:pPr>
+      <w:r>
+        <w:rPr>
+          <w:rStyle w:val="af0"/>
+        </w:rPr>
+        <w:annotationRef/>
+      </w:r>
+      <w:r>
+        <w:rPr>
+          <w:rFonts w:hint="eastAsia"/>
+          <w:rtl/>
+        </w:rPr>
+        <w:t>הערה</w:t>
+      </w:r>
+      <w:r>
+        <w:rPr>
+          <w:rtl/>
+        </w:rPr>
+        <w:t xml:space="preserve">: </w:t>
+      </w:r>
+      <w:r>
+        <w:rPr>
+          <w:rFonts w:hint="eastAsia"/>
+          <w:rtl/>
+        </w:rPr>
+        <w:t>ההרכבה</w:t>
+      </w:r>
+      <w:r>
+        <w:rPr>
+          <w:rtl/>
+        </w:rPr>
+        <w:t xml:space="preserve"> </w:t>
+      </w:r>
+      <w:r>
+        <w:rPr>
+          <w:rFonts w:hint="eastAsia"/>
+          <w:rtl/>
+        </w:rPr>
+        <w:t>של</w:t>
+      </w:r>
+      <w:r>
+        <w:rPr>
+          <w:rtl/>
+        </w:rPr>
+        <w:t xml:space="preserve"> </w:t>
+      </w:r>
+      <w:r>
+        <w:rPr>
+          <w:rFonts w:hint="eastAsia"/>
+          <w:rtl/>
+        </w:rPr>
+        <w:t>מה</w:t>
+      </w:r>
+      <w:r>
+        <w:rPr>
+          <w:rtl/>
+        </w:rPr>
+        <w:t xml:space="preserve">? </w:t>
+      </w:r>
+      <w:r>
+        <w:rPr>
+          <w:rFonts w:hint="eastAsia"/>
+          <w:rtl/>
+        </w:rPr>
+        <w:t>לא</w:t>
+      </w:r>
+      <w:r>
+        <w:rPr>
+          <w:rtl/>
+        </w:rPr>
+        <w:t xml:space="preserve"> </w:t>
+      </w:r>
+      <w:r>
+        <w:rPr>
+          <w:rFonts w:hint="eastAsia"/>
+          <w:rtl/>
+        </w:rPr>
+        <w:t>השתמשנו</w:t>
+      </w:r>
+      <w:r>
+        <w:rPr>
+          <w:rtl/>
+        </w:rPr>
+        <w:t xml:space="preserve"> </w:t>
+      </w:r>
+      <w:r>
+        <w:rPr>
+          <w:rFonts w:hint="eastAsia"/>
+          <w:rtl/>
+        </w:rPr>
+        <w:t>במילה</w:t>
+      </w:r>
+      <w:r>
+        <w:rPr>
+          <w:rtl/>
+        </w:rPr>
+        <w:t xml:space="preserve"> </w:t>
+      </w:r>
+      <w:r>
+        <w:rPr>
+          <w:rFonts w:hint="eastAsia"/>
+          <w:rtl/>
+        </w:rPr>
+        <w:t>הזו</w:t>
+      </w:r>
+      <w:r>
+        <w:rPr>
+          <w:rtl/>
+        </w:rPr>
+        <w:t xml:space="preserve"> </w:t>
+      </w:r>
+      <w:r>
+        <w:rPr>
+          <w:rFonts w:hint="eastAsia"/>
+          <w:rtl/>
+        </w:rPr>
+        <w:t>בפסקאות</w:t>
+      </w:r>
+      <w:r>
+        <w:rPr>
+          <w:rtl/>
+        </w:rPr>
+        <w:t xml:space="preserve"> </w:t>
+      </w:r>
+      <w:r>
+        <w:rPr>
+          <w:rFonts w:hint="eastAsia"/>
+          <w:rtl/>
+        </w:rPr>
+        <w:t>הקודמות</w:t>
+      </w:r>
+      <w:r>
+        <w:rPr>
+          <w:rtl/>
+        </w:rPr>
+        <w:t xml:space="preserve">. </w:t>
+      </w:r>
+      <w:r>
+        <w:rPr>
+          <w:rFonts w:hint="eastAsia"/>
+          <w:rtl/>
+        </w:rPr>
+        <w:t>בנוסף</w:t>
+      </w:r>
+      <w:r>
+        <w:rPr>
+          <w:rtl/>
+        </w:rPr>
+        <w:t xml:space="preserve">, </w:t>
+      </w:r>
+      <w:r>
+        <w:rPr>
+          <w:rFonts w:hint="eastAsia"/>
+          <w:rtl/>
+        </w:rPr>
+        <w:t>במקום</w:t>
+      </w:r>
+      <w:r>
+        <w:rPr>
+          <w:rtl/>
+        </w:rPr>
+        <w:t xml:space="preserve"> "</w:t>
+      </w:r>
+      <w:r>
+        <w:rPr>
+          <w:rFonts w:hint="eastAsia"/>
+          <w:rtl/>
+        </w:rPr>
+        <w:t>נשענים</w:t>
+      </w:r>
+      <w:r>
+        <w:rPr>
+          <w:rtl/>
+        </w:rPr>
+        <w:t xml:space="preserve">" </w:t>
+      </w:r>
+      <w:r>
+        <w:rPr>
+          <w:rFonts w:hint="eastAsia"/>
+          <w:rtl/>
+        </w:rPr>
+        <w:t>עדיף</w:t>
+      </w:r>
+      <w:r>
+        <w:rPr>
+          <w:rtl/>
+        </w:rPr>
+        <w:t xml:space="preserve"> </w:t>
+      </w:r>
+      <w:r>
+        <w:rPr>
+          <w:rFonts w:hint="eastAsia"/>
+          <w:rtl/>
+        </w:rPr>
+        <w:t>לדעתי</w:t>
+      </w:r>
+      <w:r>
+        <w:rPr>
+          <w:rtl/>
+        </w:rPr>
+        <w:t xml:space="preserve"> "</w:t>
+      </w:r>
+      <w:r>
+        <w:rPr>
+          <w:rFonts w:hint="eastAsia"/>
+          <w:rtl/>
+        </w:rPr>
+        <w:t>פועלים</w:t>
+      </w:r>
+      <w:r>
+        <w:rPr>
+          <w:rtl/>
+        </w:rPr>
+        <w:t xml:space="preserve"> </w:t>
+      </w:r>
+      <w:r>
+        <w:rPr>
+          <w:rFonts w:hint="eastAsia"/>
+          <w:rtl/>
+        </w:rPr>
+        <w:t>על</w:t>
+      </w:r>
+      <w:r>
+        <w:rPr>
+          <w:rtl/>
+        </w:rPr>
+        <w:t xml:space="preserve"> </w:t>
+      </w:r>
+      <w:r>
+        <w:rPr>
+          <w:rFonts w:hint="eastAsia"/>
+          <w:rtl/>
+        </w:rPr>
+        <w:t>סמך</w:t>
+      </w:r>
+      <w:r>
+        <w:rPr>
+          <w:rtl/>
+        </w:rPr>
+        <w:t xml:space="preserve"> </w:t>
+      </w:r>
+      <w:r>
+        <w:rPr>
+          <w:rFonts w:hint="eastAsia"/>
+          <w:rtl/>
+        </w:rPr>
+        <w:t>ההנחה</w:t>
+      </w:r>
+      <w:r>
+        <w:rPr>
+          <w:rtl/>
+        </w:rPr>
+        <w:t xml:space="preserve"> </w:t>
+      </w:r>
+      <w:r>
+        <w:rPr>
+          <w:rFonts w:hint="eastAsia"/>
+          <w:rtl/>
+        </w:rPr>
+        <w:t>כי</w:t>
+      </w:r>
+      <w:r>
+        <w:rPr>
+          <w:rtl/>
+        </w:rPr>
+        <w:t xml:space="preserve"> ...".</w:t>
+      </w:r>
+    </w:p>
+  </w:comment>
+  <w:comment w:id="224" w:author="Ofek Rotem" w:date="2026-09-05T19:12:00Z" w:initials="OR">
+    <w:p>
+      <w:pPr>
+        <w:pStyle w:val="af1"/>
+        <w:jc w:val="right"/>
+      </w:pPr>
+      <w:r>
+        <w:rPr>
+          <w:rStyle w:val="af0"/>
+        </w:rPr>
+        <w:annotationRef/>
+      </w:r>
+      <w:r>
+        <w:rPr>
+          <w:rFonts w:hint="eastAsia"/>
+          <w:rtl/>
+        </w:rPr>
+        <w:t>שיפור</w:t>
+      </w:r>
+      <w:r>
+        <w:rPr>
+          <w:rtl/>
+        </w:rPr>
+        <w:t xml:space="preserve">: </w:t>
+      </w:r>
+      <w:r>
+        <w:rPr>
+          <w:rFonts w:hint="eastAsia"/>
+          <w:rtl/>
+        </w:rPr>
+        <w:t>פתיחה</w:t>
+      </w:r>
+      <w:r>
+        <w:rPr>
+          <w:rtl/>
+        </w:rPr>
+        <w:t xml:space="preserve"> </w:t>
+      </w:r>
+      <w:r>
+        <w:rPr>
+          <w:rFonts w:hint="eastAsia"/>
+          <w:rtl/>
+        </w:rPr>
+        <w:t>כמו</w:t>
+      </w:r>
+      <w:r>
+        <w:rPr>
+          <w:rtl/>
+        </w:rPr>
+        <w:t xml:space="preserve"> "</w:t>
+      </w:r>
+      <w:r>
+        <w:rPr>
+          <w:rFonts w:hint="eastAsia"/>
+          <w:rtl/>
+        </w:rPr>
+        <w:t>לפי</w:t>
+      </w:r>
+      <w:r>
+        <w:rPr>
+          <w:rtl/>
+        </w:rPr>
+        <w:t xml:space="preserve"> </w:t>
+      </w:r>
+      <w:r>
+        <w:rPr>
+          <w:rFonts w:hint="eastAsia"/>
+          <w:rtl/>
+        </w:rPr>
+        <w:t>דפוס</w:t>
+      </w:r>
+      <w:r>
+        <w:rPr>
+          <w:rtl/>
+        </w:rPr>
+        <w:t xml:space="preserve"> </w:t>
+      </w:r>
+      <w:r>
+        <w:rPr>
+          <w:rFonts w:hint="eastAsia"/>
+          <w:rtl/>
+        </w:rPr>
+        <w:t>זה</w:t>
+      </w:r>
+      <w:r>
+        <w:rPr>
+          <w:rtl/>
+        </w:rPr>
+        <w:t xml:space="preserve"> ...".</w:t>
+      </w:r>
+    </w:p>
+  </w:comment>
+  <w:comment w:id="225" w:author="Ofek Rotem" w:date="2026-09-05T19:13:00Z" w:initials="OR">
+    <w:p>
+      <w:pPr>
+        <w:pStyle w:val="af1"/>
+        <w:jc w:val="right"/>
+      </w:pPr>
+      <w:r>
+        <w:rPr>
+          <w:rStyle w:val="af0"/>
+        </w:rPr>
+        <w:annotationRef/>
+      </w:r>
+      <w:r>
+        <w:rPr>
+          <w:rFonts w:hint="eastAsia"/>
+          <w:rtl/>
+        </w:rPr>
+        <w:t>הערה</w:t>
+      </w:r>
+      <w:r>
+        <w:rPr>
+          <w:rtl/>
+        </w:rPr>
+        <w:t xml:space="preserve">: </w:t>
+      </w:r>
+      <w:r>
+        <w:rPr>
+          <w:rFonts w:hint="eastAsia"/>
+          <w:rtl/>
+        </w:rPr>
+        <w:t>לדעתי</w:t>
+      </w:r>
+      <w:r>
+        <w:rPr>
+          <w:rtl/>
+        </w:rPr>
+        <w:t xml:space="preserve"> </w:t>
+      </w:r>
+      <w:r>
+        <w:rPr>
+          <w:rFonts w:hint="eastAsia"/>
+          <w:rtl/>
+        </w:rPr>
+        <w:t>הבעת</w:t>
+      </w:r>
+      <w:r>
+        <w:rPr>
+          <w:rtl/>
+        </w:rPr>
+        <w:t xml:space="preserve"> </w:t>
+      </w:r>
+      <w:r>
+        <w:rPr>
+          <w:rFonts w:hint="eastAsia"/>
+          <w:rtl/>
+        </w:rPr>
+        <w:t>דעה</w:t>
+      </w:r>
+      <w:r>
+        <w:rPr>
+          <w:rtl/>
+        </w:rPr>
+        <w:t xml:space="preserve"> </w:t>
+      </w:r>
+      <w:r>
+        <w:rPr>
+          <w:rFonts w:hint="eastAsia"/>
+          <w:rtl/>
+        </w:rPr>
+        <w:t>מיותרת</w:t>
+      </w:r>
+      <w:r>
+        <w:rPr>
+          <w:rtl/>
+        </w:rPr>
+        <w:t>.</w:t>
+      </w:r>
+    </w:p>
+  </w:comment>
+  <w:comment w:id="226" w:author="Ofek Rotem" w:date="2026-09-05T19:13:00Z" w:initials="OR">
+    <w:p>
+      <w:pPr>
+        <w:pStyle w:val="af1"/>
+        <w:jc w:val="right"/>
+      </w:pPr>
+      <w:r>
+        <w:rPr>
+          <w:rStyle w:val="af0"/>
+        </w:rPr>
+        <w:annotationRef/>
+      </w:r>
+      <w:r>
+        <w:rPr>
+          <w:rFonts w:hint="eastAsia"/>
+          <w:rtl/>
+        </w:rPr>
+        <w:t>שיפור</w:t>
+      </w:r>
+      <w:r>
+        <w:rPr>
+          <w:rtl/>
+        </w:rPr>
+        <w:t xml:space="preserve">: </w:t>
+      </w:r>
+      <w:r>
+        <w:rPr>
+          <w:rFonts w:hint="eastAsia"/>
+          <w:rtl/>
+        </w:rPr>
+        <w:t>לא</w:t>
+      </w:r>
+      <w:r>
+        <w:rPr>
+          <w:rtl/>
+        </w:rPr>
+        <w:t xml:space="preserve"> </w:t>
+      </w:r>
+      <w:r>
+        <w:rPr>
+          <w:rFonts w:hint="eastAsia"/>
+          <w:rtl/>
+        </w:rPr>
+        <w:t>ממש</w:t>
+      </w:r>
+      <w:r>
+        <w:rPr>
+          <w:rtl/>
+        </w:rPr>
+        <w:t xml:space="preserve"> </w:t>
+      </w:r>
+      <w:r>
+        <w:rPr>
+          <w:rFonts w:hint="eastAsia"/>
+          <w:rtl/>
+        </w:rPr>
+        <w:t>ברור</w:t>
+      </w:r>
+      <w:r>
+        <w:rPr>
+          <w:rtl/>
+        </w:rPr>
+        <w:t>.</w:t>
+      </w:r>
+    </w:p>
+  </w:comment>
+  <w:comment w:id="229" w:author="Ofek Rotem" w:date="2026-09-05T19:16:00Z" w:initials="OR">
+    <w:p>
+      <w:pPr>
+        <w:pStyle w:val="af1"/>
+        <w:jc w:val="right"/>
+      </w:pPr>
+      <w:r>
+        <w:rPr>
+          <w:rStyle w:val="af0"/>
+        </w:rPr>
+        <w:annotationRef/>
+      </w:r>
+      <w:r>
+        <w:rPr>
+          <w:rFonts w:hint="eastAsia"/>
+          <w:rtl/>
+        </w:rPr>
+        <w:t>הערה</w:t>
+      </w:r>
+      <w:r>
+        <w:rPr>
+          <w:rtl/>
+        </w:rPr>
+        <w:t xml:space="preserve">: </w:t>
+      </w:r>
+      <w:r>
+        <w:rPr>
+          <w:rFonts w:hint="eastAsia"/>
+          <w:rtl/>
+        </w:rPr>
+        <w:t>זה</w:t>
+      </w:r>
+      <w:r>
+        <w:rPr>
+          <w:rtl/>
+        </w:rPr>
+        <w:t xml:space="preserve"> </w:t>
+      </w:r>
+      <w:r>
+        <w:rPr>
+          <w:rFonts w:hint="eastAsia"/>
+          <w:rtl/>
+        </w:rPr>
+        <w:t>נכון</w:t>
+      </w:r>
+      <w:r>
+        <w:rPr>
+          <w:rtl/>
+        </w:rPr>
+        <w:t xml:space="preserve"> </w:t>
+      </w:r>
+      <w:r>
+        <w:rPr>
+          <w:rFonts w:hint="eastAsia"/>
+          <w:rtl/>
+        </w:rPr>
+        <w:t>ברמת</w:t>
+      </w:r>
+      <w:r>
+        <w:rPr>
+          <w:rtl/>
+        </w:rPr>
+        <w:t xml:space="preserve"> </w:t>
+      </w:r>
+      <w:r>
+        <w:rPr>
+          <w:rFonts w:hint="eastAsia"/>
+          <w:rtl/>
+        </w:rPr>
+        <w:t>עיצוב</w:t>
+      </w:r>
+      <w:r>
+        <w:rPr>
+          <w:rtl/>
+        </w:rPr>
+        <w:t xml:space="preserve"> </w:t>
+      </w:r>
+      <w:r>
+        <w:rPr>
+          <w:rFonts w:hint="eastAsia"/>
+          <w:rtl/>
+        </w:rPr>
+        <w:t>הפרויקט</w:t>
+      </w:r>
+      <w:r>
+        <w:rPr>
+          <w:rtl/>
+        </w:rPr>
+        <w:t xml:space="preserve">, </w:t>
+      </w:r>
+      <w:r>
+        <w:rPr>
+          <w:rFonts w:hint="eastAsia"/>
+          <w:rtl/>
+        </w:rPr>
+        <w:t>אבל</w:t>
+      </w:r>
+      <w:r>
+        <w:rPr>
+          <w:rtl/>
+        </w:rPr>
+        <w:t xml:space="preserve"> </w:t>
+      </w:r>
+      <w:r>
+        <w:rPr>
+          <w:rFonts w:hint="eastAsia"/>
+          <w:rtl/>
+        </w:rPr>
+        <w:t>האם</w:t>
+      </w:r>
+      <w:r>
+        <w:rPr>
+          <w:rtl/>
+        </w:rPr>
+        <w:t xml:space="preserve"> </w:t>
+      </w:r>
+      <w:r>
+        <w:rPr>
+          <w:rFonts w:hint="eastAsia"/>
+          <w:rtl/>
+        </w:rPr>
+        <w:t>זה</w:t>
+      </w:r>
+      <w:r>
+        <w:rPr>
+          <w:rtl/>
+        </w:rPr>
+        <w:t xml:space="preserve"> </w:t>
+      </w:r>
+      <w:r>
+        <w:rPr>
+          <w:rFonts w:hint="eastAsia"/>
+          <w:rtl/>
+        </w:rPr>
+        <w:t>רלוונטי</w:t>
+      </w:r>
+      <w:r>
+        <w:rPr>
+          <w:rtl/>
+        </w:rPr>
+        <w:t xml:space="preserve"> </w:t>
+      </w:r>
+      <w:r>
+        <w:rPr>
+          <w:rFonts w:hint="eastAsia"/>
+          <w:rtl/>
+        </w:rPr>
+        <w:t>בשורה</w:t>
+      </w:r>
+      <w:r>
+        <w:rPr>
+          <w:rtl/>
+        </w:rPr>
+        <w:t xml:space="preserve"> </w:t>
+      </w:r>
+      <w:r>
+        <w:rPr>
+          <w:rFonts w:hint="eastAsia"/>
+          <w:rtl/>
+        </w:rPr>
+        <w:t>שבה</w:t>
+      </w:r>
+      <w:r>
+        <w:rPr>
+          <w:rtl/>
+        </w:rPr>
+        <w:t xml:space="preserve"> </w:t>
+      </w:r>
+      <w:r>
+        <w:rPr>
+          <w:rFonts w:hint="eastAsia"/>
+          <w:rtl/>
+        </w:rPr>
+        <w:t>אנחנו</w:t>
+      </w:r>
+      <w:r>
+        <w:rPr>
+          <w:rtl/>
+        </w:rPr>
+        <w:t xml:space="preserve"> </w:t>
+      </w:r>
+      <w:r>
+        <w:rPr>
+          <w:rFonts w:hint="eastAsia"/>
+          <w:rtl/>
+        </w:rPr>
+        <w:t>מסבירים</w:t>
+      </w:r>
+      <w:r>
+        <w:rPr>
+          <w:rtl/>
+        </w:rPr>
+        <w:t xml:space="preserve"> </w:t>
+      </w:r>
+      <w:r>
+        <w:rPr>
+          <w:rFonts w:hint="eastAsia"/>
+          <w:rtl/>
+        </w:rPr>
+        <w:t>בקצרה</w:t>
+      </w:r>
+      <w:r>
+        <w:rPr>
+          <w:rtl/>
+        </w:rPr>
+        <w:t xml:space="preserve"> </w:t>
+      </w:r>
+      <w:r>
+        <w:rPr>
+          <w:rFonts w:hint="eastAsia"/>
+          <w:rtl/>
+        </w:rPr>
+        <w:t>מהו</w:t>
+      </w:r>
+      <w:r>
+        <w:rPr>
+          <w:rtl/>
+        </w:rPr>
+        <w:t xml:space="preserve"> </w:t>
+      </w:r>
+      <w:r>
+        <w:rPr>
+          <w:rFonts w:hint="eastAsia"/>
+          <w:rtl/>
+        </w:rPr>
+        <w:t>הדפוס</w:t>
+      </w:r>
+      <w:r>
+        <w:rPr>
+          <w:rtl/>
+        </w:rPr>
+        <w:t xml:space="preserve">? </w:t>
+      </w:r>
+      <w:r>
+        <w:rPr>
+          <w:rFonts w:hint="eastAsia"/>
+          <w:rtl/>
+        </w:rPr>
+        <w:t>אולי</w:t>
+      </w:r>
+      <w:r>
+        <w:rPr>
+          <w:rtl/>
+        </w:rPr>
+        <w:t xml:space="preserve"> </w:t>
+      </w:r>
+      <w:r>
+        <w:rPr>
+          <w:rFonts w:hint="eastAsia"/>
+          <w:rtl/>
+        </w:rPr>
+        <w:t>עדיף</w:t>
+      </w:r>
+      <w:r>
+        <w:rPr>
+          <w:rtl/>
+        </w:rPr>
+        <w:t xml:space="preserve"> </w:t>
+      </w:r>
+      <w:r>
+        <w:rPr>
+          <w:rFonts w:hint="eastAsia"/>
+          <w:rtl/>
+        </w:rPr>
+        <w:t>לחלק</w:t>
+      </w:r>
+      <w:r>
+        <w:rPr>
+          <w:rtl/>
+        </w:rPr>
+        <w:t xml:space="preserve"> </w:t>
+      </w:r>
+      <w:r>
+        <w:rPr>
+          <w:rFonts w:hint="eastAsia"/>
+          <w:rtl/>
+        </w:rPr>
+        <w:t>לשני</w:t>
+      </w:r>
+      <w:r>
+        <w:rPr>
+          <w:rtl/>
+        </w:rPr>
+        <w:t xml:space="preserve"> </w:t>
+      </w:r>
+      <w:r>
+        <w:rPr>
+          <w:rFonts w:hint="eastAsia"/>
+          <w:rtl/>
+        </w:rPr>
+        <w:t>משפטים</w:t>
+      </w:r>
+      <w:r>
+        <w:rPr>
+          <w:rtl/>
+        </w:rPr>
+        <w:t xml:space="preserve">? </w:t>
+      </w:r>
+      <w:r>
+        <w:rPr>
+          <w:rFonts w:hint="eastAsia"/>
+          <w:rtl/>
+        </w:rPr>
+        <w:t>הגדרה</w:t>
+      </w:r>
+      <w:r>
+        <w:rPr>
+          <w:rtl/>
+        </w:rPr>
+        <w:t>, "</w:t>
+      </w:r>
+      <w:r>
+        <w:rPr>
+          <w:rFonts w:hint="eastAsia"/>
+          <w:rtl/>
+        </w:rPr>
+        <w:t>בפרויקט</w:t>
+      </w:r>
+      <w:r>
+        <w:rPr>
+          <w:rtl/>
+        </w:rPr>
+        <w:t xml:space="preserve"> </w:t>
+      </w:r>
+      <w:r>
+        <w:rPr>
+          <w:rFonts w:hint="eastAsia"/>
+          <w:rtl/>
+        </w:rPr>
+        <w:t>שלנו</w:t>
+      </w:r>
+      <w:r>
+        <w:rPr>
+          <w:rtl/>
+        </w:rPr>
+        <w:t xml:space="preserve"> </w:t>
+      </w:r>
+      <w:r>
+        <w:rPr>
+          <w:rFonts w:hint="eastAsia"/>
+          <w:rtl/>
+        </w:rPr>
+        <w:t>הדפוס</w:t>
+      </w:r>
+      <w:r>
+        <w:rPr>
+          <w:rtl/>
+        </w:rPr>
+        <w:t xml:space="preserve"> </w:t>
+      </w:r>
+      <w:r>
+        <w:rPr>
+          <w:rFonts w:hint="eastAsia"/>
+          <w:rtl/>
+        </w:rPr>
+        <w:t>איננו</w:t>
+      </w:r>
+      <w:r>
+        <w:rPr>
+          <w:rtl/>
+        </w:rPr>
+        <w:t xml:space="preserve"> </w:t>
+      </w:r>
+      <w:r>
+        <w:rPr>
+          <w:rFonts w:hint="eastAsia"/>
+          <w:rtl/>
+        </w:rPr>
+        <w:t>נפוץ</w:t>
+      </w:r>
+      <w:r>
+        <w:rPr>
+          <w:rtl/>
+        </w:rPr>
+        <w:t xml:space="preserve"> </w:t>
+      </w:r>
+      <w:r>
+        <w:rPr>
+          <w:rFonts w:hint="eastAsia"/>
+          <w:rtl/>
+        </w:rPr>
+        <w:t>והמקרה</w:t>
+      </w:r>
+      <w:r>
+        <w:rPr>
+          <w:rtl/>
+        </w:rPr>
+        <w:t xml:space="preserve"> </w:t>
+      </w:r>
+      <w:r>
+        <w:rPr>
+          <w:rFonts w:hint="eastAsia"/>
+          <w:rtl/>
+        </w:rPr>
+        <w:t>המיוחד</w:t>
+      </w:r>
+      <w:r>
+        <w:rPr>
+          <w:rtl/>
+        </w:rPr>
+        <w:t xml:space="preserve"> </w:t>
+      </w:r>
+      <w:r>
+        <w:rPr>
+          <w:rFonts w:hint="eastAsia"/>
+          <w:rtl/>
+        </w:rPr>
+        <w:t>שבו</w:t>
+      </w:r>
+      <w:r>
+        <w:rPr>
+          <w:rtl/>
+        </w:rPr>
+        <w:t xml:space="preserve"> ...".</w:t>
+      </w:r>
+    </w:p>
+  </w:comment>
+  <w:comment w:id="230" w:author="Ofek Rotem" w:date="2026-09-05T19:16:00Z" w:initials="OR">
+    <w:p>
+      <w:pPr>
+        <w:pStyle w:val="af1"/>
+        <w:jc w:val="right"/>
+      </w:pPr>
+      <w:r>
+        <w:rPr>
+          <w:rStyle w:val="af0"/>
+        </w:rPr>
+        <w:annotationRef/>
+      </w:r>
+      <w:r>
+        <w:rPr>
+          <w:rFonts w:hint="eastAsia"/>
+          <w:rtl/>
+        </w:rPr>
+        <w:t>שיפור</w:t>
+      </w:r>
+      <w:r>
+        <w:rPr>
+          <w:rtl/>
+        </w:rPr>
+        <w:t xml:space="preserve">: </w:t>
+      </w:r>
+      <w:r>
+        <w:rPr>
+          <w:rFonts w:hint="eastAsia"/>
+          <w:rtl/>
+        </w:rPr>
+        <w:t>מה</w:t>
+      </w:r>
+      <w:r>
+        <w:rPr>
+          <w:rtl/>
+        </w:rPr>
+        <w:t xml:space="preserve"> </w:t>
+      </w:r>
+      <w:r>
+        <w:rPr>
+          <w:rFonts w:hint="eastAsia"/>
+          <w:rtl/>
+        </w:rPr>
+        <w:t>זה</w:t>
+      </w:r>
+      <w:r>
+        <w:rPr>
+          <w:rtl/>
+        </w:rPr>
+        <w:t xml:space="preserve"> </w:t>
+      </w:r>
+      <w:r>
+        <w:rPr>
+          <w:rFonts w:hint="eastAsia"/>
+          <w:rtl/>
+        </w:rPr>
+        <w:t>רשימות</w:t>
+      </w:r>
+      <w:r>
+        <w:rPr>
+          <w:rtl/>
+        </w:rPr>
+        <w:t xml:space="preserve"> </w:t>
+      </w:r>
+      <w:r>
+        <w:rPr>
+          <w:rFonts w:hint="eastAsia"/>
+          <w:rtl/>
+        </w:rPr>
+        <w:t>מגבלה</w:t>
+      </w:r>
+      <w:r>
+        <w:rPr>
+          <w:rtl/>
+        </w:rPr>
+        <w:t xml:space="preserve">? </w:t>
+      </w:r>
+      <w:r>
+        <w:rPr>
+          <w:rFonts w:hint="eastAsia"/>
+          <w:rtl/>
+        </w:rPr>
+        <w:t>נשמע</w:t>
+      </w:r>
+      <w:r>
+        <w:rPr>
+          <w:rtl/>
+        </w:rPr>
+        <w:t xml:space="preserve"> </w:t>
+      </w:r>
+      <w:r>
+        <w:rPr>
+          <w:rFonts w:hint="eastAsia"/>
+          <w:rtl/>
+        </w:rPr>
+        <w:t>כמו</w:t>
+      </w:r>
+      <w:r>
+        <w:rPr>
+          <w:rtl/>
+        </w:rPr>
+        <w:t xml:space="preserve"> </w:t>
+      </w:r>
+      <w:r>
+        <w:rPr>
+          <w:rFonts w:hint="eastAsia"/>
+          <w:rtl/>
+        </w:rPr>
+        <w:t>מינוח</w:t>
+      </w:r>
+      <w:r>
+        <w:rPr>
+          <w:rtl/>
+        </w:rPr>
+        <w:t xml:space="preserve"> </w:t>
+      </w:r>
+      <w:r>
+        <w:rPr>
+          <w:rFonts w:hint="eastAsia"/>
+          <w:rtl/>
+        </w:rPr>
+        <w:t>מומצא</w:t>
+      </w:r>
+      <w:r>
+        <w:rPr>
+          <w:rtl/>
+        </w:rPr>
+        <w:t>.</w:t>
+      </w:r>
+    </w:p>
+  </w:comment>
+  <w:comment w:id="231" w:author="Ofek Rotem" w:date="2026-09-05T19:17:00Z" w:initials="OR">
+    <w:p>
+      <w:pPr>
+        <w:pStyle w:val="af1"/>
+        <w:jc w:val="right"/>
+      </w:pPr>
+      <w:r>
+        <w:rPr>
+          <w:rStyle w:val="af0"/>
+        </w:rPr>
+        <w:annotationRef/>
+      </w:r>
+      <w:r>
+        <w:rPr>
+          <w:rFonts w:hint="eastAsia"/>
+          <w:rtl/>
+        </w:rPr>
+        <w:t>שיפור</w:t>
+      </w:r>
+      <w:r>
+        <w:rPr>
+          <w:rtl/>
+        </w:rPr>
+        <w:t xml:space="preserve">: </w:t>
+      </w:r>
+      <w:r>
+        <w:rPr>
+          <w:rFonts w:hint="eastAsia"/>
+          <w:rtl/>
+        </w:rPr>
+        <w:t>סשן</w:t>
+      </w:r>
+      <w:r>
+        <w:rPr>
+          <w:rtl/>
+        </w:rPr>
+        <w:t xml:space="preserve"> </w:t>
+      </w:r>
+      <w:r>
+        <w:rPr>
+          <w:rFonts w:hint="eastAsia"/>
+          <w:rtl/>
+        </w:rPr>
+        <w:t>הודעות</w:t>
+      </w:r>
+      <w:r>
+        <w:rPr>
+          <w:rtl/>
+        </w:rPr>
+        <w:t xml:space="preserve"> </w:t>
+      </w:r>
+      <w:r>
+        <w:rPr>
+          <w:rFonts w:hint="eastAsia"/>
+          <w:rtl/>
+        </w:rPr>
+        <w:t>אחד</w:t>
+      </w:r>
+      <w:r>
+        <w:rPr>
+          <w:rtl/>
+        </w:rPr>
+        <w:t xml:space="preserve"> </w:t>
+      </w:r>
+      <w:r>
+        <w:rPr>
+          <w:rFonts w:hint="eastAsia"/>
+          <w:rtl/>
+        </w:rPr>
+        <w:t>לכל</w:t>
+      </w:r>
+      <w:r>
+        <w:rPr>
+          <w:rtl/>
+        </w:rPr>
+        <w:t xml:space="preserve"> </w:t>
+      </w:r>
+      <w:r>
+        <w:rPr>
+          <w:rFonts w:hint="eastAsia"/>
+          <w:rtl/>
+        </w:rPr>
+        <w:t>שיחה</w:t>
+      </w:r>
+      <w:r>
+        <w:rPr>
+          <w:rtl/>
+        </w:rPr>
+        <w:t>.</w:t>
+      </w:r>
+    </w:p>
+  </w:comment>
+  <w:comment w:id="232" w:author="Ofek Rotem" w:date="2026-09-05T19:18:00Z" w:initials="OR">
+    <w:p>
+      <w:pPr>
+        <w:pStyle w:val="af1"/>
+        <w:jc w:val="right"/>
+      </w:pPr>
+      <w:r>
+        <w:rPr>
+          <w:rStyle w:val="af0"/>
+        </w:rPr>
+        <w:annotationRef/>
+      </w:r>
+      <w:r>
+        <w:rPr>
+          <w:rFonts w:hint="eastAsia"/>
+          <w:rtl/>
+        </w:rPr>
+        <w:t>הערה</w:t>
+      </w:r>
+      <w:r>
+        <w:rPr>
+          <w:rtl/>
+        </w:rPr>
+        <w:t xml:space="preserve">: </w:t>
+      </w:r>
+      <w:r>
+        <w:rPr>
+          <w:rFonts w:hint="eastAsia"/>
+          <w:rtl/>
+        </w:rPr>
+        <w:t>לנסח</w:t>
+      </w:r>
+      <w:r>
+        <w:rPr>
+          <w:rtl/>
+        </w:rPr>
+        <w:t xml:space="preserve"> </w:t>
+      </w:r>
+      <w:r>
+        <w:rPr>
+          <w:rFonts w:hint="eastAsia"/>
+          <w:rtl/>
+        </w:rPr>
+        <w:t>אחרת</w:t>
+      </w:r>
+      <w:r>
+        <w:rPr>
+          <w:rtl/>
+        </w:rPr>
+        <w:t xml:space="preserve"> - </w:t>
+      </w:r>
+      <w:r>
+        <w:rPr>
+          <w:rFonts w:hint="eastAsia"/>
+          <w:rtl/>
+        </w:rPr>
+        <w:t>במקום</w:t>
+      </w:r>
+      <w:r>
+        <w:rPr>
+          <w:rtl/>
+        </w:rPr>
+        <w:t xml:space="preserve"> </w:t>
+      </w:r>
+      <w:r>
+        <w:rPr>
+          <w:rFonts w:hint="eastAsia"/>
+          <w:rtl/>
+        </w:rPr>
+        <w:t>מה</w:t>
+      </w:r>
+      <w:r>
+        <w:rPr>
+          <w:rtl/>
+        </w:rPr>
+        <w:t xml:space="preserve"> </w:t>
+      </w:r>
+      <w:r>
+        <w:rPr>
+          <w:rFonts w:hint="eastAsia"/>
+          <w:rtl/>
+        </w:rPr>
+        <w:t>היה</w:t>
+      </w:r>
+      <w:r>
+        <w:rPr>
+          <w:rtl/>
+        </w:rPr>
+        <w:t xml:space="preserve"> </w:t>
+      </w:r>
+      <w:r>
+        <w:rPr>
+          <w:rFonts w:hint="eastAsia"/>
+          <w:rtl/>
+        </w:rPr>
+        <w:t>קורה</w:t>
+      </w:r>
+      <w:r>
+        <w:rPr>
+          <w:rtl/>
+        </w:rPr>
+        <w:t xml:space="preserve"> </w:t>
+      </w:r>
+      <w:r>
+        <w:rPr>
+          <w:rFonts w:hint="eastAsia"/>
+          <w:rtl/>
+        </w:rPr>
+        <w:t>אם</w:t>
+      </w:r>
+      <w:r>
+        <w:rPr>
+          <w:rtl/>
+        </w:rPr>
+        <w:t xml:space="preserve"> </w:t>
+      </w:r>
+      <w:r>
+        <w:rPr>
+          <w:rFonts w:hint="eastAsia"/>
+          <w:rtl/>
+        </w:rPr>
+        <w:t>לא</w:t>
+      </w:r>
+      <w:r>
+        <w:rPr>
+          <w:rtl/>
+        </w:rPr>
+        <w:t xml:space="preserve">, </w:t>
+      </w:r>
+      <w:r>
+        <w:rPr>
+          <w:rFonts w:hint="eastAsia"/>
+          <w:rtl/>
+        </w:rPr>
+        <w:t>מה</w:t>
+      </w:r>
+      <w:r>
+        <w:rPr>
+          <w:rtl/>
+        </w:rPr>
+        <w:t xml:space="preserve"> </w:t>
+      </w:r>
+      <w:r>
+        <w:rPr>
+          <w:rFonts w:hint="eastAsia"/>
+          <w:rtl/>
+        </w:rPr>
+        <w:t>קורה</w:t>
+      </w:r>
+      <w:r>
+        <w:rPr>
+          <w:rtl/>
+        </w:rPr>
+        <w:t xml:space="preserve"> </w:t>
+      </w:r>
+      <w:r>
+        <w:rPr>
+          <w:rFonts w:hint="eastAsia"/>
+          <w:rtl/>
+        </w:rPr>
+        <w:t>בזכות</w:t>
+      </w:r>
+      <w:r>
+        <w:rPr>
+          <w:rtl/>
+        </w:rPr>
+        <w:t xml:space="preserve"> </w:t>
+      </w:r>
+      <w:r>
+        <w:rPr>
+          <w:rFonts w:hint="eastAsia"/>
+          <w:rtl/>
+        </w:rPr>
+        <w:t>הבחירה</w:t>
+      </w:r>
+      <w:r>
+        <w:rPr>
+          <w:rtl/>
+        </w:rPr>
+        <w:t xml:space="preserve"> </w:t>
+      </w:r>
+      <w:r>
+        <w:rPr>
+          <w:rFonts w:hint="eastAsia"/>
+          <w:rtl/>
+        </w:rPr>
+        <w:t>לעבוד</w:t>
+      </w:r>
+      <w:r>
+        <w:rPr>
+          <w:rtl/>
+        </w:rPr>
+        <w:t xml:space="preserve"> </w:t>
+      </w:r>
+      <w:r>
+        <w:rPr>
+          <w:rFonts w:hint="eastAsia"/>
+          <w:rtl/>
+        </w:rPr>
+        <w:t>עם</w:t>
+      </w:r>
+      <w:r>
+        <w:rPr>
+          <w:rtl/>
+        </w:rPr>
+        <w:t xml:space="preserve"> </w:t>
+      </w:r>
+      <w:r>
+        <w:rPr>
+          <w:rFonts w:hint="eastAsia"/>
+          <w:rtl/>
+        </w:rPr>
+        <w:t>הדפוס</w:t>
+      </w:r>
+      <w:r>
+        <w:rPr>
+          <w:rtl/>
+        </w:rPr>
+        <w:t>.</w:t>
+      </w:r>
+    </w:p>
+  </w:comment>
+  <w:comment w:id="234" w:author="Ofek Rotem" w:date="2026-09-05T19:20:00Z" w:initials="OR">
+    <w:p>
+      <w:pPr>
+        <w:pStyle w:val="af1"/>
+        <w:jc w:val="right"/>
+      </w:pPr>
+      <w:r>
+        <w:rPr>
+          <w:rStyle w:val="af0"/>
+        </w:rPr>
+        <w:annotationRef/>
+      </w:r>
+      <w:r>
+        <w:rPr>
+          <w:rFonts w:hint="eastAsia"/>
+          <w:rtl/>
+        </w:rPr>
+        <w:t>שיפור</w:t>
+      </w:r>
+      <w:r>
+        <w:rPr>
+          <w:rtl/>
+        </w:rPr>
+        <w:t xml:space="preserve">: </w:t>
+      </w:r>
+      <w:r>
+        <w:rPr>
+          <w:rFonts w:hint="eastAsia"/>
+          <w:rtl/>
+        </w:rPr>
+        <w:t>נשמע</w:t>
+      </w:r>
+      <w:r>
+        <w:rPr>
+          <w:rtl/>
+        </w:rPr>
+        <w:t xml:space="preserve"> </w:t>
+      </w:r>
+      <w:r>
+        <w:rPr>
+          <w:rFonts w:hint="eastAsia"/>
+          <w:rtl/>
+        </w:rPr>
+        <w:t>כמו</w:t>
+      </w:r>
+      <w:r>
+        <w:rPr>
+          <w:rtl/>
+        </w:rPr>
+        <w:t xml:space="preserve"> </w:t>
+      </w:r>
+      <w:r>
+        <w:rPr>
+          <w:rFonts w:hint="eastAsia"/>
+          <w:rtl/>
+        </w:rPr>
+        <w:t>הבעת</w:t>
+      </w:r>
+      <w:r>
+        <w:rPr>
+          <w:rtl/>
+        </w:rPr>
+        <w:t xml:space="preserve"> </w:t>
+      </w:r>
+      <w:r>
+        <w:rPr>
+          <w:rFonts w:hint="eastAsia"/>
+          <w:rtl/>
+        </w:rPr>
+        <w:t>דעה</w:t>
+      </w:r>
+      <w:r>
+        <w:rPr>
+          <w:rtl/>
+        </w:rPr>
+        <w:t xml:space="preserve"> </w:t>
+      </w:r>
+      <w:r>
+        <w:rPr>
+          <w:rFonts w:hint="eastAsia"/>
+          <w:rtl/>
+        </w:rPr>
+        <w:t>שלא</w:t>
+      </w:r>
+      <w:r>
+        <w:rPr>
+          <w:rtl/>
+        </w:rPr>
+        <w:t xml:space="preserve"> </w:t>
+      </w:r>
+      <w:r>
+        <w:rPr>
+          <w:rFonts w:hint="eastAsia"/>
+          <w:rtl/>
+        </w:rPr>
+        <w:t>תורמת</w:t>
+      </w:r>
+      <w:r>
+        <w:rPr>
+          <w:rtl/>
+        </w:rPr>
+        <w:t xml:space="preserve"> </w:t>
+      </w:r>
+      <w:r>
+        <w:rPr>
+          <w:rFonts w:hint="eastAsia"/>
+          <w:rtl/>
+        </w:rPr>
+        <w:t>לתיאור</w:t>
+      </w:r>
+      <w:r>
+        <w:rPr>
+          <w:rtl/>
+        </w:rPr>
+        <w:t xml:space="preserve">. </w:t>
+      </w:r>
+      <w:r>
+        <w:rPr>
+          <w:rFonts w:hint="eastAsia"/>
+          <w:rtl/>
+        </w:rPr>
+        <w:t>הייתי</w:t>
+      </w:r>
+      <w:r>
+        <w:rPr>
+          <w:rtl/>
+        </w:rPr>
+        <w:t xml:space="preserve"> </w:t>
+      </w:r>
+      <w:r>
+        <w:rPr>
+          <w:rFonts w:hint="eastAsia"/>
+          <w:rtl/>
+        </w:rPr>
+        <w:t>מציע</w:t>
+      </w:r>
+      <w:r>
+        <w:rPr>
+          <w:rtl/>
+        </w:rPr>
+        <w:t xml:space="preserve"> "</w:t>
+      </w:r>
+      <w:r>
+        <w:rPr>
+          <w:rFonts w:hint="eastAsia"/>
+          <w:rtl/>
+        </w:rPr>
+        <w:t>שירות</w:t>
+      </w:r>
+      <w:r>
+        <w:rPr>
+          <w:rtl/>
+        </w:rPr>
+        <w:t xml:space="preserve"> </w:t>
+      </w:r>
+      <w:r>
+        <w:rPr>
+          <w:rFonts w:hint="eastAsia"/>
+          <w:rtl/>
+        </w:rPr>
+        <w:t>העדכונים</w:t>
+      </w:r>
+      <w:r>
+        <w:rPr>
+          <w:rtl/>
+        </w:rPr>
+        <w:t xml:space="preserve"> </w:t>
+      </w:r>
+      <w:r>
+        <w:rPr>
+          <w:rFonts w:hint="eastAsia"/>
+          <w:rtl/>
+        </w:rPr>
+        <w:t>החיים</w:t>
+      </w:r>
+      <w:r>
+        <w:rPr>
+          <w:rtl/>
+        </w:rPr>
+        <w:t xml:space="preserve"> </w:t>
+      </w:r>
+      <w:r>
+        <w:rPr>
+          <w:rFonts w:hint="eastAsia"/>
+          <w:rtl/>
+        </w:rPr>
+        <w:t>משלב</w:t>
+      </w:r>
+      <w:r>
+        <w:rPr>
+          <w:rtl/>
+        </w:rPr>
+        <w:t xml:space="preserve"> </w:t>
+      </w:r>
+      <w:r>
+        <w:rPr>
+          <w:rFonts w:hint="eastAsia"/>
+          <w:rtl/>
+        </w:rPr>
+        <w:t>בתוכו</w:t>
+      </w:r>
+      <w:r>
+        <w:rPr>
+          <w:rtl/>
+        </w:rPr>
+        <w:t xml:space="preserve"> </w:t>
+      </w:r>
+      <w:r>
+        <w:rPr>
+          <w:rFonts w:hint="eastAsia"/>
+          <w:rtl/>
+        </w:rPr>
+        <w:t>בצורה</w:t>
+      </w:r>
+      <w:r>
+        <w:rPr>
+          <w:rtl/>
+        </w:rPr>
+        <w:t xml:space="preserve"> </w:t>
+      </w:r>
+      <w:r>
+        <w:rPr>
+          <w:rFonts w:hint="eastAsia"/>
+          <w:rtl/>
+        </w:rPr>
+        <w:t>חלקית</w:t>
+      </w:r>
+      <w:r>
+        <w:rPr>
+          <w:rtl/>
+        </w:rPr>
+        <w:t xml:space="preserve"> </w:t>
+      </w:r>
+      <w:r>
+        <w:rPr>
+          <w:rFonts w:hint="eastAsia"/>
+          <w:rtl/>
+        </w:rPr>
+        <w:t>מאפיינים</w:t>
+      </w:r>
+      <w:r>
+        <w:rPr>
+          <w:rtl/>
+        </w:rPr>
+        <w:t xml:space="preserve"> </w:t>
+      </w:r>
+      <w:r>
+        <w:rPr>
+          <w:rFonts w:hint="eastAsia"/>
+          <w:rtl/>
+        </w:rPr>
+        <w:t>של</w:t>
+      </w:r>
+      <w:r>
+        <w:rPr>
+          <w:rtl/>
+        </w:rPr>
+        <w:t xml:space="preserve"> </w:t>
+      </w:r>
+      <w:r>
+        <w:rPr>
+          <w:rFonts w:hint="eastAsia"/>
+          <w:rtl/>
+        </w:rPr>
+        <w:t>דפוס</w:t>
+      </w:r>
+      <w:r>
+        <w:rPr>
+          <w:rtl/>
+        </w:rPr>
+        <w:t xml:space="preserve"> </w:t>
+      </w:r>
+      <w:r>
+        <w:rPr>
+          <w:rFonts w:hint="eastAsia"/>
+          <w:rtl/>
+        </w:rPr>
+        <w:t>זה</w:t>
+      </w:r>
+      <w:r>
+        <w:rPr>
+          <w:rtl/>
+        </w:rPr>
+        <w:t>.".</w:t>
+      </w:r>
+    </w:p>
+  </w:comment>
+  <w:comment w:id="233" w:author="Ofek Rotem" w:date="2026-09-05T19:19:00Z" w:initials="OR">
+    <w:p>
+      <w:pPr>
+        <w:pStyle w:val="af1"/>
+        <w:jc w:val="right"/>
+      </w:pPr>
+      <w:r>
+        <w:rPr>
+          <w:rStyle w:val="af0"/>
+        </w:rPr>
+        <w:annotationRef/>
+      </w:r>
+      <w:r>
+        <w:rPr>
+          <w:rFonts w:hint="eastAsia"/>
+          <w:rtl/>
+        </w:rPr>
+        <w:t>לבדוק</w:t>
+      </w:r>
+      <w:r>
+        <w:rPr>
+          <w:rtl/>
+        </w:rPr>
+        <w:t xml:space="preserve">: </w:t>
+      </w:r>
+      <w:r>
+        <w:rPr>
+          <w:rFonts w:hint="eastAsia"/>
+          <w:rtl/>
+        </w:rPr>
+        <w:t>זכור</w:t>
+      </w:r>
+      <w:r>
+        <w:rPr>
+          <w:rtl/>
+        </w:rPr>
+        <w:t xml:space="preserve"> </w:t>
+      </w:r>
+      <w:r>
+        <w:rPr>
+          <w:rFonts w:hint="eastAsia"/>
+          <w:rtl/>
+        </w:rPr>
+        <w:t>לי</w:t>
+      </w:r>
+      <w:r>
+        <w:rPr>
+          <w:rtl/>
+        </w:rPr>
+        <w:t xml:space="preserve"> </w:t>
+      </w:r>
+      <w:r>
+        <w:rPr>
+          <w:rFonts w:hint="eastAsia"/>
+          <w:rtl/>
+        </w:rPr>
+        <w:t>שזה</w:t>
+      </w:r>
+      <w:r>
+        <w:rPr>
+          <w:rtl/>
+        </w:rPr>
+        <w:t xml:space="preserve"> </w:t>
+      </w:r>
+      <w:r>
+        <w:rPr>
+          <w:rFonts w:hint="eastAsia"/>
+          <w:rtl/>
+        </w:rPr>
+        <w:t>נכתב</w:t>
+      </w:r>
+      <w:r>
+        <w:rPr>
+          <w:rtl/>
+        </w:rPr>
+        <w:t xml:space="preserve"> </w:t>
+      </w:r>
+      <w:r>
+        <w:rPr>
+          <w:rFonts w:hint="eastAsia"/>
+          <w:rtl/>
+        </w:rPr>
+        <w:t>כבר</w:t>
+      </w:r>
+      <w:r>
+        <w:rPr>
+          <w:rtl/>
+        </w:rPr>
+        <w:t xml:space="preserve"> </w:t>
+      </w:r>
+      <w:r>
+        <w:rPr>
+          <w:rFonts w:hint="eastAsia"/>
+          <w:rtl/>
+        </w:rPr>
+        <w:t>קודם</w:t>
+      </w:r>
+      <w:r>
+        <w:rPr>
+          <w:rtl/>
+        </w:rPr>
+        <w:t xml:space="preserve">. </w:t>
+      </w:r>
+      <w:r>
+        <w:rPr>
+          <w:rFonts w:hint="eastAsia"/>
+          <w:rtl/>
+        </w:rPr>
+        <w:t>אבל</w:t>
+      </w:r>
+      <w:r>
+        <w:rPr>
+          <w:rtl/>
+        </w:rPr>
+        <w:t xml:space="preserve"> </w:t>
+      </w:r>
+      <w:r>
+        <w:rPr>
+          <w:rFonts w:hint="eastAsia"/>
+          <w:rtl/>
+        </w:rPr>
+        <w:t>אולי</w:t>
+      </w:r>
+      <w:r>
+        <w:rPr>
+          <w:rtl/>
+        </w:rPr>
+        <w:t xml:space="preserve"> </w:t>
+      </w:r>
+      <w:r>
+        <w:rPr>
+          <w:rFonts w:hint="eastAsia"/>
+          <w:rtl/>
+        </w:rPr>
+        <w:t>החזרה</w:t>
+      </w:r>
+      <w:r>
+        <w:rPr>
+          <w:rtl/>
+        </w:rPr>
+        <w:t xml:space="preserve"> </w:t>
+      </w:r>
+      <w:r>
+        <w:rPr>
+          <w:rFonts w:hint="eastAsia"/>
+          <w:rtl/>
+        </w:rPr>
+        <w:t>פה</w:t>
+      </w:r>
+      <w:r>
+        <w:rPr>
+          <w:rtl/>
+        </w:rPr>
+        <w:t xml:space="preserve"> </w:t>
+      </w:r>
+      <w:r>
+        <w:rPr>
+          <w:rFonts w:hint="eastAsia"/>
+          <w:rtl/>
+        </w:rPr>
+        <w:t>היא</w:t>
+      </w:r>
+      <w:r>
+        <w:rPr>
+          <w:rtl/>
+        </w:rPr>
+        <w:t xml:space="preserve"> </w:t>
+      </w:r>
+      <w:r>
+        <w:rPr>
+          <w:rFonts w:hint="eastAsia"/>
+          <w:rtl/>
+        </w:rPr>
+        <w:t>רלוונטית</w:t>
+      </w:r>
+      <w:r>
+        <w:rPr>
+          <w:rtl/>
+        </w:rPr>
+        <w:t>.</w:t>
+      </w:r>
+    </w:p>
+  </w:comment>
+  <w:comment w:id="237" w:author="Ofek Rotem" w:date="2026-09-05T19:23:00Z" w:initials="OR">
+    <w:p>
+      <w:pPr>
+        <w:pStyle w:val="af1"/>
+        <w:jc w:val="right"/>
+      </w:pPr>
+      <w:r>
+        <w:rPr>
+          <w:rStyle w:val="af0"/>
+        </w:rPr>
+        <w:annotationRef/>
+      </w:r>
+      <w:r>
+        <w:rPr>
+          <w:rFonts w:hint="eastAsia"/>
+          <w:rtl/>
+        </w:rPr>
+        <w:t>הערה</w:t>
+      </w:r>
+      <w:r>
+        <w:rPr>
+          <w:rtl/>
+        </w:rPr>
+        <w:t xml:space="preserve">: </w:t>
+      </w:r>
+      <w:r>
+        <w:rPr>
+          <w:rFonts w:hint="eastAsia"/>
+          <w:rtl/>
+        </w:rPr>
+        <w:t>אולי</w:t>
+      </w:r>
+      <w:r>
+        <w:rPr>
+          <w:rtl/>
+        </w:rPr>
+        <w:t xml:space="preserve"> </w:t>
+      </w:r>
+      <w:r>
+        <w:rPr>
+          <w:rFonts w:hint="eastAsia"/>
+          <w:rtl/>
+        </w:rPr>
+        <w:t>המינוח</w:t>
+      </w:r>
+      <w:r>
+        <w:rPr>
+          <w:rtl/>
+        </w:rPr>
+        <w:t xml:space="preserve"> </w:t>
+      </w:r>
+      <w:r>
+        <w:rPr>
+          <w:rFonts w:hint="eastAsia"/>
+          <w:rtl/>
+        </w:rPr>
+        <w:t>כללי</w:t>
+      </w:r>
+      <w:r>
+        <w:rPr>
+          <w:rtl/>
+        </w:rPr>
+        <w:t xml:space="preserve"> </w:t>
+      </w:r>
+      <w:r>
+        <w:rPr>
+          <w:rFonts w:hint="eastAsia"/>
+          <w:rtl/>
+        </w:rPr>
+        <w:t>מדי</w:t>
+      </w:r>
+      <w:r>
+        <w:rPr>
+          <w:rtl/>
+        </w:rPr>
+        <w:t xml:space="preserve"> - </w:t>
+      </w:r>
+      <w:r>
+        <w:rPr>
+          <w:rFonts w:hint="eastAsia"/>
+          <w:rtl/>
+        </w:rPr>
+        <w:t>יש</w:t>
+      </w:r>
+      <w:r>
+        <w:rPr>
+          <w:rtl/>
+        </w:rPr>
+        <w:t xml:space="preserve"> </w:t>
+      </w:r>
+      <w:r>
+        <w:rPr>
+          <w:rFonts w:hint="eastAsia"/>
+          <w:rtl/>
+        </w:rPr>
+        <w:t>כמה</w:t>
+      </w:r>
+      <w:r>
+        <w:rPr>
+          <w:rtl/>
+        </w:rPr>
+        <w:t xml:space="preserve"> </w:t>
+      </w:r>
+      <w:r>
+        <w:rPr>
+          <w:rFonts w:hint="eastAsia"/>
+          <w:rtl/>
+        </w:rPr>
+        <w:t>שירותים</w:t>
+      </w:r>
+      <w:r>
+        <w:rPr>
+          <w:rtl/>
+        </w:rPr>
+        <w:t xml:space="preserve"> </w:t>
+      </w:r>
+      <w:r>
+        <w:rPr>
+          <w:rFonts w:hint="eastAsia"/>
+          <w:rtl/>
+        </w:rPr>
+        <w:t>חיצוניים</w:t>
+      </w:r>
+      <w:r>
+        <w:rPr>
+          <w:rtl/>
+        </w:rPr>
+        <w:t xml:space="preserve"> </w:t>
+      </w:r>
+      <w:r>
+        <w:rPr>
+          <w:rFonts w:hint="eastAsia"/>
+          <w:rtl/>
+        </w:rPr>
+        <w:t>כביכול</w:t>
+      </w:r>
+      <w:r>
+        <w:rPr>
+          <w:rtl/>
+        </w:rPr>
+        <w:t xml:space="preserve"> </w:t>
+      </w:r>
+      <w:r>
+        <w:rPr>
+          <w:rFonts w:hint="eastAsia"/>
+          <w:rtl/>
+        </w:rPr>
+        <w:t>וכמה</w:t>
+      </w:r>
+      <w:r>
+        <w:rPr>
+          <w:rtl/>
+        </w:rPr>
+        <w:t xml:space="preserve"> </w:t>
+      </w:r>
+      <w:r>
+        <w:rPr>
+          <w:rFonts w:hint="eastAsia"/>
+          <w:rtl/>
+        </w:rPr>
+        <w:t>ספקים</w:t>
+      </w:r>
+      <w:r>
+        <w:rPr>
+          <w:rtl/>
+        </w:rPr>
+        <w:t xml:space="preserve">. </w:t>
+      </w:r>
+      <w:r>
+        <w:rPr>
+          <w:rFonts w:hint="eastAsia"/>
+          <w:rtl/>
+        </w:rPr>
+        <w:t>שף</w:t>
+      </w:r>
+      <w:r>
+        <w:rPr>
+          <w:rtl/>
+        </w:rPr>
+        <w:t xml:space="preserve"> </w:t>
+      </w:r>
+      <w:r>
+        <w:rPr>
+          <w:rFonts w:hint="eastAsia"/>
+          <w:rtl/>
+        </w:rPr>
+        <w:t>חכם</w:t>
+      </w:r>
+      <w:r>
+        <w:rPr>
+          <w:rtl/>
+        </w:rPr>
+        <w:t xml:space="preserve">, </w:t>
+      </w:r>
+      <w:r>
+        <w:rPr>
+          <w:rFonts w:hint="eastAsia"/>
+          <w:rtl/>
+        </w:rPr>
+        <w:t>בסיס</w:t>
+      </w:r>
+      <w:r>
+        <w:rPr>
+          <w:rtl/>
+        </w:rPr>
+        <w:t xml:space="preserve"> </w:t>
+      </w:r>
+      <w:r>
+        <w:rPr>
+          <w:rFonts w:hint="eastAsia"/>
+          <w:rtl/>
+        </w:rPr>
+        <w:t>נתונים</w:t>
+      </w:r>
+      <w:r>
+        <w:rPr>
+          <w:rtl/>
+        </w:rPr>
+        <w:t xml:space="preserve">, </w:t>
+      </w:r>
+      <w:r>
+        <w:rPr>
+          <w:rFonts w:hint="eastAsia"/>
+          <w:rtl/>
+        </w:rPr>
+        <w:t>וכן</w:t>
+      </w:r>
+      <w:r>
+        <w:rPr>
+          <w:rtl/>
+        </w:rPr>
+        <w:t xml:space="preserve"> </w:t>
+      </w:r>
+      <w:r>
+        <w:rPr>
+          <w:rFonts w:hint="eastAsia"/>
+          <w:rtl/>
+        </w:rPr>
+        <w:t>הלאה</w:t>
+      </w:r>
+      <w:r>
+        <w:rPr>
+          <w:rtl/>
+        </w:rPr>
+        <w:t xml:space="preserve">. </w:t>
+      </w:r>
+      <w:r>
+        <w:rPr>
+          <w:rFonts w:hint="eastAsia"/>
+          <w:rtl/>
+        </w:rPr>
+        <w:t>מצד</w:t>
+      </w:r>
+      <w:r>
+        <w:rPr>
+          <w:rtl/>
+        </w:rPr>
+        <w:t xml:space="preserve"> </w:t>
+      </w:r>
+      <w:r>
+        <w:rPr>
+          <w:rFonts w:hint="eastAsia"/>
+          <w:rtl/>
+        </w:rPr>
+        <w:t>שני</w:t>
+      </w:r>
+      <w:r>
+        <w:rPr>
+          <w:rtl/>
+        </w:rPr>
+        <w:t xml:space="preserve"> </w:t>
+      </w:r>
+      <w:r>
+        <w:rPr>
+          <w:rFonts w:hint="eastAsia"/>
+          <w:rtl/>
+        </w:rPr>
+        <w:t>בתחילת</w:t>
+      </w:r>
+      <w:r>
+        <w:rPr>
+          <w:rtl/>
+        </w:rPr>
+        <w:t xml:space="preserve"> </w:t>
+      </w:r>
+      <w:r>
+        <w:rPr>
+          <w:rFonts w:hint="eastAsia"/>
+          <w:rtl/>
+        </w:rPr>
+        <w:t>המסמך</w:t>
+      </w:r>
+      <w:r>
+        <w:rPr>
+          <w:rtl/>
+        </w:rPr>
+        <w:t xml:space="preserve"> </w:t>
+      </w:r>
+      <w:r>
+        <w:rPr>
+          <w:rFonts w:hint="eastAsia"/>
+          <w:rtl/>
+        </w:rPr>
+        <w:t>הצגנו</w:t>
+      </w:r>
+      <w:r>
+        <w:rPr>
+          <w:rtl/>
+        </w:rPr>
+        <w:t xml:space="preserve"> </w:t>
+      </w:r>
+      <w:r>
+        <w:rPr>
+          <w:rFonts w:hint="eastAsia"/>
+          <w:rtl/>
+        </w:rPr>
+        <w:t>את</w:t>
+      </w:r>
+      <w:r>
+        <w:rPr>
+          <w:rtl/>
+        </w:rPr>
+        <w:t xml:space="preserve"> </w:t>
+      </w:r>
+      <w:r>
+        <w:rPr>
+          <w:rFonts w:hint="eastAsia"/>
+          <w:rtl/>
+        </w:rPr>
+        <w:t>השף</w:t>
+      </w:r>
+      <w:r>
+        <w:rPr>
+          <w:rtl/>
+        </w:rPr>
+        <w:t xml:space="preserve"> </w:t>
+      </w:r>
+      <w:r>
+        <w:rPr>
+          <w:rFonts w:hint="eastAsia"/>
+          <w:rtl/>
+        </w:rPr>
+        <w:t>החכם</w:t>
+      </w:r>
+      <w:r>
+        <w:rPr>
+          <w:rtl/>
+        </w:rPr>
+        <w:t xml:space="preserve"> </w:t>
+      </w:r>
+      <w:r>
+        <w:rPr>
+          <w:rFonts w:hint="eastAsia"/>
+          <w:rtl/>
+        </w:rPr>
+        <w:t>בתור</w:t>
+      </w:r>
+      <w:r>
+        <w:rPr>
+          <w:rtl/>
+        </w:rPr>
+        <w:t xml:space="preserve"> </w:t>
+      </w:r>
+      <w:r>
+        <w:rPr>
+          <w:rFonts w:hint="eastAsia"/>
+          <w:rtl/>
+        </w:rPr>
+        <w:t>הרכיב</w:t>
+      </w:r>
+      <w:r>
+        <w:rPr>
+          <w:rtl/>
+        </w:rPr>
+        <w:t xml:space="preserve"> </w:t>
+      </w:r>
+      <w:r>
+        <w:rPr>
+          <w:rFonts w:hint="eastAsia"/>
+          <w:rtl/>
+        </w:rPr>
+        <w:t>החיצוני</w:t>
+      </w:r>
+      <w:r>
+        <w:rPr>
+          <w:rtl/>
+        </w:rPr>
+        <w:t xml:space="preserve"> </w:t>
+      </w:r>
+      <w:r>
+        <w:rPr>
+          <w:rFonts w:hint="eastAsia"/>
+          <w:rtl/>
+        </w:rPr>
+        <w:t>של</w:t>
+      </w:r>
+      <w:r>
+        <w:rPr>
+          <w:rtl/>
+        </w:rPr>
+        <w:t xml:space="preserve"> </w:t>
+      </w:r>
+      <w:r>
+        <w:rPr>
+          <w:rFonts w:hint="eastAsia"/>
+          <w:rtl/>
+        </w:rPr>
+        <w:t>המערכת</w:t>
+      </w:r>
+      <w:r>
+        <w:rPr>
+          <w:rtl/>
+        </w:rPr>
+        <w:t xml:space="preserve">, </w:t>
+      </w:r>
+      <w:r>
+        <w:rPr>
+          <w:rFonts w:hint="eastAsia"/>
+          <w:rtl/>
+        </w:rPr>
+        <w:t>אז</w:t>
+      </w:r>
+      <w:r>
+        <w:rPr>
+          <w:rtl/>
+        </w:rPr>
+        <w:t xml:space="preserve"> </w:t>
+      </w:r>
+      <w:r>
+        <w:rPr>
+          <w:rFonts w:hint="eastAsia"/>
+          <w:rtl/>
+        </w:rPr>
+        <w:t>אולי</w:t>
+      </w:r>
+      <w:r>
+        <w:rPr>
+          <w:rtl/>
+        </w:rPr>
+        <w:t xml:space="preserve"> </w:t>
+      </w:r>
+      <w:r>
+        <w:rPr>
+          <w:rFonts w:hint="eastAsia"/>
+          <w:rtl/>
+        </w:rPr>
+        <w:t>זה</w:t>
+      </w:r>
+      <w:r>
+        <w:rPr>
+          <w:rtl/>
+        </w:rPr>
+        <w:t xml:space="preserve"> </w:t>
+      </w:r>
+      <w:r>
+        <w:rPr>
+          <w:rFonts w:hint="eastAsia"/>
+          <w:rtl/>
+        </w:rPr>
+        <w:t>מובן</w:t>
+      </w:r>
+      <w:r>
+        <w:rPr>
+          <w:rtl/>
+        </w:rPr>
+        <w:t>.</w:t>
+      </w:r>
+    </w:p>
+  </w:comment>
+  <w:comment w:id="238" w:author="Ofek Rotem" w:date="2026-09-05T19:24:00Z" w:initials="OR">
+    <w:p>
+      <w:pPr>
+        <w:pStyle w:val="af1"/>
+        <w:jc w:val="right"/>
+      </w:pPr>
+      <w:r>
+        <w:rPr>
+          <w:rStyle w:val="af0"/>
+        </w:rPr>
+        <w:annotationRef/>
+      </w:r>
+      <w:r>
+        <w:rPr>
+          <w:rFonts w:hint="eastAsia"/>
+          <w:rtl/>
+        </w:rPr>
+        <w:t>שיפור</w:t>
+      </w:r>
+      <w:r>
+        <w:rPr>
+          <w:rtl/>
+        </w:rPr>
+        <w:t xml:space="preserve">: </w:t>
+      </w:r>
+      <w:r>
+        <w:rPr>
+          <w:rFonts w:hint="eastAsia"/>
+          <w:rtl/>
+        </w:rPr>
+        <w:t>ניסוח</w:t>
+      </w:r>
+      <w:r>
+        <w:rPr>
+          <w:rtl/>
+        </w:rPr>
+        <w:t xml:space="preserve"> </w:t>
+      </w:r>
+      <w:r>
+        <w:rPr>
+          <w:rFonts w:hint="eastAsia"/>
+          <w:rtl/>
+        </w:rPr>
+        <w:t>מעט</w:t>
+      </w:r>
+      <w:r>
+        <w:rPr>
+          <w:rtl/>
+        </w:rPr>
+        <w:t xml:space="preserve"> </w:t>
+      </w:r>
+      <w:r>
+        <w:rPr>
+          <w:rFonts w:hint="eastAsia"/>
+          <w:rtl/>
+        </w:rPr>
+        <w:t>לא</w:t>
+      </w:r>
+      <w:r>
+        <w:rPr>
+          <w:rtl/>
+        </w:rPr>
+        <w:t xml:space="preserve"> </w:t>
+      </w:r>
+      <w:r>
+        <w:rPr>
+          <w:rFonts w:hint="eastAsia"/>
+          <w:rtl/>
+        </w:rPr>
+        <w:t>ברור</w:t>
+      </w:r>
+      <w:r>
+        <w:rPr>
+          <w:rtl/>
+        </w:rPr>
+        <w:t xml:space="preserve">. </w:t>
+      </w:r>
+      <w:r>
+        <w:rPr>
+          <w:rFonts w:hint="eastAsia"/>
+          <w:rtl/>
+        </w:rPr>
+        <w:t>נבדלות</w:t>
+      </w:r>
+      <w:r>
+        <w:rPr>
+          <w:rtl/>
+        </w:rPr>
+        <w:t xml:space="preserve"> </w:t>
+      </w:r>
+      <w:r>
+        <w:rPr>
+          <w:rFonts w:hint="eastAsia"/>
+          <w:rtl/>
+        </w:rPr>
+        <w:t>בערך</w:t>
+      </w:r>
+      <w:r>
+        <w:rPr>
+          <w:rtl/>
+        </w:rPr>
+        <w:t xml:space="preserve"> </w:t>
+      </w:r>
+      <w:r>
+        <w:rPr>
+          <w:rFonts w:hint="eastAsia"/>
+          <w:rtl/>
+        </w:rPr>
+        <w:t>ההחזרה</w:t>
+      </w:r>
+      <w:r>
+        <w:rPr>
+          <w:rtl/>
+        </w:rPr>
+        <w:t xml:space="preserve"> </w:t>
+      </w:r>
+      <w:r>
+        <w:rPr>
+          <w:rFonts w:hint="eastAsia"/>
+          <w:rtl/>
+        </w:rPr>
+        <w:t>אך</w:t>
+      </w:r>
+      <w:r>
+        <w:rPr>
+          <w:rtl/>
+        </w:rPr>
+        <w:t xml:space="preserve"> </w:t>
+      </w:r>
+      <w:r>
+        <w:rPr>
+          <w:rFonts w:hint="eastAsia"/>
+          <w:rtl/>
+        </w:rPr>
+        <w:t>לא</w:t>
+      </w:r>
+      <w:r>
+        <w:rPr>
+          <w:rtl/>
+        </w:rPr>
+        <w:t xml:space="preserve"> </w:t>
+      </w:r>
+      <w:r>
+        <w:rPr>
+          <w:rFonts w:hint="eastAsia"/>
+          <w:rtl/>
+        </w:rPr>
+        <w:t>בלוגיקה</w:t>
+      </w:r>
+      <w:r>
+        <w:rPr>
+          <w:rtl/>
+        </w:rPr>
+        <w:t xml:space="preserve"> </w:t>
+      </w:r>
+      <w:r>
+        <w:rPr>
+          <w:rFonts w:hint="eastAsia"/>
+          <w:rtl/>
+        </w:rPr>
+        <w:t>שהן</w:t>
+      </w:r>
+      <w:r>
+        <w:rPr>
+          <w:rtl/>
+        </w:rPr>
+        <w:t xml:space="preserve"> </w:t>
+      </w:r>
+      <w:r>
+        <w:rPr>
+          <w:rFonts w:hint="eastAsia"/>
+          <w:rtl/>
+        </w:rPr>
+        <w:t>מממשות</w:t>
+      </w:r>
+      <w:r>
+        <w:rPr>
+          <w:rtl/>
+        </w:rPr>
+        <w:t xml:space="preserve">? </w:t>
+      </w:r>
+      <w:r>
+        <w:rPr>
+          <w:rFonts w:hint="eastAsia"/>
+          <w:rtl/>
+        </w:rPr>
+        <w:t>מה</w:t>
+      </w:r>
+      <w:r>
+        <w:rPr>
+          <w:rtl/>
+        </w:rPr>
+        <w:t xml:space="preserve"> </w:t>
+      </w:r>
+      <w:r>
+        <w:rPr>
+          <w:rFonts w:hint="eastAsia"/>
+          <w:rtl/>
+        </w:rPr>
+        <w:t>מנסים</w:t>
+      </w:r>
+      <w:r>
+        <w:rPr>
+          <w:rtl/>
+        </w:rPr>
+        <w:t xml:space="preserve"> </w:t>
+      </w:r>
+      <w:r>
+        <w:rPr>
+          <w:rFonts w:hint="eastAsia"/>
+          <w:rtl/>
+        </w:rPr>
+        <w:t>לומר</w:t>
+      </w:r>
+      <w:r>
+        <w:rPr>
+          <w:rtl/>
+        </w:rPr>
+        <w:t xml:space="preserve"> </w:t>
+      </w:r>
+      <w:r>
+        <w:rPr>
+          <w:rFonts w:hint="eastAsia"/>
+          <w:rtl/>
+        </w:rPr>
+        <w:t>פה</w:t>
+      </w:r>
+      <w:r>
+        <w:rPr>
+          <w:rtl/>
+        </w:rPr>
+        <w:t>?</w:t>
+      </w:r>
+    </w:p>
+  </w:comment>
+  <w:comment w:id="241" w:author="Ofek Rotem" w:date="2026-09-05T19:22:00Z" w:initials="OR">
+    <w:p>
+      <w:pPr>
+        <w:pStyle w:val="af1"/>
+        <w:jc w:val="right"/>
+      </w:pPr>
+      <w:r>
+        <w:rPr>
+          <w:rStyle w:val="af0"/>
+        </w:rPr>
+        <w:annotationRef/>
+      </w:r>
+      <w:r>
+        <w:rPr>
+          <w:rFonts w:hint="eastAsia"/>
+          <w:rtl/>
+        </w:rPr>
+        <w:t>הערה</w:t>
+      </w:r>
+      <w:r>
+        <w:rPr>
+          <w:rtl/>
+        </w:rPr>
+        <w:t xml:space="preserve">: </w:t>
+      </w:r>
+      <w:r>
+        <w:t>PubSub</w:t>
+      </w:r>
+      <w:r>
+        <w:rPr>
+          <w:rtl/>
+        </w:rPr>
+        <w:t xml:space="preserve"> </w:t>
+      </w:r>
+      <w:r>
+        <w:rPr>
+          <w:rFonts w:hint="eastAsia"/>
+          <w:rtl/>
+        </w:rPr>
+        <w:t>זה</w:t>
+      </w:r>
+      <w:r>
+        <w:rPr>
+          <w:rtl/>
+        </w:rPr>
+        <w:t xml:space="preserve"> </w:t>
+      </w:r>
+      <w:r>
+        <w:rPr>
+          <w:rFonts w:hint="eastAsia"/>
+          <w:rtl/>
+        </w:rPr>
+        <w:t>לא</w:t>
+      </w:r>
+      <w:r>
+        <w:rPr>
+          <w:rtl/>
+        </w:rPr>
+        <w:t xml:space="preserve"> </w:t>
+      </w:r>
+      <w:r>
+        <w:t>Publisher Subscriber</w:t>
+      </w:r>
+      <w:r>
+        <w:rPr>
+          <w:rtl/>
+        </w:rPr>
+        <w:t>?</w:t>
+      </w:r>
+    </w:p>
+  </w:comment>
+  <w:comment w:id="242" w:author="Ofek Rotem" w:date="2026-09-05T19:25:00Z" w:initials="OR">
+    <w:p>
+      <w:pPr>
+        <w:pStyle w:val="af1"/>
+        <w:jc w:val="right"/>
+      </w:pPr>
+      <w:r>
+        <w:rPr>
+          <w:rStyle w:val="af0"/>
+        </w:rPr>
+        <w:annotationRef/>
+      </w:r>
+      <w:r>
+        <w:rPr>
+          <w:rFonts w:hint="eastAsia"/>
+          <w:rtl/>
+        </w:rPr>
+        <w:t>שיפור</w:t>
+      </w:r>
+      <w:r>
+        <w:rPr>
+          <w:rtl/>
+        </w:rPr>
+        <w:t xml:space="preserve">: </w:t>
+      </w:r>
+      <w:r>
+        <w:rPr>
+          <w:rFonts w:hint="eastAsia"/>
+          <w:rtl/>
+        </w:rPr>
+        <w:t>המסכים</w:t>
+      </w:r>
+      <w:r>
+        <w:rPr>
+          <w:rtl/>
+        </w:rPr>
+        <w:t xml:space="preserve"> </w:t>
+      </w:r>
+      <w:r>
+        <w:rPr>
+          <w:rFonts w:hint="eastAsia"/>
+          <w:rtl/>
+        </w:rPr>
+        <w:t>של</w:t>
+      </w:r>
+      <w:r>
+        <w:rPr>
+          <w:rtl/>
+        </w:rPr>
+        <w:t xml:space="preserve"> </w:t>
+      </w:r>
+      <w:r>
+        <w:rPr>
+          <w:rFonts w:hint="eastAsia"/>
+          <w:rtl/>
+        </w:rPr>
+        <w:t>כל</w:t>
+      </w:r>
+      <w:r>
+        <w:rPr>
+          <w:rtl/>
+        </w:rPr>
+        <w:t xml:space="preserve"> </w:t>
+      </w:r>
+      <w:r>
+        <w:rPr>
+          <w:rFonts w:hint="eastAsia"/>
+          <w:rtl/>
+        </w:rPr>
+        <w:t>המלצרים</w:t>
+      </w:r>
+    </w:p>
+  </w:comment>
+  <w:comment w:id="243" w:author="Ofek Rotem" w:date="2026-09-05T19:27:00Z" w:initials="OR">
+    <w:p>
+      <w:pPr>
+        <w:pStyle w:val="af1"/>
+        <w:jc w:val="right"/>
+      </w:pPr>
+      <w:r>
+        <w:rPr>
+          <w:rStyle w:val="af0"/>
+        </w:rPr>
+        <w:annotationRef/>
+      </w:r>
+      <w:r>
+        <w:rPr>
+          <w:rFonts w:hint="eastAsia"/>
+          <w:rtl/>
+        </w:rPr>
+        <w:t>שיפור</w:t>
+      </w:r>
+      <w:r>
+        <w:rPr>
+          <w:rtl/>
+        </w:rPr>
+        <w:t xml:space="preserve">: </w:t>
+      </w:r>
+      <w:r>
+        <w:rPr>
+          <w:rFonts w:hint="eastAsia"/>
+          <w:rtl/>
+        </w:rPr>
+        <w:t>במקום</w:t>
+      </w:r>
+      <w:r>
+        <w:rPr>
+          <w:rtl/>
+        </w:rPr>
+        <w:t xml:space="preserve"> "</w:t>
+      </w:r>
+      <w:r>
+        <w:rPr>
+          <w:rFonts w:hint="eastAsia"/>
+          <w:rtl/>
+        </w:rPr>
+        <w:t>מי</w:t>
+      </w:r>
+      <w:r>
+        <w:rPr>
+          <w:rtl/>
+        </w:rPr>
+        <w:t xml:space="preserve"> </w:t>
+      </w:r>
+      <w:r>
+        <w:rPr>
+          <w:rFonts w:hint="eastAsia"/>
+          <w:rtl/>
+        </w:rPr>
+        <w:t>הם</w:t>
+      </w:r>
+      <w:r>
+        <w:rPr>
+          <w:rtl/>
+        </w:rPr>
+        <w:t xml:space="preserve">" </w:t>
+      </w:r>
+      <w:r>
+        <w:rPr>
+          <w:rFonts w:hint="eastAsia"/>
+          <w:rtl/>
+        </w:rPr>
+        <w:t>משהו</w:t>
+      </w:r>
+      <w:r>
+        <w:rPr>
+          <w:rtl/>
+        </w:rPr>
+        <w:t xml:space="preserve"> </w:t>
+      </w:r>
+      <w:r>
+        <w:rPr>
+          <w:rFonts w:hint="eastAsia"/>
+          <w:rtl/>
+        </w:rPr>
+        <w:t>כמו</w:t>
+      </w:r>
+      <w:r>
+        <w:rPr>
+          <w:rtl/>
+        </w:rPr>
+        <w:t xml:space="preserve"> "</w:t>
+      </w:r>
+      <w:r>
+        <w:rPr>
+          <w:rFonts w:hint="eastAsia"/>
+          <w:rtl/>
+        </w:rPr>
+        <w:t>לאיזה</w:t>
+      </w:r>
+      <w:r>
+        <w:rPr>
+          <w:rtl/>
+        </w:rPr>
+        <w:t xml:space="preserve"> </w:t>
+      </w:r>
+      <w:r>
+        <w:rPr>
+          <w:rFonts w:hint="eastAsia"/>
+          <w:rtl/>
+        </w:rPr>
+        <w:t>בעלי</w:t>
+      </w:r>
+      <w:r>
+        <w:rPr>
+          <w:rtl/>
+        </w:rPr>
+        <w:t xml:space="preserve"> </w:t>
+      </w:r>
+      <w:r>
+        <w:rPr>
+          <w:rFonts w:hint="eastAsia"/>
+          <w:rtl/>
+        </w:rPr>
+        <w:t>תפקידים</w:t>
+      </w:r>
+      <w:r>
+        <w:rPr>
+          <w:rtl/>
+        </w:rPr>
+        <w:t xml:space="preserve"> </w:t>
+      </w:r>
+      <w:r>
+        <w:rPr>
+          <w:rFonts w:hint="eastAsia"/>
+          <w:rtl/>
+        </w:rPr>
+        <w:t>הם</w:t>
+      </w:r>
+      <w:r>
+        <w:rPr>
+          <w:rtl/>
+        </w:rPr>
+        <w:t xml:space="preserve"> </w:t>
+      </w:r>
+      <w:r>
+        <w:rPr>
+          <w:rFonts w:hint="eastAsia"/>
+          <w:rtl/>
+        </w:rPr>
+        <w:t>שייכים</w:t>
+      </w:r>
+      <w:r>
+        <w:rPr>
+          <w:rtl/>
+        </w:rPr>
+        <w:t>".</w:t>
+      </w:r>
+    </w:p>
+  </w:comment>
+  <w:comment w:id="244" w:author="Ofek Rotem" w:date="2026-09-05T19:29:00Z" w:initials="OR">
+    <w:p>
+      <w:pPr>
+        <w:pStyle w:val="af1"/>
+        <w:jc w:val="right"/>
+      </w:pPr>
+      <w:r>
+        <w:rPr>
+          <w:rStyle w:val="af0"/>
+        </w:rPr>
+        <w:annotationRef/>
+      </w:r>
+      <w:r>
+        <w:rPr>
+          <w:rFonts w:hint="eastAsia"/>
+          <w:rtl/>
+        </w:rPr>
+        <w:t>שיפור</w:t>
+      </w:r>
+      <w:r>
+        <w:rPr>
+          <w:rtl/>
+        </w:rPr>
+        <w:t>: "</w:t>
+      </w:r>
+      <w:r>
+        <w:rPr>
+          <w:rFonts w:hint="eastAsia"/>
+          <w:rtl/>
+        </w:rPr>
+        <w:t>וגם</w:t>
+      </w:r>
+      <w:r>
+        <w:rPr>
+          <w:rtl/>
+        </w:rPr>
+        <w:t xml:space="preserve"> </w:t>
+      </w:r>
+      <w:r>
+        <w:rPr>
+          <w:rFonts w:hint="eastAsia"/>
+          <w:rtl/>
+        </w:rPr>
+        <w:t>מייצר</w:t>
+      </w:r>
+      <w:r>
+        <w:rPr>
+          <w:rtl/>
+        </w:rPr>
+        <w:t xml:space="preserve"> </w:t>
+      </w:r>
+      <w:r>
+        <w:rPr>
+          <w:rFonts w:hint="eastAsia"/>
+          <w:rtl/>
+        </w:rPr>
+        <w:t>עיכוב</w:t>
+      </w:r>
+      <w:r>
+        <w:rPr>
+          <w:rtl/>
+        </w:rPr>
+        <w:t xml:space="preserve">, </w:t>
+      </w:r>
+      <w:r>
+        <w:rPr>
+          <w:rFonts w:hint="eastAsia"/>
+          <w:rtl/>
+        </w:rPr>
+        <w:t>מכיוון</w:t>
+      </w:r>
+      <w:r>
+        <w:rPr>
+          <w:rtl/>
+        </w:rPr>
+        <w:t xml:space="preserve"> </w:t>
+      </w:r>
+      <w:r>
+        <w:rPr>
+          <w:rFonts w:hint="eastAsia"/>
+          <w:rtl/>
+        </w:rPr>
+        <w:t>שכל</w:t>
+      </w:r>
+      <w:r>
+        <w:rPr>
+          <w:rtl/>
+        </w:rPr>
+        <w:t xml:space="preserve"> </w:t>
+      </w:r>
+      <w:r>
+        <w:rPr>
+          <w:rFonts w:hint="eastAsia"/>
+          <w:rtl/>
+        </w:rPr>
+        <w:t>עדכון</w:t>
+      </w:r>
+      <w:r>
+        <w:rPr>
+          <w:rtl/>
+        </w:rPr>
+        <w:t xml:space="preserve"> </w:t>
+      </w:r>
+      <w:r>
+        <w:rPr>
+          <w:rFonts w:hint="eastAsia"/>
+          <w:rtl/>
+        </w:rPr>
+        <w:t>מגיע</w:t>
+      </w:r>
+      <w:r>
+        <w:rPr>
+          <w:rtl/>
+        </w:rPr>
+        <w:t xml:space="preserve"> </w:t>
+      </w:r>
+      <w:r>
+        <w:rPr>
+          <w:rFonts w:hint="eastAsia"/>
+          <w:rtl/>
+        </w:rPr>
+        <w:t>רק</w:t>
+      </w:r>
+      <w:r>
+        <w:rPr>
+          <w:rtl/>
+        </w:rPr>
+        <w:t xml:space="preserve"> </w:t>
+      </w:r>
+      <w:r>
+        <w:rPr>
+          <w:rFonts w:hint="eastAsia"/>
+          <w:rtl/>
+        </w:rPr>
+        <w:t>לאחר</w:t>
+      </w:r>
+      <w:r>
+        <w:rPr>
+          <w:rtl/>
+        </w:rPr>
+        <w:t xml:space="preserve"> </w:t>
+      </w:r>
+      <w:r>
+        <w:rPr>
+          <w:rFonts w:hint="eastAsia"/>
+          <w:rtl/>
+        </w:rPr>
+        <w:t>בקשה</w:t>
+      </w:r>
+      <w:r>
+        <w:rPr>
+          <w:rtl/>
+        </w:rPr>
+        <w:t xml:space="preserve"> </w:t>
+      </w:r>
+      <w:r>
+        <w:rPr>
+          <w:rFonts w:hint="eastAsia"/>
+          <w:rtl/>
+        </w:rPr>
+        <w:t>יזומה</w:t>
+      </w:r>
+      <w:r>
+        <w:rPr>
+          <w:rtl/>
+        </w:rPr>
+        <w:t>".</w:t>
+      </w:r>
+    </w:p>
+  </w:comment>
+  <w:comment w:id="245" w:author="Ofek Rotem" w:date="2026-09-05T19:31:00Z" w:initials="OR">
+    <w:p>
+      <w:pPr>
+        <w:pStyle w:val="af1"/>
+        <w:jc w:val="right"/>
+      </w:pPr>
+      <w:r>
+        <w:rPr>
+          <w:rStyle w:val="af0"/>
+        </w:rPr>
+        <w:annotationRef/>
+      </w:r>
+      <w:r>
+        <w:rPr>
+          <w:rFonts w:hint="eastAsia"/>
+          <w:rtl/>
+        </w:rPr>
+        <w:t>שיפור</w:t>
+      </w:r>
+      <w:r>
+        <w:rPr>
+          <w:rtl/>
+        </w:rPr>
+        <w:t xml:space="preserve">: </w:t>
+      </w:r>
+      <w:r>
+        <w:rPr>
+          <w:rFonts w:hint="eastAsia"/>
+          <w:rtl/>
+        </w:rPr>
+        <w:t>לנסח</w:t>
+      </w:r>
+      <w:r>
+        <w:rPr>
+          <w:rtl/>
+        </w:rPr>
+        <w:t xml:space="preserve"> </w:t>
+      </w:r>
+      <w:r>
+        <w:rPr>
+          <w:rFonts w:hint="eastAsia"/>
+          <w:rtl/>
+        </w:rPr>
+        <w:t>משהו</w:t>
+      </w:r>
+      <w:r>
+        <w:rPr>
+          <w:rtl/>
+        </w:rPr>
+        <w:t xml:space="preserve"> </w:t>
+      </w:r>
+      <w:r>
+        <w:rPr>
+          <w:rFonts w:hint="eastAsia"/>
+          <w:rtl/>
+        </w:rPr>
+        <w:t>כמו</w:t>
+      </w:r>
+      <w:r>
+        <w:rPr>
+          <w:rtl/>
+        </w:rPr>
+        <w:t xml:space="preserve"> </w:t>
+      </w:r>
+      <w:r>
+        <w:rPr>
+          <w:rFonts w:hint="eastAsia"/>
+          <w:rtl/>
+        </w:rPr>
+        <w:t>הערה</w:t>
+      </w:r>
+      <w:r>
+        <w:rPr>
+          <w:rtl/>
+        </w:rPr>
+        <w:t xml:space="preserve">: </w:t>
+      </w:r>
+      <w:r>
+        <w:rPr>
+          <w:rFonts w:hint="eastAsia"/>
+          <w:rtl/>
+        </w:rPr>
+        <w:t>בדומה</w:t>
+      </w:r>
+      <w:r>
+        <w:rPr>
+          <w:rtl/>
+        </w:rPr>
+        <w:t xml:space="preserve"> </w:t>
+      </w:r>
+      <w:r>
+        <w:rPr>
+          <w:rFonts w:hint="eastAsia"/>
+          <w:rtl/>
+        </w:rPr>
+        <w:t>לכך</w:t>
+      </w:r>
+      <w:r>
+        <w:rPr>
+          <w:rtl/>
+        </w:rPr>
+        <w:t xml:space="preserve"> </w:t>
+      </w:r>
+      <w:r>
+        <w:rPr>
+          <w:rFonts w:hint="eastAsia"/>
+          <w:rtl/>
+        </w:rPr>
+        <w:t>שכל</w:t>
+      </w:r>
+      <w:r>
+        <w:rPr>
+          <w:rtl/>
+        </w:rPr>
+        <w:t xml:space="preserve"> </w:t>
+      </w:r>
+      <w:r>
+        <w:rPr>
+          <w:rFonts w:hint="eastAsia"/>
+          <w:rtl/>
+        </w:rPr>
+        <w:t>שידור</w:t>
+      </w:r>
+      <w:r>
+        <w:rPr>
+          <w:rtl/>
+        </w:rPr>
+        <w:t xml:space="preserve"> </w:t>
+      </w:r>
+      <w:r>
+        <w:rPr>
+          <w:rFonts w:hint="eastAsia"/>
+          <w:rtl/>
+        </w:rPr>
+        <w:t>פונה</w:t>
+      </w:r>
+      <w:r>
+        <w:rPr>
+          <w:rtl/>
+        </w:rPr>
+        <w:t xml:space="preserve"> </w:t>
+      </w:r>
+      <w:r>
+        <w:rPr>
+          <w:rFonts w:hint="eastAsia"/>
+          <w:rtl/>
+        </w:rPr>
+        <w:t>אל</w:t>
+      </w:r>
+      <w:r>
+        <w:rPr>
+          <w:rtl/>
+        </w:rPr>
+        <w:t xml:space="preserve"> </w:t>
+      </w:r>
+      <w:r>
+        <w:rPr>
+          <w:rFonts w:hint="eastAsia"/>
+          <w:rtl/>
+        </w:rPr>
+        <w:t>נמענים</w:t>
+      </w:r>
+      <w:r>
+        <w:rPr>
+          <w:rtl/>
+        </w:rPr>
+        <w:t xml:space="preserve"> </w:t>
+      </w:r>
+      <w:r>
+        <w:rPr>
+          <w:rFonts w:hint="eastAsia"/>
+          <w:rtl/>
+        </w:rPr>
+        <w:t>ספציפיים</w:t>
+      </w:r>
+      <w:r>
+        <w:rPr>
+          <w:rtl/>
+        </w:rPr>
+        <w:t xml:space="preserve">, </w:t>
+      </w:r>
+      <w:r>
+        <w:rPr>
+          <w:rFonts w:hint="eastAsia"/>
+          <w:rtl/>
+        </w:rPr>
+        <w:t>כל</w:t>
+      </w:r>
+      <w:r>
+        <w:rPr>
+          <w:rtl/>
+        </w:rPr>
+        <w:t xml:space="preserve"> </w:t>
+      </w:r>
+      <w:r>
+        <w:rPr>
+          <w:rFonts w:hint="eastAsia"/>
+          <w:rtl/>
+        </w:rPr>
+        <w:t>גם</w:t>
+      </w:r>
+      <w:r>
+        <w:rPr>
+          <w:rtl/>
+        </w:rPr>
+        <w:t xml:space="preserve"> </w:t>
+      </w:r>
+      <w:r>
+        <w:rPr>
+          <w:rFonts w:hint="eastAsia"/>
+          <w:rtl/>
+        </w:rPr>
+        <w:t>כל</w:t>
+      </w:r>
+      <w:r>
+        <w:rPr>
+          <w:rtl/>
+        </w:rPr>
+        <w:t xml:space="preserve"> </w:t>
+      </w:r>
+      <w:r>
+        <w:rPr>
+          <w:rFonts w:hint="eastAsia"/>
+          <w:rtl/>
+        </w:rPr>
+        <w:t>האזנה</w:t>
+      </w:r>
+      <w:r>
+        <w:rPr>
+          <w:rtl/>
+        </w:rPr>
+        <w:t xml:space="preserve"> </w:t>
+      </w:r>
+      <w:r>
+        <w:rPr>
+          <w:rFonts w:hint="eastAsia"/>
+          <w:rtl/>
+        </w:rPr>
+        <w:t>מנויה</w:t>
+      </w:r>
+      <w:r>
+        <w:rPr>
+          <w:rtl/>
+        </w:rPr>
+        <w:t xml:space="preserve"> </w:t>
+      </w:r>
+      <w:r>
+        <w:rPr>
+          <w:rFonts w:hint="eastAsia"/>
+          <w:rtl/>
+        </w:rPr>
+        <w:t>אל</w:t>
+      </w:r>
+      <w:r>
+        <w:rPr>
+          <w:rtl/>
+        </w:rPr>
+        <w:t xml:space="preserve"> ...".</w:t>
+      </w:r>
+    </w:p>
+  </w:comment>
+  <w:comment w:id="248" w:author="Ofek Rotem" w:date="2026-09-05T19:33:00Z" w:initials="OR">
+    <w:p>
+      <w:pPr>
+        <w:pStyle w:val="af1"/>
+        <w:jc w:val="right"/>
+      </w:pPr>
+      <w:r>
+        <w:rPr>
+          <w:rStyle w:val="af0"/>
+        </w:rPr>
+        <w:annotationRef/>
+      </w:r>
+      <w:r>
+        <w:rPr>
+          <w:rFonts w:hint="eastAsia"/>
+          <w:rtl/>
+        </w:rPr>
+        <w:t>שיפור</w:t>
+      </w:r>
+      <w:r>
+        <w:rPr>
+          <w:rtl/>
+        </w:rPr>
+        <w:t xml:space="preserve">: </w:t>
+      </w:r>
+      <w:r>
+        <w:rPr>
+          <w:rFonts w:hint="eastAsia"/>
+          <w:rtl/>
+        </w:rPr>
+        <w:t>משפט</w:t>
+      </w:r>
+      <w:r>
+        <w:rPr>
+          <w:rtl/>
+        </w:rPr>
+        <w:t xml:space="preserve"> </w:t>
+      </w:r>
+      <w:r>
+        <w:rPr>
+          <w:rFonts w:hint="eastAsia"/>
+          <w:rtl/>
+        </w:rPr>
+        <w:t>קצת</w:t>
+      </w:r>
+      <w:r>
+        <w:rPr>
+          <w:rtl/>
+        </w:rPr>
+        <w:t xml:space="preserve"> </w:t>
+      </w:r>
+      <w:r>
+        <w:rPr>
+          <w:rFonts w:hint="eastAsia"/>
+          <w:rtl/>
+        </w:rPr>
+        <w:t>מסורבל</w:t>
+      </w:r>
+      <w:r>
+        <w:rPr>
+          <w:rtl/>
+        </w:rPr>
+        <w:t xml:space="preserve">. </w:t>
+      </w:r>
+      <w:r>
+        <w:rPr>
+          <w:rFonts w:hint="eastAsia"/>
+          <w:rtl/>
+        </w:rPr>
+        <w:t>עדיף</w:t>
+      </w:r>
+      <w:r>
+        <w:rPr>
+          <w:rtl/>
+        </w:rPr>
+        <w:t xml:space="preserve"> </w:t>
+      </w:r>
+      <w:r>
+        <w:rPr>
+          <w:rFonts w:hint="eastAsia"/>
+          <w:rtl/>
+        </w:rPr>
+        <w:t>לקצר</w:t>
+      </w:r>
+      <w:r>
+        <w:rPr>
+          <w:rtl/>
+        </w:rPr>
+        <w:t xml:space="preserve"> </w:t>
+      </w:r>
+      <w:r>
+        <w:rPr>
+          <w:rFonts w:hint="eastAsia"/>
+          <w:rtl/>
+        </w:rPr>
+        <w:t>אותו</w:t>
+      </w:r>
+      <w:r>
+        <w:rPr>
+          <w:rtl/>
+        </w:rPr>
+        <w:t>.</w:t>
+      </w:r>
+    </w:p>
+  </w:comment>
+  <w:comment w:id="249" w:author="Ofek Rotem" w:date="2026-09-05T19:34:00Z" w:initials="OR">
+    <w:p>
+      <w:pPr>
+        <w:pStyle w:val="af1"/>
+        <w:jc w:val="right"/>
+      </w:pPr>
+      <w:r>
+        <w:rPr>
+          <w:rStyle w:val="af0"/>
+        </w:rPr>
+        <w:annotationRef/>
+      </w:r>
+      <w:r>
+        <w:rPr>
+          <w:rFonts w:hint="eastAsia"/>
+          <w:rtl/>
+        </w:rPr>
+        <w:t>הערה</w:t>
+      </w:r>
+      <w:r>
+        <w:rPr>
+          <w:rtl/>
+        </w:rPr>
+        <w:t xml:space="preserve">: </w:t>
+      </w:r>
+      <w:r>
+        <w:rPr>
+          <w:rFonts w:hint="eastAsia"/>
+          <w:rtl/>
+        </w:rPr>
+        <w:t>כלומר</w:t>
+      </w:r>
+      <w:r>
+        <w:rPr>
+          <w:rtl/>
+        </w:rPr>
+        <w:t xml:space="preserve"> </w:t>
+      </w:r>
+      <w:r>
+        <w:rPr>
+          <w:rFonts w:hint="eastAsia"/>
+          <w:rtl/>
+        </w:rPr>
+        <w:t>יש</w:t>
+      </w:r>
+      <w:r>
+        <w:rPr>
+          <w:rtl/>
+        </w:rPr>
+        <w:t xml:space="preserve"> </w:t>
+      </w:r>
+      <w:r>
+        <w:rPr>
+          <w:rFonts w:hint="eastAsia"/>
+          <w:rtl/>
+        </w:rPr>
+        <w:t>פה</w:t>
+      </w:r>
+      <w:r>
+        <w:rPr>
+          <w:rtl/>
+        </w:rPr>
+        <w:t xml:space="preserve"> </w:t>
+      </w:r>
+      <w:r>
+        <w:rPr>
+          <w:rFonts w:hint="eastAsia"/>
+          <w:rtl/>
+        </w:rPr>
+        <w:t>שימוש</w:t>
+      </w:r>
+      <w:r>
+        <w:rPr>
+          <w:rtl/>
+        </w:rPr>
+        <w:t xml:space="preserve"> </w:t>
+      </w:r>
+      <w:r>
+        <w:rPr>
+          <w:rFonts w:hint="eastAsia"/>
+          <w:rtl/>
+        </w:rPr>
+        <w:t>במנעול</w:t>
+      </w:r>
+      <w:r>
+        <w:rPr>
+          <w:rtl/>
+        </w:rPr>
+        <w:t xml:space="preserve">? </w:t>
+      </w:r>
+      <w:r>
+        <w:rPr>
+          <w:rFonts w:hint="eastAsia"/>
+          <w:rtl/>
+        </w:rPr>
+        <w:t>מה</w:t>
+      </w:r>
+      <w:r>
+        <w:rPr>
+          <w:rtl/>
+        </w:rPr>
+        <w:t xml:space="preserve"> </w:t>
+      </w:r>
+      <w:r>
+        <w:rPr>
+          <w:rFonts w:hint="eastAsia"/>
+          <w:rtl/>
+        </w:rPr>
+        <w:t>זה</w:t>
+      </w:r>
+      <w:r>
+        <w:rPr>
+          <w:rtl/>
+        </w:rPr>
+        <w:t xml:space="preserve"> </w:t>
+      </w:r>
+      <w:r>
+        <w:rPr>
+          <w:rFonts w:hint="eastAsia"/>
+          <w:rtl/>
+        </w:rPr>
+        <w:t>אומר</w:t>
+      </w:r>
+      <w:r>
+        <w:rPr>
+          <w:rtl/>
+        </w:rPr>
+        <w:t xml:space="preserve"> </w:t>
+      </w:r>
+      <w:r>
+        <w:rPr>
+          <w:rFonts w:hint="eastAsia"/>
+          <w:rtl/>
+        </w:rPr>
+        <w:t>עדכון</w:t>
+      </w:r>
+      <w:r>
+        <w:rPr>
+          <w:rtl/>
+        </w:rPr>
+        <w:t xml:space="preserve"> </w:t>
+      </w:r>
+      <w:r>
+        <w:rPr>
+          <w:rFonts w:hint="eastAsia"/>
+          <w:rtl/>
+        </w:rPr>
+        <w:t>מותנה</w:t>
+      </w:r>
+      <w:r>
+        <w:rPr>
+          <w:rtl/>
+        </w:rPr>
+        <w:t xml:space="preserve">? </w:t>
+      </w:r>
+      <w:r>
+        <w:rPr>
+          <w:rFonts w:hint="eastAsia"/>
+          <w:rtl/>
+        </w:rPr>
+        <w:t>לא</w:t>
+      </w:r>
+      <w:r>
+        <w:rPr>
+          <w:rtl/>
+        </w:rPr>
+        <w:t xml:space="preserve"> </w:t>
+      </w:r>
+      <w:r>
+        <w:rPr>
+          <w:rFonts w:hint="eastAsia"/>
+          <w:rtl/>
+        </w:rPr>
+        <w:t>ממש</w:t>
+      </w:r>
+      <w:r>
+        <w:rPr>
+          <w:rtl/>
+        </w:rPr>
+        <w:t xml:space="preserve"> </w:t>
+      </w:r>
+      <w:r>
+        <w:rPr>
+          <w:rFonts w:hint="eastAsia"/>
+          <w:rtl/>
+        </w:rPr>
+        <w:t>ברור</w:t>
+      </w:r>
+      <w:r>
+        <w:rPr>
+          <w:rtl/>
+        </w:rPr>
+        <w:t xml:space="preserve"> </w:t>
+      </w:r>
+      <w:r>
+        <w:rPr>
+          <w:rFonts w:hint="eastAsia"/>
+          <w:rtl/>
+        </w:rPr>
+        <w:t>מה</w:t>
+      </w:r>
+      <w:r>
+        <w:rPr>
+          <w:rtl/>
+        </w:rPr>
+        <w:t xml:space="preserve"> </w:t>
+      </w:r>
+      <w:r>
+        <w:rPr>
+          <w:rFonts w:hint="eastAsia"/>
+          <w:rtl/>
+        </w:rPr>
+        <w:t>המשפט</w:t>
+      </w:r>
+      <w:r>
+        <w:rPr>
+          <w:rtl/>
+        </w:rPr>
+        <w:t xml:space="preserve"> </w:t>
+      </w:r>
+      <w:r>
+        <w:rPr>
+          <w:rFonts w:hint="eastAsia"/>
+          <w:rtl/>
+        </w:rPr>
+        <w:t>אומר</w:t>
+      </w:r>
+      <w:r>
+        <w:rPr>
+          <w:rtl/>
+        </w:rPr>
+        <w:t>.</w:t>
+      </w:r>
+    </w:p>
+  </w:comment>
+  <w:comment w:id="250" w:author="Ofek Rotem" w:date="2026-09-05T19:36:00Z" w:initials="OR">
+    <w:p>
+      <w:pPr>
+        <w:pStyle w:val="af1"/>
+        <w:jc w:val="right"/>
+      </w:pPr>
+      <w:r>
+        <w:rPr>
+          <w:rStyle w:val="af0"/>
+        </w:rPr>
+        <w:annotationRef/>
+      </w:r>
+      <w:r>
+        <w:rPr>
+          <w:rFonts w:hint="eastAsia"/>
+          <w:rtl/>
+        </w:rPr>
+        <w:t>הערה</w:t>
+      </w:r>
+      <w:r>
+        <w:rPr>
+          <w:rtl/>
+        </w:rPr>
+        <w:t xml:space="preserve">: </w:t>
+      </w:r>
+      <w:r>
+        <w:rPr>
+          <w:rFonts w:hint="eastAsia"/>
+          <w:rtl/>
+        </w:rPr>
+        <w:t>לא</w:t>
+      </w:r>
+      <w:r>
+        <w:rPr>
+          <w:rtl/>
+        </w:rPr>
+        <w:t xml:space="preserve"> </w:t>
+      </w:r>
+      <w:r>
+        <w:rPr>
+          <w:rFonts w:hint="eastAsia"/>
+          <w:rtl/>
+        </w:rPr>
+        <w:t>בטוח</w:t>
+      </w:r>
+      <w:r>
+        <w:rPr>
+          <w:rtl/>
+        </w:rPr>
+        <w:t xml:space="preserve"> </w:t>
+      </w:r>
+      <w:r>
+        <w:rPr>
+          <w:rFonts w:hint="eastAsia"/>
+          <w:rtl/>
+        </w:rPr>
+        <w:t>שהבנתי</w:t>
+      </w:r>
+      <w:r>
+        <w:rPr>
+          <w:rtl/>
+        </w:rPr>
+        <w:t xml:space="preserve"> </w:t>
+      </w:r>
+      <w:r>
+        <w:rPr>
+          <w:rFonts w:hint="eastAsia"/>
+          <w:rtl/>
+        </w:rPr>
+        <w:t>את</w:t>
+      </w:r>
+      <w:r>
+        <w:rPr>
+          <w:rtl/>
+        </w:rPr>
+        <w:t xml:space="preserve"> </w:t>
+      </w:r>
+      <w:r>
+        <w:rPr>
+          <w:rFonts w:hint="eastAsia"/>
+          <w:rtl/>
+        </w:rPr>
+        <w:t>זה</w:t>
+      </w:r>
+      <w:r>
+        <w:rPr>
+          <w:rtl/>
+        </w:rPr>
+        <w:t>.</w:t>
+      </w:r>
+    </w:p>
+  </w:comment>
+  <w:comment w:id="253" w:author="Ofek Rotem" w:date="2026-09-05T19:38:00Z" w:initials="OR">
+    <w:p>
+      <w:pPr>
+        <w:pStyle w:val="af1"/>
+        <w:jc w:val="right"/>
+      </w:pPr>
+      <w:r>
+        <w:rPr>
+          <w:rStyle w:val="af0"/>
+        </w:rPr>
+        <w:annotationRef/>
+      </w:r>
+      <w:r>
+        <w:rPr>
+          <w:rFonts w:hint="eastAsia"/>
+          <w:rtl/>
+        </w:rPr>
+        <w:t>ליקוי</w:t>
+      </w:r>
+      <w:r>
+        <w:rPr>
+          <w:rtl/>
+        </w:rPr>
+        <w:t xml:space="preserve">: </w:t>
+      </w:r>
+      <w:r>
+        <w:rPr>
+          <w:rFonts w:hint="eastAsia"/>
+          <w:rtl/>
+        </w:rPr>
+        <w:t>קל</w:t>
+      </w:r>
+      <w:r>
+        <w:rPr>
+          <w:rtl/>
+        </w:rPr>
+        <w:t xml:space="preserve"> </w:t>
+      </w:r>
+      <w:r>
+        <w:rPr>
+          <w:rFonts w:hint="eastAsia"/>
+          <w:rtl/>
+        </w:rPr>
+        <w:t>אבל</w:t>
+      </w:r>
+      <w:r>
+        <w:rPr>
+          <w:rtl/>
+        </w:rPr>
+        <w:t xml:space="preserve"> </w:t>
+      </w:r>
+      <w:r>
+        <w:rPr>
+          <w:rFonts w:hint="eastAsia"/>
+          <w:rtl/>
+        </w:rPr>
+        <w:t>חשוב</w:t>
+      </w:r>
+      <w:r>
+        <w:rPr>
+          <w:rtl/>
+        </w:rPr>
+        <w:t xml:space="preserve"> </w:t>
+      </w:r>
+      <w:r>
+        <w:rPr>
+          <w:rFonts w:hint="eastAsia"/>
+          <w:rtl/>
+        </w:rPr>
+        <w:t>לשים</w:t>
+      </w:r>
+      <w:r>
+        <w:rPr>
+          <w:rtl/>
+        </w:rPr>
+        <w:t xml:space="preserve"> </w:t>
+      </w:r>
+      <w:r>
+        <w:rPr>
+          <w:rFonts w:hint="eastAsia"/>
+          <w:rtl/>
+        </w:rPr>
+        <w:t>לב</w:t>
+      </w:r>
+      <w:r>
+        <w:rPr>
+          <w:rtl/>
+        </w:rPr>
+        <w:t xml:space="preserve">, </w:t>
+      </w:r>
+      <w:r>
+        <w:rPr>
+          <w:rFonts w:hint="eastAsia"/>
+          <w:rtl/>
+        </w:rPr>
+        <w:t>אחרי</w:t>
+      </w:r>
+      <w:r>
+        <w:rPr>
+          <w:rtl/>
+        </w:rPr>
+        <w:t xml:space="preserve"> </w:t>
+      </w:r>
+      <w:r>
+        <w:rPr>
+          <w:rFonts w:hint="eastAsia"/>
+          <w:rtl/>
+        </w:rPr>
+        <w:t>עדכוני</w:t>
+      </w:r>
+      <w:r>
+        <w:rPr>
+          <w:rtl/>
+        </w:rPr>
+        <w:t xml:space="preserve"> </w:t>
+      </w:r>
+      <w:r>
+        <w:rPr>
+          <w:rFonts w:hint="eastAsia"/>
+          <w:rtl/>
+        </w:rPr>
+        <w:t>הקוד</w:t>
+      </w:r>
+      <w:r>
+        <w:rPr>
+          <w:rtl/>
+        </w:rPr>
+        <w:t xml:space="preserve"> </w:t>
+      </w:r>
+      <w:r>
+        <w:rPr>
+          <w:rFonts w:hint="eastAsia"/>
+          <w:rtl/>
+        </w:rPr>
+        <w:t>האחרונים</w:t>
+      </w:r>
+      <w:r>
+        <w:rPr>
+          <w:rtl/>
+        </w:rPr>
+        <w:t xml:space="preserve"> </w:t>
+      </w:r>
+      <w:r>
+        <w:rPr>
+          <w:rFonts w:hint="eastAsia"/>
+          <w:rtl/>
+        </w:rPr>
+        <w:t>ההחלטה</w:t>
+      </w:r>
+      <w:r>
+        <w:rPr>
+          <w:rtl/>
+        </w:rPr>
+        <w:t xml:space="preserve"> </w:t>
+      </w:r>
+      <w:r>
+        <w:rPr>
+          <w:rFonts w:hint="eastAsia"/>
+          <w:rtl/>
+        </w:rPr>
+        <w:t>האם</w:t>
+      </w:r>
+      <w:r>
+        <w:rPr>
+          <w:rtl/>
+        </w:rPr>
+        <w:t xml:space="preserve"> </w:t>
+      </w:r>
+      <w:r>
+        <w:rPr>
+          <w:rFonts w:hint="eastAsia"/>
+          <w:rtl/>
+        </w:rPr>
+        <w:t>לתת</w:t>
+      </w:r>
+      <w:r>
+        <w:rPr>
+          <w:rtl/>
+        </w:rPr>
+        <w:t xml:space="preserve"> </w:t>
+      </w:r>
+      <w:r>
+        <w:rPr>
+          <w:rFonts w:hint="eastAsia"/>
+          <w:rtl/>
+        </w:rPr>
+        <w:t>עדיפות</w:t>
+      </w:r>
+      <w:r>
+        <w:rPr>
+          <w:rtl/>
+        </w:rPr>
+        <w:t xml:space="preserve"> </w:t>
+      </w:r>
+      <w:r>
+        <w:rPr>
+          <w:rFonts w:hint="eastAsia"/>
+          <w:rtl/>
+        </w:rPr>
+        <w:t>לרכיבי</w:t>
+      </w:r>
+      <w:r>
+        <w:rPr>
+          <w:rtl/>
+        </w:rPr>
+        <w:t xml:space="preserve"> </w:t>
+      </w:r>
+      <w:r>
+        <w:rPr>
+          <w:rFonts w:hint="eastAsia"/>
+          <w:rtl/>
+        </w:rPr>
+        <w:t>שיש</w:t>
+      </w:r>
+      <w:r>
+        <w:rPr>
+          <w:rtl/>
+        </w:rPr>
+        <w:t xml:space="preserve"> </w:t>
+      </w:r>
+      <w:r>
+        <w:rPr>
+          <w:rFonts w:hint="eastAsia"/>
+          <w:rtl/>
+        </w:rPr>
+        <w:t>הרבה</w:t>
+      </w:r>
+      <w:r>
+        <w:rPr>
+          <w:rtl/>
+        </w:rPr>
+        <w:t xml:space="preserve"> </w:t>
+      </w:r>
+      <w:r>
+        <w:rPr>
+          <w:rFonts w:hint="eastAsia"/>
+          <w:rtl/>
+        </w:rPr>
+        <w:t>מהם</w:t>
+      </w:r>
+      <w:r>
+        <w:rPr>
+          <w:rtl/>
+        </w:rPr>
+        <w:t xml:space="preserve"> </w:t>
+      </w:r>
+      <w:r>
+        <w:rPr>
+          <w:rFonts w:hint="eastAsia"/>
+          <w:rtl/>
+        </w:rPr>
+        <w:t>במחסן</w:t>
+      </w:r>
+      <w:r>
+        <w:rPr>
+          <w:rtl/>
+        </w:rPr>
+        <w:t xml:space="preserve"> </w:t>
+      </w:r>
+      <w:r>
+        <w:rPr>
+          <w:rFonts w:hint="eastAsia"/>
+          <w:rtl/>
+        </w:rPr>
+        <w:t>היא</w:t>
+      </w:r>
+      <w:r>
+        <w:rPr>
+          <w:rtl/>
+        </w:rPr>
+        <w:t xml:space="preserve"> </w:t>
+      </w:r>
+      <w:r>
+        <w:rPr>
+          <w:rFonts w:hint="eastAsia"/>
+          <w:rtl/>
+        </w:rPr>
+        <w:t>אופציונלית</w:t>
+      </w:r>
+      <w:r>
+        <w:rPr>
+          <w:rtl/>
+        </w:rPr>
+        <w:t xml:space="preserve">, </w:t>
+      </w:r>
+      <w:r>
+        <w:rPr>
+          <w:rFonts w:hint="eastAsia"/>
+          <w:rtl/>
+        </w:rPr>
+        <w:t>ולא</w:t>
+      </w:r>
+      <w:r>
+        <w:rPr>
+          <w:rtl/>
+        </w:rPr>
+        <w:t xml:space="preserve"> </w:t>
+      </w:r>
+      <w:r>
+        <w:rPr>
+          <w:rFonts w:hint="eastAsia"/>
+          <w:rtl/>
+        </w:rPr>
+        <w:t>מתרחשת</w:t>
+      </w:r>
+      <w:r>
+        <w:rPr>
+          <w:rtl/>
+        </w:rPr>
+        <w:t xml:space="preserve"> </w:t>
+      </w:r>
+      <w:r>
+        <w:rPr>
+          <w:rFonts w:hint="eastAsia"/>
+          <w:rtl/>
+        </w:rPr>
+        <w:t>תמיד</w:t>
+      </w:r>
+      <w:r>
+        <w:rPr>
+          <w:rtl/>
+        </w:rPr>
+        <w:t xml:space="preserve">. </w:t>
+      </w:r>
+      <w:r>
+        <w:rPr>
+          <w:rFonts w:hint="eastAsia"/>
+          <w:rtl/>
+        </w:rPr>
+        <w:t>המשתמש</w:t>
+      </w:r>
+      <w:r>
+        <w:rPr>
+          <w:rtl/>
+        </w:rPr>
+        <w:t xml:space="preserve"> (</w:t>
+      </w:r>
+      <w:r>
+        <w:rPr>
+          <w:rFonts w:hint="eastAsia"/>
+          <w:rtl/>
+        </w:rPr>
+        <w:t>הטבח</w:t>
+      </w:r>
+      <w:r>
+        <w:rPr>
+          <w:rtl/>
+        </w:rPr>
+        <w:t xml:space="preserve">) </w:t>
+      </w:r>
+      <w:r>
+        <w:rPr>
+          <w:rFonts w:hint="eastAsia"/>
+          <w:rtl/>
+        </w:rPr>
+        <w:t>מחליט</w:t>
+      </w:r>
+      <w:r>
+        <w:rPr>
+          <w:rtl/>
+        </w:rPr>
+        <w:t xml:space="preserve"> </w:t>
+      </w:r>
+      <w:r>
+        <w:rPr>
+          <w:rFonts w:hint="eastAsia"/>
+          <w:rtl/>
+        </w:rPr>
+        <w:t>האם</w:t>
+      </w:r>
+      <w:r>
+        <w:rPr>
+          <w:rtl/>
+        </w:rPr>
+        <w:t xml:space="preserve"> </w:t>
+      </w:r>
+      <w:r>
+        <w:rPr>
+          <w:rFonts w:hint="eastAsia"/>
+          <w:rtl/>
+        </w:rPr>
+        <w:t>הוא</w:t>
+      </w:r>
+      <w:r>
+        <w:rPr>
+          <w:rtl/>
+        </w:rPr>
+        <w:t xml:space="preserve"> </w:t>
+      </w:r>
+      <w:r>
+        <w:rPr>
+          <w:rFonts w:hint="eastAsia"/>
+          <w:rtl/>
+        </w:rPr>
+        <w:t>מעוניין</w:t>
+      </w:r>
+      <w:r>
+        <w:rPr>
+          <w:rtl/>
+        </w:rPr>
+        <w:t xml:space="preserve"> </w:t>
+      </w:r>
+      <w:r>
+        <w:rPr>
+          <w:rFonts w:hint="eastAsia"/>
+          <w:rtl/>
+        </w:rPr>
+        <w:t>בסידור</w:t>
+      </w:r>
+      <w:r>
+        <w:rPr>
+          <w:rtl/>
+        </w:rPr>
+        <w:t xml:space="preserve"> </w:t>
+      </w:r>
+      <w:r>
+        <w:rPr>
+          <w:rFonts w:hint="eastAsia"/>
+          <w:rtl/>
+        </w:rPr>
+        <w:t>הזה</w:t>
+      </w:r>
+      <w:r>
+        <w:rPr>
+          <w:rtl/>
+        </w:rPr>
+        <w:t xml:space="preserve"> </w:t>
+      </w:r>
+      <w:r>
+        <w:rPr>
+          <w:rFonts w:hint="eastAsia"/>
+          <w:rtl/>
+        </w:rPr>
+        <w:t>או</w:t>
+      </w:r>
+      <w:r>
+        <w:rPr>
+          <w:rtl/>
+        </w:rPr>
+        <w:t xml:space="preserve"> </w:t>
+      </w:r>
+      <w:r>
+        <w:rPr>
+          <w:rFonts w:hint="eastAsia"/>
+          <w:rtl/>
+        </w:rPr>
+        <w:t>לא</w:t>
+      </w:r>
+      <w:r>
+        <w:rPr>
+          <w:rtl/>
+        </w:rPr>
+        <w:t>.</w:t>
+      </w:r>
+      <w:r>
+        <w:rPr>
+          <w:rtl/>
+        </w:rPr>
+        <w:br/>
+      </w:r>
+      <w:r>
+        <w:rPr>
+          <w:rFonts w:hint="eastAsia"/>
+          <w:rtl/>
+        </w:rPr>
+        <w:t>שיפור</w:t>
+      </w:r>
+      <w:r>
+        <w:rPr>
+          <w:rtl/>
+        </w:rPr>
+        <w:t xml:space="preserve">: </w:t>
+      </w:r>
+      <w:r>
+        <w:rPr>
+          <w:rFonts w:hint="eastAsia"/>
+          <w:rtl/>
+        </w:rPr>
+        <w:t>להסביר</w:t>
+      </w:r>
+      <w:r>
+        <w:rPr>
+          <w:rtl/>
+        </w:rPr>
+        <w:t xml:space="preserve"> </w:t>
+      </w:r>
+      <w:r>
+        <w:rPr>
+          <w:rFonts w:hint="eastAsia"/>
+          <w:rtl/>
+        </w:rPr>
+        <w:t>שהכוונה</w:t>
+      </w:r>
+      <w:r>
+        <w:rPr>
+          <w:rtl/>
+        </w:rPr>
+        <w:t xml:space="preserve"> </w:t>
+      </w:r>
+      <w:r>
+        <w:rPr>
+          <w:rFonts w:hint="eastAsia"/>
+          <w:rtl/>
+        </w:rPr>
+        <w:t>היא</w:t>
+      </w:r>
+      <w:r>
+        <w:rPr>
+          <w:rtl/>
+        </w:rPr>
+        <w:t xml:space="preserve"> </w:t>
+      </w:r>
+      <w:r>
+        <w:rPr>
+          <w:rFonts w:hint="eastAsia"/>
+          <w:rtl/>
+        </w:rPr>
+        <w:t>לשף</w:t>
+      </w:r>
+      <w:r>
+        <w:rPr>
+          <w:rtl/>
+        </w:rPr>
+        <w:t xml:space="preserve"> </w:t>
+      </w:r>
+      <w:r>
+        <w:rPr>
+          <w:rFonts w:hint="eastAsia"/>
+          <w:rtl/>
+        </w:rPr>
+        <w:t>החכם</w:t>
+      </w:r>
+      <w:r>
+        <w:rPr>
+          <w:rtl/>
+        </w:rPr>
+        <w:t xml:space="preserve">. </w:t>
+      </w:r>
+      <w:r>
+        <w:rPr>
+          <w:rtl/>
+        </w:rPr>
+        <w:br/>
+      </w:r>
+      <w:r>
+        <w:rPr>
+          <w:rFonts w:hint="eastAsia"/>
+          <w:rtl/>
+        </w:rPr>
+        <w:t>לבדוק</w:t>
+      </w:r>
+      <w:r>
+        <w:rPr>
+          <w:rtl/>
+        </w:rPr>
+        <w:t xml:space="preserve">: </w:t>
+      </w:r>
+      <w:r>
+        <w:rPr>
+          <w:rFonts w:hint="eastAsia"/>
+          <w:rtl/>
+        </w:rPr>
+        <w:t>מה</w:t>
+      </w:r>
+      <w:r>
+        <w:rPr>
+          <w:rtl/>
+        </w:rPr>
+        <w:t xml:space="preserve"> </w:t>
+      </w:r>
+      <w:r>
+        <w:rPr>
+          <w:rFonts w:hint="eastAsia"/>
+          <w:rtl/>
+        </w:rPr>
+        <w:t>הסדר</w:t>
+      </w:r>
+      <w:r>
+        <w:rPr>
+          <w:rtl/>
+        </w:rPr>
+        <w:t xml:space="preserve"> </w:t>
+      </w:r>
+      <w:r>
+        <w:rPr>
+          <w:rFonts w:hint="eastAsia"/>
+          <w:rtl/>
+        </w:rPr>
+        <w:t>במקרה</w:t>
+      </w:r>
+      <w:r>
+        <w:rPr>
+          <w:rtl/>
+        </w:rPr>
+        <w:t xml:space="preserve"> </w:t>
+      </w:r>
+      <w:r>
+        <w:rPr>
+          <w:rFonts w:hint="eastAsia"/>
+          <w:rtl/>
+        </w:rPr>
+        <w:t>שבו</w:t>
+      </w:r>
+      <w:r>
+        <w:rPr>
+          <w:rtl/>
+        </w:rPr>
+        <w:t xml:space="preserve"> </w:t>
+      </w:r>
+      <w:r>
+        <w:rPr>
+          <w:rFonts w:hint="eastAsia"/>
+          <w:rtl/>
+        </w:rPr>
+        <w:t>האופציה</w:t>
+      </w:r>
+      <w:r>
+        <w:rPr>
+          <w:rtl/>
+        </w:rPr>
+        <w:t xml:space="preserve"> </w:t>
+      </w:r>
+      <w:r>
+        <w:rPr>
+          <w:rFonts w:hint="eastAsia"/>
+          <w:rtl/>
+        </w:rPr>
+        <w:t>הזו</w:t>
+      </w:r>
+      <w:r>
+        <w:rPr>
+          <w:rtl/>
+        </w:rPr>
+        <w:t xml:space="preserve"> </w:t>
+      </w:r>
+      <w:r>
+        <w:rPr>
+          <w:rFonts w:hint="eastAsia"/>
+          <w:rtl/>
+        </w:rPr>
+        <w:t>לא</w:t>
+      </w:r>
+      <w:r>
+        <w:rPr>
+          <w:rtl/>
+        </w:rPr>
+        <w:t xml:space="preserve"> </w:t>
+      </w:r>
+      <w:r>
+        <w:rPr>
+          <w:rFonts w:hint="eastAsia"/>
+          <w:rtl/>
+        </w:rPr>
+        <w:t>נבחרה</w:t>
+      </w:r>
+      <w:r>
+        <w:rPr>
+          <w:rtl/>
+        </w:rPr>
+        <w:t xml:space="preserve"> (</w:t>
+      </w:r>
+      <w:r>
+        <w:rPr>
+          <w:rFonts w:hint="eastAsia"/>
+          <w:rtl/>
+        </w:rPr>
+        <w:t>כנראה</w:t>
+      </w:r>
+      <w:r>
+        <w:rPr>
+          <w:rtl/>
+        </w:rPr>
+        <w:t xml:space="preserve"> </w:t>
+      </w:r>
+      <w:r>
+        <w:rPr>
+          <w:rFonts w:hint="eastAsia"/>
+          <w:rtl/>
+        </w:rPr>
+        <w:t>סידור</w:t>
+      </w:r>
+      <w:r>
+        <w:rPr>
+          <w:rtl/>
+        </w:rPr>
+        <w:t xml:space="preserve"> </w:t>
+      </w:r>
+      <w:r>
+        <w:rPr>
+          <w:rFonts w:hint="eastAsia"/>
+          <w:rtl/>
+        </w:rPr>
+        <w:t>דיפולטיבי</w:t>
+      </w:r>
+      <w:r>
+        <w:rPr>
+          <w:rtl/>
+        </w:rPr>
+        <w:t xml:space="preserve"> </w:t>
+      </w:r>
+      <w:r>
+        <w:rPr>
+          <w:rFonts w:hint="eastAsia"/>
+          <w:rtl/>
+        </w:rPr>
+        <w:t>או</w:t>
+      </w:r>
+      <w:r>
+        <w:rPr>
+          <w:rtl/>
+        </w:rPr>
+        <w:t xml:space="preserve"> </w:t>
+      </w:r>
+      <w:r>
+        <w:rPr>
+          <w:rFonts w:hint="eastAsia"/>
+          <w:rtl/>
+        </w:rPr>
+        <w:t>אלף</w:t>
+      </w:r>
+      <w:r>
+        <w:rPr>
+          <w:rtl/>
+        </w:rPr>
+        <w:t>-</w:t>
+      </w:r>
+      <w:r>
+        <w:rPr>
+          <w:rFonts w:hint="eastAsia"/>
+          <w:rtl/>
+        </w:rPr>
+        <w:t>ביתי</w:t>
+      </w:r>
+      <w:r>
+        <w:rPr>
+          <w:rtl/>
+        </w:rPr>
+        <w:t>).</w:t>
+      </w:r>
+    </w:p>
+  </w:comment>
+  <w:comment w:id="254" w:author="Ofek Rotem" w:date="2026-09-05T19:40:00Z" w:initials="OR">
+    <w:p>
+      <w:pPr>
+        <w:pStyle w:val="af1"/>
+        <w:jc w:val="right"/>
+      </w:pPr>
+      <w:r>
+        <w:rPr>
+          <w:rStyle w:val="af0"/>
+        </w:rPr>
+        <w:annotationRef/>
+      </w:r>
+      <w:r>
+        <w:rPr>
+          <w:rFonts w:hint="eastAsia"/>
+          <w:rtl/>
+        </w:rPr>
+        <w:t>שיפור</w:t>
+      </w:r>
+      <w:r>
+        <w:rPr>
+          <w:rtl/>
+        </w:rPr>
+        <w:t xml:space="preserve">: </w:t>
+      </w:r>
+      <w:r>
+        <w:rPr>
+          <w:rFonts w:hint="eastAsia"/>
+          <w:rtl/>
+        </w:rPr>
+        <w:t>מיותר</w:t>
+      </w:r>
+      <w:r>
+        <w:rPr>
+          <w:rtl/>
+        </w:rPr>
+        <w:t xml:space="preserve"> </w:t>
+      </w:r>
+      <w:r>
+        <w:rPr>
+          <w:rFonts w:hint="eastAsia"/>
+          <w:rtl/>
+        </w:rPr>
+        <w:t>לדעתי</w:t>
+      </w:r>
+      <w:r>
+        <w:rPr>
+          <w:rtl/>
+        </w:rPr>
+        <w:t>.</w:t>
+      </w:r>
+    </w:p>
+  </w:comment>
+  <w:comment w:id="255" w:author="Ofek Rotem" w:date="2026-09-05T19:40:00Z" w:initials="OR">
+    <w:p>
+      <w:pPr>
+        <w:pStyle w:val="af1"/>
+        <w:jc w:val="right"/>
+      </w:pPr>
+      <w:r>
+        <w:rPr>
+          <w:rStyle w:val="af0"/>
+        </w:rPr>
+        <w:annotationRef/>
+      </w:r>
+      <w:r>
+        <w:rPr>
+          <w:rFonts w:hint="eastAsia"/>
+          <w:rtl/>
+        </w:rPr>
+        <w:t>שיפור</w:t>
+      </w:r>
+      <w:r>
+        <w:rPr>
+          <w:rtl/>
+        </w:rPr>
+        <w:t xml:space="preserve">: </w:t>
+      </w:r>
+      <w:r>
+        <w:rPr>
+          <w:rFonts w:hint="eastAsia"/>
+          <w:rtl/>
+        </w:rPr>
+        <w:t>שוב</w:t>
+      </w:r>
+      <w:r>
+        <w:rPr>
+          <w:rtl/>
+        </w:rPr>
+        <w:t xml:space="preserve"> </w:t>
+      </w:r>
+      <w:r>
+        <w:rPr>
+          <w:rFonts w:hint="eastAsia"/>
+          <w:rtl/>
+        </w:rPr>
+        <w:t>ביטוי</w:t>
+      </w:r>
+      <w:r>
+        <w:rPr>
+          <w:rtl/>
+        </w:rPr>
+        <w:t xml:space="preserve"> </w:t>
+      </w:r>
+      <w:r>
+        <w:rPr>
+          <w:rFonts w:hint="eastAsia"/>
+          <w:rtl/>
+        </w:rPr>
+        <w:t>שראיתי</w:t>
+      </w:r>
+      <w:r>
+        <w:rPr>
+          <w:rtl/>
+        </w:rPr>
+        <w:t xml:space="preserve"> </w:t>
+      </w:r>
+      <w:r>
+        <w:rPr>
+          <w:rFonts w:hint="eastAsia"/>
+          <w:rtl/>
+        </w:rPr>
+        <w:t>קודם</w:t>
+      </w:r>
+      <w:r>
+        <w:rPr>
+          <w:rtl/>
+        </w:rPr>
+        <w:t xml:space="preserve"> </w:t>
+      </w:r>
+      <w:r>
+        <w:rPr>
+          <w:rFonts w:hint="eastAsia"/>
+          <w:rtl/>
+        </w:rPr>
+        <w:t>ולא</w:t>
+      </w:r>
+      <w:r>
+        <w:rPr>
+          <w:rtl/>
+        </w:rPr>
+        <w:t xml:space="preserve"> </w:t>
+      </w:r>
+      <w:r>
+        <w:rPr>
+          <w:rFonts w:hint="eastAsia"/>
+          <w:rtl/>
+        </w:rPr>
+        <w:t>אהבתי</w:t>
+      </w:r>
+      <w:r>
+        <w:rPr>
+          <w:rtl/>
+        </w:rPr>
+        <w:t xml:space="preserve">. </w:t>
+      </w:r>
+      <w:r>
+        <w:rPr>
+          <w:rFonts w:hint="eastAsia"/>
+          <w:rtl/>
+        </w:rPr>
+        <w:t>הצעתי</w:t>
+      </w:r>
+      <w:r>
+        <w:rPr>
+          <w:rtl/>
+        </w:rPr>
+        <w:t xml:space="preserve"> </w:t>
+      </w:r>
+      <w:r>
+        <w:rPr>
+          <w:rFonts w:hint="eastAsia"/>
+          <w:rtl/>
+        </w:rPr>
+        <w:t>חלופות</w:t>
+      </w:r>
+      <w:r>
+        <w:rPr>
+          <w:rtl/>
+        </w:rPr>
+        <w:t>.</w:t>
+      </w:r>
+    </w:p>
+  </w:comment>
+  <w:comment w:id="258" w:author="Ofek Rotem" w:date="2026-09-05T19:43:00Z" w:initials="OR">
+    <w:p>
+      <w:pPr>
+        <w:pStyle w:val="af1"/>
+        <w:jc w:val="right"/>
+      </w:pPr>
+      <w:r>
+        <w:rPr>
+          <w:rStyle w:val="af0"/>
+        </w:rPr>
+        <w:annotationRef/>
+      </w:r>
+      <w:r>
+        <w:rPr>
+          <w:rFonts w:hint="eastAsia"/>
+          <w:rtl/>
+        </w:rPr>
+        <w:t>הערה</w:t>
+      </w:r>
+      <w:r>
+        <w:rPr>
+          <w:rtl/>
+        </w:rPr>
+        <w:t xml:space="preserve">: </w:t>
+      </w:r>
+      <w:r>
+        <w:rPr>
+          <w:rFonts w:hint="eastAsia"/>
+          <w:rtl/>
+        </w:rPr>
+        <w:t>אני</w:t>
+      </w:r>
+      <w:r>
+        <w:rPr>
+          <w:rtl/>
+        </w:rPr>
+        <w:t xml:space="preserve"> </w:t>
+      </w:r>
+      <w:r>
+        <w:rPr>
+          <w:rFonts w:hint="eastAsia"/>
+          <w:rtl/>
+        </w:rPr>
+        <w:t>לא</w:t>
+      </w:r>
+      <w:r>
+        <w:rPr>
+          <w:rtl/>
+        </w:rPr>
+        <w:t xml:space="preserve"> </w:t>
+      </w:r>
+      <w:r>
+        <w:rPr>
+          <w:rFonts w:hint="eastAsia"/>
+          <w:rtl/>
+        </w:rPr>
+        <w:t>ממש</w:t>
+      </w:r>
+      <w:r>
+        <w:rPr>
+          <w:rtl/>
+        </w:rPr>
+        <w:t xml:space="preserve"> </w:t>
+      </w:r>
+      <w:r>
+        <w:rPr>
+          <w:rFonts w:hint="eastAsia"/>
+          <w:rtl/>
+        </w:rPr>
+        <w:t>בטוח</w:t>
+      </w:r>
+      <w:r>
+        <w:rPr>
+          <w:rtl/>
+        </w:rPr>
+        <w:t xml:space="preserve"> </w:t>
+      </w:r>
+      <w:r>
+        <w:rPr>
+          <w:rFonts w:hint="eastAsia"/>
+          <w:rtl/>
+        </w:rPr>
+        <w:t>לגבי</w:t>
+      </w:r>
+      <w:r>
+        <w:rPr>
+          <w:rtl/>
+        </w:rPr>
+        <w:t xml:space="preserve"> </w:t>
+      </w:r>
+      <w:r>
+        <w:rPr>
+          <w:rFonts w:hint="eastAsia"/>
+          <w:rtl/>
+        </w:rPr>
+        <w:t>כל</w:t>
+      </w:r>
+      <w:r>
+        <w:rPr>
+          <w:rtl/>
+        </w:rPr>
+        <w:t xml:space="preserve"> </w:t>
+      </w:r>
+      <w:r>
+        <w:rPr>
+          <w:rFonts w:hint="eastAsia"/>
+          <w:rtl/>
+        </w:rPr>
+        <w:t>הסעיף</w:t>
+      </w:r>
+      <w:r>
+        <w:rPr>
+          <w:rtl/>
+        </w:rPr>
+        <w:t xml:space="preserve"> </w:t>
+      </w:r>
+      <w:r>
+        <w:rPr>
+          <w:rFonts w:hint="eastAsia"/>
+          <w:rtl/>
+        </w:rPr>
+        <w:t>הזה</w:t>
+      </w:r>
+      <w:r>
+        <w:rPr>
+          <w:rtl/>
+        </w:rPr>
+        <w:t xml:space="preserve">. </w:t>
+      </w:r>
+      <w:r>
+        <w:rPr>
+          <w:rFonts w:hint="eastAsia"/>
+          <w:rtl/>
+        </w:rPr>
+        <w:t>אנחנו</w:t>
+      </w:r>
+      <w:r>
+        <w:rPr>
+          <w:rtl/>
+        </w:rPr>
+        <w:t xml:space="preserve"> </w:t>
+      </w:r>
+      <w:r>
+        <w:rPr>
+          <w:rFonts w:hint="eastAsia"/>
+          <w:rtl/>
+        </w:rPr>
+        <w:t>בעיקר</w:t>
+      </w:r>
+      <w:r>
+        <w:rPr>
+          <w:rtl/>
+        </w:rPr>
+        <w:t xml:space="preserve"> </w:t>
+      </w:r>
+      <w:r>
+        <w:rPr>
+          <w:rFonts w:hint="eastAsia"/>
+          <w:rtl/>
+        </w:rPr>
+        <w:t>מסבירים</w:t>
+      </w:r>
+      <w:r>
+        <w:rPr>
+          <w:rtl/>
+        </w:rPr>
+        <w:t xml:space="preserve"> </w:t>
+      </w:r>
+      <w:r>
+        <w:rPr>
+          <w:rFonts w:hint="eastAsia"/>
+          <w:rtl/>
+        </w:rPr>
+        <w:t>למה</w:t>
+      </w:r>
+      <w:r>
+        <w:rPr>
+          <w:rtl/>
+        </w:rPr>
+        <w:t xml:space="preserve"> </w:t>
+      </w:r>
+      <w:r>
+        <w:rPr>
+          <w:rFonts w:hint="eastAsia"/>
+          <w:rtl/>
+        </w:rPr>
+        <w:t>לא</w:t>
+      </w:r>
+      <w:r>
+        <w:rPr>
+          <w:rtl/>
+        </w:rPr>
+        <w:t xml:space="preserve"> </w:t>
+      </w:r>
+      <w:r>
+        <w:rPr>
+          <w:rFonts w:hint="eastAsia"/>
+          <w:rtl/>
+        </w:rPr>
+        <w:t>בחרנו</w:t>
+      </w:r>
+      <w:r>
+        <w:rPr>
+          <w:rtl/>
+        </w:rPr>
+        <w:t xml:space="preserve"> </w:t>
+      </w:r>
+      <w:r>
+        <w:t>Repository</w:t>
+      </w:r>
+      <w:r>
+        <w:rPr>
+          <w:rtl/>
+        </w:rPr>
+        <w:t xml:space="preserve"> </w:t>
+      </w:r>
+      <w:r>
+        <w:rPr>
+          <w:rFonts w:hint="eastAsia"/>
+          <w:rtl/>
+        </w:rPr>
+        <w:t>ואני</w:t>
+      </w:r>
+      <w:r>
+        <w:rPr>
+          <w:rtl/>
+        </w:rPr>
+        <w:t xml:space="preserve"> </w:t>
+      </w:r>
+      <w:r>
+        <w:rPr>
+          <w:rFonts w:hint="eastAsia"/>
+          <w:rtl/>
+        </w:rPr>
+        <w:t>לא</w:t>
+      </w:r>
+      <w:r>
+        <w:rPr>
+          <w:rtl/>
+        </w:rPr>
+        <w:t xml:space="preserve"> </w:t>
+      </w:r>
+      <w:r>
+        <w:rPr>
+          <w:rFonts w:hint="eastAsia"/>
+          <w:rtl/>
+        </w:rPr>
+        <w:t>בטוח</w:t>
+      </w:r>
+      <w:r>
+        <w:rPr>
+          <w:rtl/>
+        </w:rPr>
+        <w:t xml:space="preserve"> </w:t>
+      </w:r>
+      <w:r>
+        <w:rPr>
+          <w:rFonts w:hint="eastAsia"/>
+          <w:rtl/>
+        </w:rPr>
+        <w:t>שזה</w:t>
+      </w:r>
+      <w:r>
+        <w:rPr>
+          <w:rtl/>
+        </w:rPr>
+        <w:t xml:space="preserve"> </w:t>
+      </w:r>
+      <w:r>
+        <w:rPr>
+          <w:rFonts w:hint="eastAsia"/>
+          <w:rtl/>
+        </w:rPr>
+        <w:t>מוצדק</w:t>
+      </w:r>
+      <w:r>
+        <w:rPr>
+          <w:rtl/>
+        </w:rPr>
+        <w:t xml:space="preserve"> </w:t>
+      </w:r>
+      <w:r>
+        <w:rPr>
+          <w:rFonts w:hint="eastAsia"/>
+          <w:rtl/>
+        </w:rPr>
+        <w:t>להסביר</w:t>
+      </w:r>
+      <w:r>
+        <w:rPr>
+          <w:rtl/>
+        </w:rPr>
+        <w:t xml:space="preserve"> </w:t>
+      </w:r>
+      <w:r>
+        <w:rPr>
+          <w:rFonts w:hint="eastAsia"/>
+          <w:rtl/>
+        </w:rPr>
+        <w:t>כל</w:t>
+      </w:r>
+      <w:r>
+        <w:rPr>
+          <w:rtl/>
+        </w:rPr>
+        <w:t xml:space="preserve"> </w:t>
+      </w:r>
+      <w:r>
+        <w:rPr>
+          <w:rFonts w:hint="eastAsia"/>
+          <w:rtl/>
+        </w:rPr>
+        <w:t>כך</w:t>
+      </w:r>
+      <w:r>
+        <w:rPr>
+          <w:rtl/>
+        </w:rPr>
+        <w:t xml:space="preserve"> </w:t>
+      </w:r>
+      <w:r>
+        <w:rPr>
+          <w:rFonts w:hint="eastAsia"/>
+          <w:rtl/>
+        </w:rPr>
+        <w:t>הרבה</w:t>
+      </w:r>
+      <w:r>
+        <w:rPr>
+          <w:rtl/>
+        </w:rPr>
+        <w:t xml:space="preserve">. </w:t>
+      </w:r>
+      <w:r>
+        <w:rPr>
+          <w:rFonts w:hint="eastAsia"/>
+          <w:rtl/>
+        </w:rPr>
+        <w:t>בנוסף</w:t>
+      </w:r>
+      <w:r>
+        <w:rPr>
+          <w:rtl/>
+        </w:rPr>
+        <w:t xml:space="preserve">, </w:t>
+      </w:r>
+      <w:r>
+        <w:rPr>
+          <w:rFonts w:hint="eastAsia"/>
+          <w:rtl/>
+        </w:rPr>
+        <w:t>אישית</w:t>
+      </w:r>
+      <w:r>
+        <w:rPr>
+          <w:rtl/>
+        </w:rPr>
+        <w:t xml:space="preserve"> </w:t>
+      </w:r>
+      <w:r>
+        <w:rPr>
+          <w:rFonts w:hint="eastAsia"/>
+          <w:rtl/>
+        </w:rPr>
+        <w:t>מעולם</w:t>
+      </w:r>
+      <w:r>
+        <w:rPr>
+          <w:rtl/>
+        </w:rPr>
+        <w:t xml:space="preserve"> </w:t>
+      </w:r>
+      <w:r>
+        <w:rPr>
+          <w:rFonts w:hint="eastAsia"/>
+          <w:rtl/>
+        </w:rPr>
+        <w:t>לא</w:t>
+      </w:r>
+      <w:r>
+        <w:rPr>
+          <w:rtl/>
+        </w:rPr>
+        <w:t xml:space="preserve"> </w:t>
+      </w:r>
+      <w:r>
+        <w:rPr>
+          <w:rFonts w:hint="eastAsia"/>
+          <w:rtl/>
+        </w:rPr>
+        <w:t>שמעתי</w:t>
+      </w:r>
+      <w:r>
+        <w:rPr>
+          <w:rtl/>
+        </w:rPr>
+        <w:t xml:space="preserve"> </w:t>
+      </w:r>
+      <w:r>
+        <w:rPr>
+          <w:rFonts w:hint="eastAsia"/>
+          <w:rtl/>
+        </w:rPr>
+        <w:t>על</w:t>
+      </w:r>
+      <w:r>
+        <w:rPr>
+          <w:rtl/>
+        </w:rPr>
+        <w:t xml:space="preserve"> </w:t>
+      </w:r>
+      <w:r>
+        <w:rPr>
+          <w:rFonts w:hint="eastAsia"/>
+          <w:rtl/>
+        </w:rPr>
+        <w:t>דפוסים</w:t>
+      </w:r>
+      <w:r>
+        <w:rPr>
+          <w:rtl/>
+        </w:rPr>
+        <w:t xml:space="preserve"> </w:t>
+      </w:r>
+      <w:r>
+        <w:rPr>
+          <w:rFonts w:hint="eastAsia"/>
+          <w:rtl/>
+        </w:rPr>
+        <w:t>בשם</w:t>
+      </w:r>
+      <w:r>
+        <w:rPr>
+          <w:rtl/>
+        </w:rPr>
+        <w:t xml:space="preserve"> </w:t>
+      </w:r>
+      <w:r>
+        <w:t>Data Mapper</w:t>
+      </w:r>
+      <w:r>
+        <w:rPr>
+          <w:rtl/>
+        </w:rPr>
+        <w:t xml:space="preserve"> </w:t>
+      </w:r>
+      <w:r>
+        <w:rPr>
+          <w:rFonts w:hint="eastAsia"/>
+          <w:rtl/>
+        </w:rPr>
+        <w:t>וגם</w:t>
+      </w:r>
+      <w:r>
+        <w:rPr>
+          <w:rtl/>
+        </w:rPr>
+        <w:t xml:space="preserve"> </w:t>
+      </w:r>
+      <w:r>
+        <w:rPr>
+          <w:rFonts w:hint="eastAsia"/>
+          <w:rtl/>
+        </w:rPr>
+        <w:t>לא</w:t>
+      </w:r>
+      <w:r>
+        <w:rPr>
+          <w:rtl/>
+        </w:rPr>
+        <w:t xml:space="preserve"> </w:t>
+      </w:r>
+      <w:r>
+        <w:t>Unit of Work</w:t>
+      </w:r>
+      <w:r>
+        <w:rPr>
+          <w:rtl/>
+        </w:rPr>
+        <w:t xml:space="preserve">. </w:t>
+      </w:r>
+      <w:r>
+        <w:rPr>
+          <w:rFonts w:hint="eastAsia"/>
+          <w:rtl/>
+        </w:rPr>
+        <w:t>יכול</w:t>
+      </w:r>
+      <w:r>
+        <w:rPr>
+          <w:rtl/>
+        </w:rPr>
+        <w:t xml:space="preserve"> </w:t>
+      </w:r>
+      <w:r>
+        <w:rPr>
+          <w:rFonts w:hint="eastAsia"/>
+          <w:rtl/>
+        </w:rPr>
+        <w:t>להיות</w:t>
+      </w:r>
+      <w:r>
+        <w:rPr>
+          <w:rtl/>
+        </w:rPr>
+        <w:t xml:space="preserve"> </w:t>
+      </w:r>
+      <w:r>
+        <w:rPr>
+          <w:rFonts w:hint="eastAsia"/>
+          <w:rtl/>
+        </w:rPr>
+        <w:t>שזאת</w:t>
+      </w:r>
+      <w:r>
+        <w:rPr>
+          <w:rtl/>
+        </w:rPr>
+        <w:t xml:space="preserve"> </w:t>
+      </w:r>
+      <w:r>
+        <w:rPr>
+          <w:rFonts w:hint="eastAsia"/>
+          <w:rtl/>
+        </w:rPr>
+        <w:t>חוסר</w:t>
+      </w:r>
+      <w:r>
+        <w:rPr>
+          <w:rtl/>
+        </w:rPr>
+        <w:t xml:space="preserve"> </w:t>
+      </w:r>
+      <w:r>
+        <w:rPr>
+          <w:rFonts w:hint="eastAsia"/>
+          <w:rtl/>
+        </w:rPr>
+        <w:t>היכרות</w:t>
+      </w:r>
+      <w:r>
+        <w:rPr>
+          <w:rtl/>
+        </w:rPr>
+        <w:t xml:space="preserve"> </w:t>
+      </w:r>
+      <w:r>
+        <w:rPr>
+          <w:rFonts w:hint="eastAsia"/>
+          <w:rtl/>
+        </w:rPr>
+        <w:t>שלי</w:t>
+      </w:r>
+      <w:r>
+        <w:rPr>
+          <w:rtl/>
+        </w:rPr>
+        <w:t xml:space="preserve"> </w:t>
+      </w:r>
+      <w:r>
+        <w:rPr>
+          <w:rFonts w:hint="eastAsia"/>
+          <w:rtl/>
+        </w:rPr>
+        <w:t>איתם</w:t>
+      </w:r>
+      <w:r>
+        <w:rPr>
+          <w:rtl/>
+        </w:rPr>
+        <w:t xml:space="preserve">. </w:t>
+      </w:r>
+      <w:r>
+        <w:rPr>
+          <w:rFonts w:hint="eastAsia"/>
+          <w:rtl/>
+        </w:rPr>
+        <w:t>גם</w:t>
+      </w:r>
+      <w:r>
+        <w:rPr>
+          <w:rtl/>
+        </w:rPr>
+        <w:t xml:space="preserve"> </w:t>
+      </w:r>
+      <w:r>
+        <w:rPr>
+          <w:rFonts w:hint="eastAsia"/>
+          <w:rtl/>
+        </w:rPr>
+        <w:t>על</w:t>
+      </w:r>
+      <w:r>
+        <w:rPr>
+          <w:rtl/>
+        </w:rPr>
+        <w:t xml:space="preserve"> </w:t>
+      </w:r>
+      <w:r>
+        <w:t>Repository</w:t>
+      </w:r>
+      <w:r>
+        <w:rPr>
+          <w:rtl/>
+        </w:rPr>
+        <w:t xml:space="preserve"> </w:t>
+      </w:r>
+      <w:r>
+        <w:rPr>
+          <w:rFonts w:hint="eastAsia"/>
+          <w:rtl/>
+        </w:rPr>
+        <w:t>לא</w:t>
+      </w:r>
+      <w:r>
+        <w:rPr>
+          <w:rtl/>
+        </w:rPr>
+        <w:t xml:space="preserve"> </w:t>
+      </w:r>
+      <w:r>
+        <w:rPr>
+          <w:rFonts w:hint="eastAsia"/>
+          <w:rtl/>
+        </w:rPr>
+        <w:t>שמעתי</w:t>
+      </w:r>
+      <w:r>
+        <w:rPr>
+          <w:rtl/>
+        </w:rPr>
+        <w:t xml:space="preserve"> </w:t>
+      </w:r>
+      <w:r>
+        <w:rPr>
+          <w:rFonts w:hint="eastAsia"/>
+          <w:rtl/>
+        </w:rPr>
+        <w:t>למען</w:t>
+      </w:r>
+      <w:r>
+        <w:rPr>
+          <w:rtl/>
+        </w:rPr>
+        <w:t xml:space="preserve"> </w:t>
+      </w:r>
+      <w:r>
+        <w:rPr>
+          <w:rFonts w:hint="eastAsia"/>
+          <w:rtl/>
+        </w:rPr>
+        <w:t>האמת</w:t>
+      </w:r>
+      <w:r>
+        <w:rPr>
+          <w:rtl/>
+        </w:rPr>
+        <w:t xml:space="preserve">. </w:t>
+      </w:r>
+      <w:r>
+        <w:rPr>
+          <w:rFonts w:hint="eastAsia"/>
+          <w:rtl/>
+        </w:rPr>
+        <w:t>מרגיש</w:t>
+      </w:r>
+      <w:r>
+        <w:rPr>
+          <w:rtl/>
+        </w:rPr>
+        <w:t xml:space="preserve"> </w:t>
+      </w:r>
+      <w:r>
+        <w:rPr>
+          <w:rFonts w:hint="eastAsia"/>
+          <w:rtl/>
+        </w:rPr>
+        <w:t>לי</w:t>
+      </w:r>
+      <w:r>
+        <w:rPr>
+          <w:rtl/>
+        </w:rPr>
+        <w:t xml:space="preserve"> </w:t>
+      </w:r>
+      <w:r>
+        <w:rPr>
+          <w:rFonts w:hint="eastAsia"/>
+          <w:rtl/>
+        </w:rPr>
+        <w:t>כמו</w:t>
+      </w:r>
+      <w:r>
+        <w:rPr>
+          <w:rtl/>
+        </w:rPr>
+        <w:t xml:space="preserve"> </w:t>
+      </w:r>
+      <w:r>
+        <w:rPr>
+          <w:rFonts w:hint="eastAsia"/>
+          <w:rtl/>
+        </w:rPr>
+        <w:t>דיון</w:t>
+      </w:r>
+      <w:r>
+        <w:rPr>
+          <w:rtl/>
+        </w:rPr>
+        <w:t xml:space="preserve"> </w:t>
+      </w:r>
+      <w:r>
+        <w:rPr>
+          <w:rFonts w:hint="eastAsia"/>
+          <w:rtl/>
+        </w:rPr>
+        <w:t>ארוך</w:t>
+      </w:r>
+      <w:r>
+        <w:rPr>
+          <w:rtl/>
+        </w:rPr>
+        <w:t xml:space="preserve"> </w:t>
+      </w:r>
+      <w:r>
+        <w:rPr>
+          <w:rFonts w:hint="eastAsia"/>
+          <w:rtl/>
+        </w:rPr>
+        <w:t>על</w:t>
+      </w:r>
+      <w:r>
+        <w:rPr>
+          <w:rtl/>
+        </w:rPr>
+        <w:t xml:space="preserve"> </w:t>
+      </w:r>
+      <w:r>
+        <w:rPr>
+          <w:rFonts w:hint="eastAsia"/>
+          <w:rtl/>
+        </w:rPr>
+        <w:t>שלושה</w:t>
+      </w:r>
+      <w:r>
+        <w:rPr>
+          <w:rtl/>
+        </w:rPr>
+        <w:t xml:space="preserve"> </w:t>
+      </w:r>
+      <w:r>
+        <w:rPr>
+          <w:rFonts w:hint="eastAsia"/>
+          <w:rtl/>
+        </w:rPr>
+        <w:t>דפוסים</w:t>
+      </w:r>
+      <w:r>
+        <w:rPr>
+          <w:rtl/>
+        </w:rPr>
+        <w:t xml:space="preserve"> </w:t>
+      </w:r>
+      <w:r>
+        <w:rPr>
+          <w:rFonts w:hint="eastAsia"/>
+          <w:rtl/>
+        </w:rPr>
+        <w:t>איזוטריים</w:t>
+      </w:r>
+      <w:r>
+        <w:rPr>
+          <w:rtl/>
+        </w:rPr>
+        <w:t xml:space="preserve"> </w:t>
+      </w:r>
+      <w:r>
+        <w:rPr>
+          <w:rFonts w:hint="eastAsia"/>
+          <w:rtl/>
+        </w:rPr>
+        <w:t>יחסית</w:t>
+      </w:r>
+      <w:r>
+        <w:rPr>
+          <w:rtl/>
+        </w:rPr>
+        <w:t>.</w:t>
+      </w:r>
+    </w:p>
+  </w:comment>
+  <w:comment w:id="261" w:author="Ofek Rotem" w:date="2026-09-05T19:44:00Z" w:initials="OR">
+    <w:p>
+      <w:pPr>
+        <w:pStyle w:val="af1"/>
+        <w:jc w:val="right"/>
+      </w:pPr>
+      <w:r>
+        <w:rPr>
+          <w:rStyle w:val="af0"/>
+        </w:rPr>
+        <w:annotationRef/>
+      </w:r>
+      <w:r>
+        <w:rPr>
+          <w:rFonts w:hint="eastAsia"/>
+          <w:rtl/>
+        </w:rPr>
+        <w:t>הערה</w:t>
+      </w:r>
+      <w:r>
+        <w:rPr>
+          <w:rtl/>
+        </w:rPr>
+        <w:t xml:space="preserve">: </w:t>
+      </w:r>
+      <w:r>
+        <w:rPr>
+          <w:rFonts w:hint="eastAsia"/>
+          <w:rtl/>
+        </w:rPr>
+        <w:t>כבר</w:t>
+      </w:r>
+      <w:r>
+        <w:rPr>
+          <w:rtl/>
+        </w:rPr>
+        <w:t xml:space="preserve"> </w:t>
+      </w:r>
+      <w:r>
+        <w:rPr>
+          <w:rFonts w:hint="eastAsia"/>
+          <w:rtl/>
+        </w:rPr>
+        <w:t>הסברנו</w:t>
+      </w:r>
+      <w:r>
+        <w:rPr>
+          <w:rtl/>
+        </w:rPr>
+        <w:t xml:space="preserve"> </w:t>
+      </w:r>
+      <w:r>
+        <w:rPr>
+          <w:rFonts w:hint="eastAsia"/>
+          <w:rtl/>
+        </w:rPr>
+        <w:t>שלא</w:t>
+      </w:r>
+      <w:r>
+        <w:rPr>
+          <w:rtl/>
+        </w:rPr>
+        <w:t xml:space="preserve"> </w:t>
+      </w:r>
+      <w:r>
+        <w:rPr>
+          <w:rFonts w:hint="eastAsia"/>
+          <w:rtl/>
+        </w:rPr>
+        <w:t>קיים</w:t>
+      </w:r>
+      <w:r>
+        <w:rPr>
+          <w:rtl/>
+        </w:rPr>
+        <w:t xml:space="preserve">, </w:t>
+      </w:r>
+      <w:r>
+        <w:rPr>
+          <w:rFonts w:hint="eastAsia"/>
+          <w:rtl/>
+        </w:rPr>
+        <w:t>למה</w:t>
+      </w:r>
+      <w:r>
+        <w:rPr>
+          <w:rtl/>
+        </w:rPr>
+        <w:t xml:space="preserve"> </w:t>
+      </w:r>
+      <w:r>
+        <w:rPr>
+          <w:rFonts w:hint="eastAsia"/>
+          <w:rtl/>
+        </w:rPr>
+        <w:t>לציין</w:t>
+      </w:r>
+      <w:r>
+        <w:rPr>
+          <w:rtl/>
+        </w:rPr>
+        <w:t xml:space="preserve"> </w:t>
+      </w:r>
+      <w:r>
+        <w:rPr>
+          <w:rFonts w:hint="eastAsia"/>
+          <w:rtl/>
+        </w:rPr>
+        <w:t>בטבלה</w:t>
+      </w:r>
+      <w:r>
+        <w:rPr>
+          <w:rtl/>
+        </w:rPr>
+        <w:t xml:space="preserve"> </w:t>
+      </w:r>
+      <w:r>
+        <w:rPr>
+          <w:rFonts w:hint="eastAsia"/>
+          <w:rtl/>
+        </w:rPr>
+        <w:t>את</w:t>
+      </w:r>
+      <w:r>
+        <w:rPr>
+          <w:rtl/>
+        </w:rPr>
+        <w:t xml:space="preserve"> </w:t>
+      </w:r>
+      <w:r>
+        <w:rPr>
+          <w:rFonts w:hint="eastAsia"/>
+          <w:rtl/>
+        </w:rPr>
+        <w:t>השם</w:t>
+      </w:r>
+      <w:r>
+        <w:rPr>
+          <w:rtl/>
+        </w:rPr>
+        <w:t xml:space="preserve"> </w:t>
+      </w:r>
+      <w:r>
+        <w:rPr>
+          <w:rFonts w:hint="eastAsia"/>
+          <w:rtl/>
+        </w:rPr>
+        <w:t>שלו</w:t>
+      </w:r>
+      <w:r>
+        <w:rPr>
+          <w:rtl/>
+        </w:rPr>
+        <w:t xml:space="preserve"> </w:t>
+      </w:r>
+      <w:r>
+        <w:rPr>
+          <w:rFonts w:hint="eastAsia"/>
+          <w:rtl/>
+        </w:rPr>
+        <w:t>שוב</w:t>
+      </w:r>
+      <w:r>
+        <w:rPr>
+          <w:rtl/>
+        </w:rPr>
+        <w:t xml:space="preserve"> </w:t>
+      </w:r>
+      <w:r>
+        <w:rPr>
+          <w:rFonts w:hint="eastAsia"/>
+          <w:rtl/>
+        </w:rPr>
+        <w:t>ואז</w:t>
+      </w:r>
+      <w:r>
+        <w:rPr>
+          <w:rtl/>
+        </w:rPr>
+        <w:t xml:space="preserve"> </w:t>
+      </w:r>
+      <w:r>
+        <w:rPr>
+          <w:rFonts w:hint="eastAsia"/>
+          <w:rtl/>
+        </w:rPr>
+        <w:t>לא</w:t>
+      </w:r>
+      <w:r>
+        <w:rPr>
+          <w:rtl/>
+        </w:rPr>
+        <w:t xml:space="preserve"> </w:t>
+      </w:r>
+      <w:r>
+        <w:rPr>
+          <w:rFonts w:hint="eastAsia"/>
+          <w:rtl/>
+        </w:rPr>
+        <w:t>קיים</w:t>
+      </w:r>
+      <w:r>
+        <w:rPr>
+          <w:rtl/>
+        </w:rPr>
+        <w:t xml:space="preserve">? </w:t>
+      </w:r>
+      <w:r>
+        <w:rPr>
+          <w:rFonts w:hint="eastAsia"/>
+          <w:rtl/>
+        </w:rPr>
+        <w:t>לדעתי</w:t>
+      </w:r>
+      <w:r>
+        <w:rPr>
+          <w:rtl/>
+        </w:rPr>
+        <w:t xml:space="preserve"> </w:t>
+      </w:r>
+      <w:r>
+        <w:rPr>
+          <w:rFonts w:hint="eastAsia"/>
+          <w:rtl/>
+        </w:rPr>
+        <w:t>פשוט</w:t>
+      </w:r>
+      <w:r>
+        <w:rPr>
+          <w:rtl/>
+        </w:rPr>
+        <w:t xml:space="preserve"> </w:t>
+      </w:r>
+      <w:r>
+        <w:rPr>
+          <w:rFonts w:hint="eastAsia"/>
+          <w:rtl/>
+        </w:rPr>
+        <w:t>להוריד</w:t>
+      </w:r>
+      <w:r>
+        <w:rPr>
+          <w:rtl/>
+        </w:rPr>
+        <w:t xml:space="preserve">. </w:t>
+      </w:r>
+      <w:r>
+        <w:rPr>
+          <w:rFonts w:hint="eastAsia"/>
+          <w:rtl/>
+        </w:rPr>
+        <w:t>זה</w:t>
+      </w:r>
+      <w:r>
+        <w:rPr>
+          <w:rtl/>
+        </w:rPr>
+        <w:t xml:space="preserve"> </w:t>
+      </w:r>
+      <w:r>
+        <w:rPr>
+          <w:rFonts w:hint="eastAsia"/>
+          <w:rtl/>
+        </w:rPr>
+        <w:t>מרגיש</w:t>
+      </w:r>
+      <w:r>
+        <w:rPr>
+          <w:rtl/>
+        </w:rPr>
+        <w:t xml:space="preserve"> </w:t>
+      </w:r>
+      <w:r>
+        <w:rPr>
+          <w:rFonts w:hint="eastAsia"/>
+          <w:rtl/>
+        </w:rPr>
+        <w:t>כמו</w:t>
+      </w:r>
+      <w:r>
+        <w:rPr>
+          <w:rtl/>
+        </w:rPr>
+        <w:t xml:space="preserve"> </w:t>
+      </w:r>
+      <w:r>
+        <w:rPr>
+          <w:rFonts w:hint="eastAsia"/>
+          <w:rtl/>
+        </w:rPr>
+        <w:t>הדגשה</w:t>
+      </w:r>
+      <w:r>
+        <w:rPr>
+          <w:rtl/>
+        </w:rPr>
+        <w:t xml:space="preserve"> </w:t>
+      </w:r>
+      <w:r>
+        <w:rPr>
+          <w:rFonts w:hint="eastAsia"/>
+          <w:rtl/>
+        </w:rPr>
+        <w:t>נוספת</w:t>
+      </w:r>
+      <w:r>
+        <w:rPr>
+          <w:rtl/>
+        </w:rPr>
+        <w:t xml:space="preserve"> </w:t>
+      </w:r>
+      <w:r>
+        <w:rPr>
+          <w:rFonts w:hint="eastAsia"/>
+          <w:rtl/>
+        </w:rPr>
+        <w:t>לבודק</w:t>
+      </w:r>
+      <w:r>
+        <w:rPr>
+          <w:rtl/>
+        </w:rPr>
+        <w:t xml:space="preserve"> </w:t>
+      </w:r>
+      <w:r>
+        <w:rPr>
+          <w:rFonts w:hint="eastAsia"/>
+          <w:rtl/>
+        </w:rPr>
+        <w:t>מהצורה</w:t>
+      </w:r>
+      <w:r>
+        <w:rPr>
+          <w:rtl/>
+        </w:rPr>
+        <w:t xml:space="preserve"> </w:t>
+      </w:r>
+      <w:r>
+        <w:rPr>
+          <w:rFonts w:hint="eastAsia"/>
+          <w:rtl/>
+        </w:rPr>
+        <w:t>של</w:t>
+      </w:r>
+      <w:r>
+        <w:rPr>
+          <w:rtl/>
+        </w:rPr>
+        <w:t xml:space="preserve"> "</w:t>
+      </w:r>
+      <w:r>
+        <w:rPr>
+          <w:rFonts w:hint="eastAsia"/>
+          <w:rtl/>
+        </w:rPr>
+        <w:t>הדפוס</w:t>
+      </w:r>
+      <w:r>
+        <w:rPr>
+          <w:rtl/>
+        </w:rPr>
+        <w:t xml:space="preserve"> </w:t>
+      </w:r>
+      <w:r>
+        <w:rPr>
+          <w:rFonts w:hint="eastAsia"/>
+          <w:rtl/>
+        </w:rPr>
+        <w:t>הזה</w:t>
+      </w:r>
+      <w:r>
+        <w:rPr>
+          <w:rtl/>
+        </w:rPr>
+        <w:t xml:space="preserve"> </w:t>
+      </w:r>
+      <w:r>
+        <w:rPr>
+          <w:rFonts w:hint="eastAsia"/>
+          <w:rtl/>
+        </w:rPr>
+        <w:t>שאתה</w:t>
+      </w:r>
+      <w:r>
+        <w:rPr>
+          <w:rtl/>
+        </w:rPr>
+        <w:t xml:space="preserve"> </w:t>
+      </w:r>
+      <w:r>
+        <w:rPr>
+          <w:rFonts w:hint="eastAsia"/>
+          <w:rtl/>
+        </w:rPr>
+        <w:t>מצפה</w:t>
+      </w:r>
+      <w:r>
+        <w:rPr>
+          <w:rtl/>
+        </w:rPr>
+        <w:t xml:space="preserve"> </w:t>
+      </w:r>
+      <w:r>
+        <w:rPr>
+          <w:rFonts w:hint="eastAsia"/>
+          <w:rtl/>
+        </w:rPr>
+        <w:t>לראות</w:t>
+      </w:r>
+      <w:r>
+        <w:rPr>
+          <w:rtl/>
+        </w:rPr>
+        <w:t xml:space="preserve"> </w:t>
+      </w:r>
+      <w:r>
+        <w:rPr>
+          <w:rFonts w:hint="eastAsia"/>
+          <w:rtl/>
+        </w:rPr>
+        <w:t>בעבודה</w:t>
+      </w:r>
+      <w:r>
+        <w:rPr>
+          <w:rtl/>
+        </w:rPr>
+        <w:t xml:space="preserve"> -&gt; </w:t>
+      </w:r>
+      <w:r>
+        <w:rPr>
+          <w:rFonts w:hint="eastAsia"/>
+          <w:rtl/>
+        </w:rPr>
+        <w:t>אז</w:t>
+      </w:r>
+      <w:r>
+        <w:rPr>
+          <w:rtl/>
+        </w:rPr>
+        <w:t xml:space="preserve"> </w:t>
+      </w:r>
+      <w:r>
+        <w:rPr>
+          <w:rFonts w:hint="eastAsia"/>
+          <w:rtl/>
+        </w:rPr>
+        <w:t>לא</w:t>
+      </w:r>
+      <w:r>
+        <w:rPr>
+          <w:rtl/>
+        </w:rPr>
+        <w:t xml:space="preserve"> </w:t>
+      </w:r>
+      <w:r>
+        <w:rPr>
+          <w:rFonts w:hint="eastAsia"/>
+          <w:rtl/>
+        </w:rPr>
+        <w:t>השתמשנו</w:t>
+      </w:r>
+      <w:r>
+        <w:rPr>
+          <w:rtl/>
+        </w:rPr>
+        <w:t xml:space="preserve"> </w:t>
+      </w:r>
+      <w:r>
+        <w:rPr>
+          <w:rFonts w:hint="eastAsia"/>
+          <w:rtl/>
+        </w:rPr>
+        <w:t>בו</w:t>
+      </w:r>
+      <w:r>
+        <w:rPr>
+          <w:rtl/>
+        </w:rPr>
+        <w:t xml:space="preserve">. </w:t>
+      </w:r>
+      <w:r>
+        <w:rPr>
+          <w:rFonts w:hint="eastAsia"/>
+          <w:rtl/>
+        </w:rPr>
+        <w:t>רצינו</w:t>
+      </w:r>
+      <w:r>
+        <w:rPr>
+          <w:rtl/>
+        </w:rPr>
+        <w:t xml:space="preserve"> </w:t>
+      </w:r>
+      <w:r>
+        <w:rPr>
+          <w:rFonts w:hint="eastAsia"/>
+          <w:rtl/>
+        </w:rPr>
+        <w:t>להזכיר</w:t>
+      </w:r>
+      <w:r>
+        <w:rPr>
+          <w:rtl/>
+        </w:rPr>
+        <w:t xml:space="preserve"> </w:t>
+      </w:r>
+      <w:r>
+        <w:rPr>
+          <w:rFonts w:hint="eastAsia"/>
+          <w:rtl/>
+        </w:rPr>
+        <w:t>לך</w:t>
+      </w:r>
+      <w:r>
+        <w:rPr>
+          <w:rtl/>
+        </w:rPr>
+        <w:t xml:space="preserve"> </w:t>
+      </w:r>
+      <w:r>
+        <w:rPr>
+          <w:rFonts w:hint="eastAsia"/>
+          <w:rtl/>
+        </w:rPr>
+        <w:t>את</w:t>
+      </w:r>
+      <w:r>
+        <w:rPr>
+          <w:rtl/>
+        </w:rPr>
+        <w:t xml:space="preserve"> </w:t>
+      </w:r>
+      <w:r>
+        <w:rPr>
+          <w:rFonts w:hint="eastAsia"/>
+          <w:rtl/>
+        </w:rPr>
+        <w:t>זה</w:t>
+      </w:r>
+      <w:r>
+        <w:rPr>
+          <w:rtl/>
+        </w:rPr>
+        <w:t xml:space="preserve"> </w:t>
+      </w:r>
+      <w:r>
+        <w:rPr>
+          <w:rFonts w:hint="eastAsia"/>
+          <w:rtl/>
+        </w:rPr>
+        <w:t>פעם</w:t>
+      </w:r>
+      <w:r>
+        <w:rPr>
+          <w:rtl/>
+        </w:rPr>
+        <w:t xml:space="preserve"> </w:t>
+      </w:r>
+      <w:r>
+        <w:rPr>
+          <w:rFonts w:hint="eastAsia"/>
+          <w:rtl/>
+        </w:rPr>
+        <w:t>נוספת</w:t>
+      </w:r>
+      <w:r>
+        <w:rPr>
+          <w:rtl/>
+        </w:rPr>
+        <w:t>.".</w:t>
+      </w:r>
+    </w:p>
+  </w:comment>
+  <w:comment w:id="262" w:author="Ofek Rotem" w:date="2026-09-05T19:46:00Z" w:initials="OR">
+    <w:p>
+      <w:pPr>
+        <w:pStyle w:val="af1"/>
+        <w:jc w:val="right"/>
+      </w:pPr>
+      <w:r>
+        <w:rPr>
+          <w:rStyle w:val="af0"/>
+        </w:rPr>
+        <w:annotationRef/>
+      </w:r>
+      <w:r>
+        <w:rPr>
+          <w:rFonts w:hint="eastAsia"/>
+          <w:rtl/>
+        </w:rPr>
+        <w:t>לבדוק</w:t>
+      </w:r>
+      <w:r>
+        <w:rPr>
+          <w:rtl/>
+        </w:rPr>
+        <w:t xml:space="preserve">: </w:t>
+      </w:r>
+      <w:r>
+        <w:rPr>
+          <w:rFonts w:hint="eastAsia"/>
+          <w:rtl/>
+        </w:rPr>
+        <w:t>האם</w:t>
+      </w:r>
+      <w:r>
+        <w:rPr>
+          <w:rtl/>
+        </w:rPr>
+        <w:t xml:space="preserve"> </w:t>
+      </w:r>
+      <w:r>
+        <w:rPr>
+          <w:rFonts w:hint="eastAsia"/>
+          <w:rtl/>
+        </w:rPr>
+        <w:t>באמת</w:t>
+      </w:r>
+      <w:r>
+        <w:rPr>
+          <w:rtl/>
+        </w:rPr>
+        <w:t xml:space="preserve"> </w:t>
+      </w:r>
+      <w:r>
+        <w:rPr>
+          <w:rFonts w:hint="eastAsia"/>
+          <w:rtl/>
+        </w:rPr>
+        <w:t>מציג</w:t>
+      </w:r>
+      <w:r>
+        <w:rPr>
+          <w:rtl/>
+        </w:rPr>
+        <w:t>?</w:t>
       </w:r>
     </w:p>
   </w:comment>
@@ -59898,6 +68047,36 @@
   <w15:commentEx w15:paraId="797076B6" w15:done="0"/>
   <w15:commentEx w15:paraId="73A03845" w15:done="0"/>
   <w15:commentEx w15:paraId="59C8A589" w15:done="0"/>
+  <w15:commentEx w15:paraId="6A0591D5" w15:done="0"/>
+  <w15:commentEx w15:paraId="4F2643AF" w15:done="0"/>
+  <w15:commentEx w15:paraId="6FDE2139" w15:done="0"/>
+  <w15:commentEx w15:paraId="16DB37E4" w15:done="0"/>
+  <w15:commentEx w15:paraId="2651715D" w15:done="0"/>
+  <w15:commentEx w15:paraId="5F60F008" w15:done="0"/>
+  <w15:commentEx w15:paraId="3B52E18B" w15:done="0"/>
+  <w15:commentEx w15:paraId="1A43AE45" w15:done="0"/>
+  <w15:commentEx w15:paraId="58CE1F05" w15:done="0"/>
+  <w15:commentEx w15:paraId="54F13288" w15:done="0"/>
+  <w15:commentEx w15:paraId="625B3BA7" w15:done="0"/>
+  <w15:commentEx w15:paraId="49610814" w15:done="0"/>
+  <w15:commentEx w15:paraId="4C7AAC98" w15:done="0"/>
+  <w15:commentEx w15:paraId="3EE6063B" w15:done="0"/>
+  <w15:commentEx w15:paraId="5C8A5E1E" w15:done="0"/>
+  <w15:commentEx w15:paraId="63A86946" w15:done="0"/>
+  <w15:commentEx w15:paraId="07A1C785" w15:done="0"/>
+  <w15:commentEx w15:paraId="59E0C29E" w15:done="0"/>
+  <w15:commentEx w15:paraId="54DDBE8B" w15:done="0"/>
+  <w15:commentEx w15:paraId="3D6E0D5F" w15:done="0"/>
+  <w15:commentEx w15:paraId="6283882B" w15:done="0"/>
+  <w15:commentEx w15:paraId="107D47A8" w15:done="0"/>
+  <w15:commentEx w15:paraId="29771DF2" w15:done="0"/>
+  <w15:commentEx w15:paraId="18CF5058" w15:done="0"/>
+  <w15:commentEx w15:paraId="4E2E0186" w15:done="0"/>
+  <w15:commentEx w15:paraId="1D9102CF" w15:done="0"/>
+  <w15:commentEx w15:paraId="5C882BAE" w15:done="0"/>
+  <w15:commentEx w15:paraId="24C67780" w15:done="0"/>
+  <w15:commentEx w15:paraId="1D2A892E" w15:done="0"/>
+  <w15:commentEx w15:paraId="5895BB93" w15:done="0"/>
 </w15:commentsEx>
 </file>
 
@@ -60027,6 +68206,36 @@
   <w16cex:commentExtensible w16cex:durableId="71AA78B2" w16cex:dateUtc="2026-09-05T15:41:00Z"/>
   <w16cex:commentExtensible w16cex:durableId="088F5708" w16cex:dateUtc="2026-09-05T15:42:00Z"/>
   <w16cex:commentExtensible w16cex:durableId="4267010D" w16cex:dateUtc="2026-09-05T15:43:00Z"/>
+  <w16cex:commentExtensible w16cex:durableId="016707FF" w16cex:dateUtc="2026-09-05T16:06:00Z"/>
+  <w16cex:commentExtensible w16cex:durableId="63321506" w16cex:dateUtc="2026-09-05T16:06:00Z"/>
+  <w16cex:commentExtensible w16cex:durableId="3C94C2A5" w16cex:dateUtc="2026-09-05T16:08:00Z"/>
+  <w16cex:commentExtensible w16cex:durableId="1169219D" w16cex:dateUtc="2026-09-05T16:09:00Z"/>
+  <w16cex:commentExtensible w16cex:durableId="632497A4" w16cex:dateUtc="2026-09-05T16:11:00Z"/>
+  <w16cex:commentExtensible w16cex:durableId="19CA6DDB" w16cex:dateUtc="2026-09-05T16:12:00Z"/>
+  <w16cex:commentExtensible w16cex:durableId="0690F6D2" w16cex:dateUtc="2026-09-05T16:13:00Z"/>
+  <w16cex:commentExtensible w16cex:durableId="36C505FC" w16cex:dateUtc="2026-09-05T16:13:00Z"/>
+  <w16cex:commentExtensible w16cex:durableId="09EB392A" w16cex:dateUtc="2026-09-05T16:16:00Z"/>
+  <w16cex:commentExtensible w16cex:durableId="4298F28A" w16cex:dateUtc="2026-09-05T16:16:00Z"/>
+  <w16cex:commentExtensible w16cex:durableId="080CF7FE" w16cex:dateUtc="2026-09-05T16:17:00Z"/>
+  <w16cex:commentExtensible w16cex:durableId="68CEC35E" w16cex:dateUtc="2026-09-05T16:18:00Z"/>
+  <w16cex:commentExtensible w16cex:durableId="73C78434" w16cex:dateUtc="2026-09-05T16:20:00Z"/>
+  <w16cex:commentExtensible w16cex:durableId="42346805" w16cex:dateUtc="2026-09-05T16:19:00Z"/>
+  <w16cex:commentExtensible w16cex:durableId="7817F2E0" w16cex:dateUtc="2026-09-05T16:23:00Z"/>
+  <w16cex:commentExtensible w16cex:durableId="5074FBDA" w16cex:dateUtc="2026-09-05T16:24:00Z"/>
+  <w16cex:commentExtensible w16cex:durableId="3068B250" w16cex:dateUtc="2026-09-05T16:22:00Z"/>
+  <w16cex:commentExtensible w16cex:durableId="047DD420" w16cex:dateUtc="2026-09-05T16:25:00Z"/>
+  <w16cex:commentExtensible w16cex:durableId="5161001E" w16cex:dateUtc="2026-09-05T16:27:00Z"/>
+  <w16cex:commentExtensible w16cex:durableId="43F0A1AF" w16cex:dateUtc="2026-09-05T16:29:00Z"/>
+  <w16cex:commentExtensible w16cex:durableId="43C4210B" w16cex:dateUtc="2026-09-05T16:31:00Z"/>
+  <w16cex:commentExtensible w16cex:durableId="7AA0BDF3" w16cex:dateUtc="2026-09-05T16:33:00Z"/>
+  <w16cex:commentExtensible w16cex:durableId="1AEDAB0E" w16cex:dateUtc="2026-09-05T16:34:00Z"/>
+  <w16cex:commentExtensible w16cex:durableId="52E7780A" w16cex:dateUtc="2026-09-05T16:36:00Z"/>
+  <w16cex:commentExtensible w16cex:durableId="251ECAC8" w16cex:dateUtc="2026-09-05T16:38:00Z"/>
+  <w16cex:commentExtensible w16cex:durableId="00577D27" w16cex:dateUtc="2026-09-05T16:40:00Z"/>
+  <w16cex:commentExtensible w16cex:durableId="4383DD48" w16cex:dateUtc="2026-09-05T16:40:00Z"/>
+  <w16cex:commentExtensible w16cex:durableId="6026695A" w16cex:dateUtc="2026-09-05T16:43:00Z"/>
+  <w16cex:commentExtensible w16cex:durableId="5AA3383C" w16cex:dateUtc="2026-09-05T16:44:00Z"/>
+  <w16cex:commentExtensible w16cex:durableId="57380AE8" w16cex:dateUtc="2026-09-05T16:46:00Z"/>
 </w16cex:commentsExtensible>
 </file>
 
@@ -60156,6 +68365,36 @@
   <w16cid:commentId w16cid:paraId="797076B6" w16cid:durableId="71AA78B2"/>
   <w16cid:commentId w16cid:paraId="73A03845" w16cid:durableId="088F5708"/>
   <w16cid:commentId w16cid:paraId="59C8A589" w16cid:durableId="4267010D"/>
+  <w16cid:commentId w16cid:paraId="6A0591D5" w16cid:durableId="016707FF"/>
+  <w16cid:commentId w16cid:paraId="4F2643AF" w16cid:durableId="63321506"/>
+  <w16cid:commentId w16cid:paraId="6FDE2139" w16cid:durableId="3C94C2A5"/>
+  <w16cid:commentId w16cid:paraId="16DB37E4" w16cid:durableId="1169219D"/>
+  <w16cid:commentId w16cid:paraId="2651715D" w16cid:durableId="632497A4"/>
+  <w16cid:commentId w16cid:paraId="5F60F008" w16cid:durableId="19CA6DDB"/>
+  <w16cid:commentId w16cid:paraId="3B52E18B" w16cid:durableId="0690F6D2"/>
+  <w16cid:commentId w16cid:paraId="1A43AE45" w16cid:durableId="36C505FC"/>
+  <w16cid:commentId w16cid:paraId="58CE1F05" w16cid:durableId="09EB392A"/>
+  <w16cid:commentId w16cid:paraId="54F13288" w16cid:durableId="4298F28A"/>
+  <w16cid:commentId w16cid:paraId="625B3BA7" w16cid:durableId="080CF7FE"/>
+  <w16cid:commentId w16cid:paraId="49610814" w16cid:durableId="68CEC35E"/>
+  <w16cid:commentId w16cid:paraId="4C7AAC98" w16cid:durableId="73C78434"/>
+  <w16cid:commentId w16cid:paraId="3EE6063B" w16cid:durableId="42346805"/>
+  <w16cid:commentId w16cid:paraId="5C8A5E1E" w16cid:durableId="7817F2E0"/>
+  <w16cid:commentId w16cid:paraId="63A86946" w16cid:durableId="5074FBDA"/>
+  <w16cid:commentId w16cid:paraId="07A1C785" w16cid:durableId="3068B250"/>
+  <w16cid:commentId w16cid:paraId="59E0C29E" w16cid:durableId="047DD420"/>
+  <w16cid:commentId w16cid:paraId="54DDBE8B" w16cid:durableId="5161001E"/>
+  <w16cid:commentId w16cid:paraId="3D6E0D5F" w16cid:durableId="43F0A1AF"/>
+  <w16cid:commentId w16cid:paraId="6283882B" w16cid:durableId="43C4210B"/>
+  <w16cid:commentId w16cid:paraId="107D47A8" w16cid:durableId="7AA0BDF3"/>
+  <w16cid:commentId w16cid:paraId="29771DF2" w16cid:durableId="1AEDAB0E"/>
+  <w16cid:commentId w16cid:paraId="18CF5058" w16cid:durableId="52E7780A"/>
+  <w16cid:commentId w16cid:paraId="4E2E0186" w16cid:durableId="251ECAC8"/>
+  <w16cid:commentId w16cid:paraId="1D9102CF" w16cid:durableId="00577D27"/>
+  <w16cid:commentId w16cid:paraId="5C882BAE" w16cid:durableId="4383DD48"/>
+  <w16cid:commentId w16cid:paraId="24C67780" w16cid:durableId="6026695A"/>
+  <w16cid:commentId w16cid:paraId="1D2A892E" w16cid:durableId="5AA3383C"/>
+  <w16cid:commentId w16cid:paraId="5895BB93" w16cid:durableId="57380AE8"/>
 </w16cid:commentsIds>
 </file>
 
